--- a/spa/docx/016.content.docx
+++ b/spa/docx/016.content.docx
@@ -19,7 +19,7 @@
         <w:rPr>
           <w:lang w:val="es_ES" w:bidi="es_ES"/>
         </w:rPr>
-        <w:t>Resource: Tyndale Open Study Notes</w:t>
+        <w:t>Resource: Aquifer Open Study Notes (Profiles)</w:t>
       </w:r>
       <w:r>
         <w:rPr>
@@ -112,7 +112,7 @@
         <w:rPr>
           <w:lang w:val="es_ES" w:bidi="es_ES"/>
         </w:rPr>
-        <w:t>Tyndale Open Study Notes</w:t>
+        <w:t>Aquifer Open Study Notes (Profiles)</w:t>
       </w:r>
     </w:p>
     <w:p>

--- a/spa/docx/016.content.docx
+++ b/spa/docx/016.content.docx
@@ -233,144 +233,96 @@
         </w:rPr>
         <w:t>Sadoc fue una figura clave en la historia del sacerdocio de Israel. Aparece por primera vez en el relato de 2 Samuel (</w:t>
       </w:r>
-      <w:hyperlink r:id="rId13">
-        <w:r>
-          <w:rPr>
-            <w:lang w:val="es_ES" w:bidi="es_ES"/>
-          </w:rPr>
-          <w:rPr>
-            <w:color w:val="0000EE"/>
-            <w:u w:val="single"/>
-          </w:rPr>
-          <w:t>2 Samuel 8:17</w:t>
-        </w:r>
-      </w:hyperlink>
+      <w:r>
+        <w:rPr>
+          <w:lang w:val="es_ES" w:bidi="es_ES"/>
+        </w:rPr>
+        <w:t>2 Samuel 8:17</w:t>
+      </w:r>
       <w:r>
         <w:rPr>
           <w:lang w:val="es_ES" w:bidi="es_ES"/>
         </w:rPr>
         <w:t>). Algunos estudiosos piensan que podría no haber nacido en una familia sacerdotal. Sin embargo, la Biblia afirma que era descendiente de Aarón (</w:t>
       </w:r>
-      <w:hyperlink r:id="rId14">
-        <w:r>
-          <w:rPr>
-            <w:lang w:val="es_ES" w:bidi="es_ES"/>
-          </w:rPr>
-          <w:rPr>
-            <w:color w:val="0000EE"/>
-            <w:u w:val="single"/>
-          </w:rPr>
-          <w:t>1 Crónicas 6:1–15</w:t>
-        </w:r>
-      </w:hyperlink>
+      <w:r>
+        <w:rPr>
+          <w:lang w:val="es_ES" w:bidi="es_ES"/>
+        </w:rPr>
+        <w:t>1 Crónicas 6:1–15</w:t>
+      </w:r>
       <w:r>
         <w:rPr>
           <w:lang w:val="es_ES" w:bidi="es_ES"/>
         </w:rPr>
         <w:t xml:space="preserve">, </w:t>
       </w:r>
-      <w:hyperlink r:id="rId15">
-        <w:r>
-          <w:rPr>
-            <w:lang w:val="es_ES" w:bidi="es_ES"/>
-          </w:rPr>
-          <w:rPr>
-            <w:color w:val="0000EE"/>
-            <w:u w:val="single"/>
-          </w:rPr>
-          <w:t>50–53</w:t>
-        </w:r>
-      </w:hyperlink>
+      <w:r>
+        <w:rPr>
+          <w:lang w:val="es_ES" w:bidi="es_ES"/>
+        </w:rPr>
+        <w:t>50–53</w:t>
+      </w:r>
       <w:r>
         <w:rPr>
           <w:lang w:val="es_ES" w:bidi="es_ES"/>
         </w:rPr>
         <w:t>). La línea familiar de Sadoc se remonta a Eleazar, el hijo de Aarón (</w:t>
       </w:r>
-      <w:hyperlink r:id="rId16">
-        <w:r>
-          <w:rPr>
-            <w:lang w:val="es_ES" w:bidi="es_ES"/>
-          </w:rPr>
-          <w:rPr>
-            <w:color w:val="0000EE"/>
-            <w:u w:val="single"/>
-          </w:rPr>
-          <w:t>1 Crónicas 6:4–8,</w:t>
-        </w:r>
-      </w:hyperlink>
-      <w:r>
-        <w:rPr>
-          <w:lang w:val="es_ES" w:bidi="es_ES"/>
-        </w:rPr>
-        <w:t xml:space="preserve"> </w:t>
-      </w:r>
-      <w:hyperlink r:id="rId17">
-        <w:r>
-          <w:rPr>
-            <w:lang w:val="es_ES" w:bidi="es_ES"/>
-          </w:rPr>
-          <w:rPr>
-            <w:color w:val="0000EE"/>
-            <w:u w:val="single"/>
-          </w:rPr>
-          <w:t>24:3,</w:t>
-        </w:r>
-      </w:hyperlink>
-      <w:r>
-        <w:rPr>
-          <w:lang w:val="es_ES" w:bidi="es_ES"/>
-        </w:rPr>
-        <w:t xml:space="preserve"> </w:t>
-      </w:r>
-      <w:hyperlink r:id="rId18">
-        <w:r>
-          <w:rPr>
-            <w:lang w:val="es_ES" w:bidi="es_ES"/>
-          </w:rPr>
-          <w:rPr>
-            <w:color w:val="0000EE"/>
-            <w:u w:val="single"/>
-          </w:rPr>
-          <w:t>Esdras 7:2–5</w:t>
-        </w:r>
-      </w:hyperlink>
+      <w:r>
+        <w:rPr>
+          <w:lang w:val="es_ES" w:bidi="es_ES"/>
+        </w:rPr>
+        <w:t>1 Crónicas 6:4–8,</w:t>
+      </w:r>
+      <w:r>
+        <w:rPr>
+          <w:lang w:val="es_ES" w:bidi="es_ES"/>
+        </w:rPr>
+        <w:t xml:space="preserve"> </w:t>
+      </w:r>
+      <w:r>
+        <w:rPr>
+          <w:lang w:val="es_ES" w:bidi="es_ES"/>
+        </w:rPr>
+        <w:t>24:3,</w:t>
+      </w:r>
+      <w:r>
+        <w:rPr>
+          <w:lang w:val="es_ES" w:bidi="es_ES"/>
+        </w:rPr>
+        <w:t xml:space="preserve"> </w:t>
+      </w:r>
+      <w:r>
+        <w:rPr>
+          <w:lang w:val="es_ES" w:bidi="es_ES"/>
+        </w:rPr>
+        <w:t>Esdras 7:2–5</w:t>
+      </w:r>
       <w:r>
         <w:rPr>
           <w:lang w:val="es_ES" w:bidi="es_ES"/>
         </w:rPr>
         <w:t>). Sadoc sirvió junto a Abiathar, un descendiente de Elí. Ambos fueron sacerdotes de Israel bajo el Rey David (</w:t>
       </w:r>
-      <w:hyperlink r:id="rId13">
-        <w:r>
-          <w:rPr>
-            <w:lang w:val="es_ES" w:bidi="es_ES"/>
-          </w:rPr>
-          <w:rPr>
-            <w:color w:val="0000EE"/>
-            <w:u w:val="single"/>
-          </w:rPr>
-          <w:t>2 Samuel 8:17,</w:t>
-        </w:r>
-      </w:hyperlink>
-      <w:r>
-        <w:rPr>
-          <w:lang w:val="es_ES" w:bidi="es_ES"/>
-        </w:rPr>
-        <w:t xml:space="preserve"> </w:t>
-      </w:r>
-      <w:hyperlink r:id="rId19">
-        <w:r>
-          <w:rPr>
-            <w:lang w:val="es_ES" w:bidi="es_ES"/>
-          </w:rPr>
-          <w:rPr>
-            <w:color w:val="0000EE"/>
-            <w:u w:val="single"/>
-          </w:rPr>
-          <w:t>20:25</w:t>
-        </w:r>
-      </w:hyperlink>
+      <w:r>
+        <w:rPr>
+          <w:lang w:val="es_ES" w:bidi="es_ES"/>
+        </w:rPr>
+        <w:t>2 Samuel 8:17,</w:t>
+      </w:r>
+      <w:r>
+        <w:rPr>
+          <w:lang w:val="es_ES" w:bidi="es_ES"/>
+        </w:rPr>
+        <w:t xml:space="preserve"> </w:t>
+      </w:r>
+      <w:r>
+        <w:rPr>
+          <w:lang w:val="es_ES" w:bidi="es_ES"/>
+        </w:rPr>
+        <w:t>20:25</w:t>
+      </w:r>
       <w:r>
         <w:rPr>
           <w:lang w:val="es_ES" w:bidi="es_ES"/>
@@ -391,18 +343,12 @@
         </w:rPr>
         <w:t>Cuando Absalón se rebeló contra el Rey David, tanto Sadoc como Abiathar demostraron su lealtad llevando el Arca hacia él, listos para unirse a él en el exilio (</w:t>
       </w:r>
-      <w:hyperlink r:id="rId20">
-        <w:r>
-          <w:rPr>
-            <w:lang w:val="es_ES" w:bidi="es_ES"/>
-          </w:rPr>
-          <w:rPr>
-            <w:color w:val="0000EE"/>
-            <w:u w:val="single"/>
-          </w:rPr>
-          <w:t>2 Samuel 15:24–29</w:t>
-        </w:r>
-      </w:hyperlink>
+      <w:r>
+        <w:rPr>
+          <w:lang w:val="es_ES" w:bidi="es_ES"/>
+        </w:rPr>
+        <w:t>2 Samuel 15:24–29</w:t>
+      </w:r>
       <w:r>
         <w:rPr>
           <w:lang w:val="es_ES" w:bidi="es_ES"/>
@@ -423,54 +369,36 @@
         </w:rPr>
         <w:t>Más tarde, el hijo de David, Adonías, intentó usurpar el trono de su padre con la ayuda de Joab y Abiathar. Sadoc, con sabiduría, decidió no apoyarlo (</w:t>
       </w:r>
-      <w:hyperlink r:id="rId21">
-        <w:r>
-          <w:rPr>
-            <w:lang w:val="es_ES" w:bidi="es_ES"/>
-          </w:rPr>
-          <w:rPr>
-            <w:color w:val="0000EE"/>
-            <w:u w:val="single"/>
-          </w:rPr>
-          <w:t>1 Reyes 1:5–10</w:t>
-        </w:r>
-      </w:hyperlink>
+      <w:r>
+        <w:rPr>
+          <w:lang w:val="es_ES" w:bidi="es_ES"/>
+        </w:rPr>
+        <w:t>1 Reyes 1:5–10</w:t>
+      </w:r>
       <w:r>
         <w:rPr>
           <w:lang w:val="es_ES" w:bidi="es_ES"/>
         </w:rPr>
         <w:t>). Abiathar fue desterrado (</w:t>
       </w:r>
-      <w:hyperlink r:id="rId22">
-        <w:r>
-          <w:rPr>
-            <w:lang w:val="es_ES" w:bidi="es_ES"/>
-          </w:rPr>
-          <w:rPr>
-            <w:color w:val="0000EE"/>
-            <w:u w:val="single"/>
-          </w:rPr>
-          <w:t>1 Reyes 2:26–27</w:t>
-        </w:r>
-      </w:hyperlink>
+      <w:r>
+        <w:rPr>
+          <w:lang w:val="es_ES" w:bidi="es_ES"/>
+        </w:rPr>
+        <w:t>1 Reyes 2:26–27</w:t>
+      </w:r>
       <w:r>
         <w:rPr>
           <w:lang w:val="es_ES" w:bidi="es_ES"/>
         </w:rPr>
         <w:t>), cumpliendo así la profecía de que la familia de Elí perdería el sacerdocio (</w:t>
       </w:r>
-      <w:hyperlink r:id="rId23">
-        <w:r>
-          <w:rPr>
-            <w:lang w:val="es_ES" w:bidi="es_ES"/>
-          </w:rPr>
-          <w:rPr>
-            <w:color w:val="0000EE"/>
-            <w:u w:val="single"/>
-          </w:rPr>
-          <w:t>1 Samuel 2:27–36</w:t>
-        </w:r>
-      </w:hyperlink>
+      <w:r>
+        <w:rPr>
+          <w:lang w:val="es_ES" w:bidi="es_ES"/>
+        </w:rPr>
+        <w:t>1 Samuel 2:27–36</w:t>
+      </w:r>
       <w:r>
         <w:rPr>
           <w:lang w:val="es_ES" w:bidi="es_ES"/>
@@ -489,18 +417,12 @@
         </w:rPr>
         <w:t>" (</w:t>
       </w:r>
-      <w:hyperlink r:id="rId24">
-        <w:r>
-          <w:rPr>
-            <w:lang w:val="es_ES" w:bidi="es_ES"/>
-          </w:rPr>
-          <w:rPr>
-            <w:color w:val="0000EE"/>
-            <w:u w:val="single"/>
-          </w:rPr>
-          <w:t>1 Samuel 2:35</w:t>
-        </w:r>
-      </w:hyperlink>
+      <w:r>
+        <w:rPr>
+          <w:lang w:val="es_ES" w:bidi="es_ES"/>
+        </w:rPr>
+        <w:t>1 Samuel 2:35</w:t>
+      </w:r>
       <w:r>
         <w:rPr>
           <w:lang w:val="es_ES" w:bidi="es_ES"/>
@@ -521,144 +443,96 @@
         </w:rPr>
         <w:t>Sadoc cumplió la profecía y se convirtió en el único sumo sacerdote bajo Salomón (</w:t>
       </w:r>
-      <w:hyperlink r:id="rId25">
-        <w:r>
-          <w:rPr>
-            <w:lang w:val="es_ES" w:bidi="es_ES"/>
-          </w:rPr>
-          <w:rPr>
-            <w:color w:val="0000EE"/>
-            <w:u w:val="single"/>
-          </w:rPr>
-          <w:t>1 Reyes 2:35</w:t>
-        </w:r>
-      </w:hyperlink>
+      <w:r>
+        <w:rPr>
+          <w:lang w:val="es_ES" w:bidi="es_ES"/>
+        </w:rPr>
+        <w:t>1 Reyes 2:35</w:t>
+      </w:r>
       <w:r>
         <w:rPr>
           <w:lang w:val="es_ES" w:bidi="es_ES"/>
         </w:rPr>
         <w:t>). Los descendientes de Sadoc sirvieron como sacerdotes de Israel durante la monarquía y más allá. Azarías, el sacerdote principal durante el reinado de Ezequías, pertenecía a la línea de Sadoc (</w:t>
       </w:r>
-      <w:hyperlink r:id="rId26">
-        <w:r>
-          <w:rPr>
-            <w:lang w:val="es_ES" w:bidi="es_ES"/>
-          </w:rPr>
-          <w:rPr>
-            <w:color w:val="0000EE"/>
-            <w:u w:val="single"/>
-          </w:rPr>
-          <w:t>2 Crónicas 31:10</w:t>
-        </w:r>
-      </w:hyperlink>
+      <w:r>
+        <w:rPr>
+          <w:lang w:val="es_ES" w:bidi="es_ES"/>
+        </w:rPr>
+        <w:t>2 Crónicas 31:10</w:t>
+      </w:r>
       <w:r>
         <w:rPr>
           <w:lang w:val="es_ES" w:bidi="es_ES"/>
         </w:rPr>
         <w:t>). Durante el exilio en Babilonia, la visión de Ezequiel sobre el nuevo templo menciona la línea sacerdotal de Sadoc (</w:t>
       </w:r>
-      <w:hyperlink r:id="rId27">
-        <w:r>
-          <w:rPr>
-            <w:lang w:val="es_ES" w:bidi="es_ES"/>
-          </w:rPr>
-          <w:rPr>
-            <w:color w:val="0000EE"/>
-            <w:u w:val="single"/>
-          </w:rPr>
-          <w:t>Ezequiel 40:46,</w:t>
-        </w:r>
-      </w:hyperlink>
-      <w:r>
-        <w:rPr>
-          <w:lang w:val="es_ES" w:bidi="es_ES"/>
-        </w:rPr>
-        <w:t xml:space="preserve"> </w:t>
-      </w:r>
-      <w:hyperlink r:id="rId28">
-        <w:r>
-          <w:rPr>
-            <w:lang w:val="es_ES" w:bidi="es_ES"/>
-          </w:rPr>
-          <w:rPr>
-            <w:color w:val="0000EE"/>
-            <w:u w:val="single"/>
-          </w:rPr>
-          <w:t>43:19,</w:t>
-        </w:r>
-      </w:hyperlink>
-      <w:r>
-        <w:rPr>
-          <w:lang w:val="es_ES" w:bidi="es_ES"/>
-        </w:rPr>
-        <w:t xml:space="preserve"> </w:t>
-      </w:r>
-      <w:hyperlink r:id="rId29">
-        <w:r>
-          <w:rPr>
-            <w:lang w:val="es_ES" w:bidi="es_ES"/>
-          </w:rPr>
-          <w:rPr>
-            <w:color w:val="0000EE"/>
-            <w:u w:val="single"/>
-          </w:rPr>
-          <w:t>44:15,</w:t>
-        </w:r>
-      </w:hyperlink>
-      <w:r>
-        <w:rPr>
-          <w:lang w:val="es_ES" w:bidi="es_ES"/>
-        </w:rPr>
-        <w:t xml:space="preserve"> </w:t>
-      </w:r>
-      <w:hyperlink r:id="rId30">
-        <w:r>
-          <w:rPr>
-            <w:lang w:val="es_ES" w:bidi="es_ES"/>
-          </w:rPr>
-          <w:rPr>
-            <w:color w:val="0000EE"/>
-            <w:u w:val="single"/>
-          </w:rPr>
-          <w:t>48:11</w:t>
-        </w:r>
-      </w:hyperlink>
+      <w:r>
+        <w:rPr>
+          <w:lang w:val="es_ES" w:bidi="es_ES"/>
+        </w:rPr>
+        <w:t>Ezequiel 40:46,</w:t>
+      </w:r>
+      <w:r>
+        <w:rPr>
+          <w:lang w:val="es_ES" w:bidi="es_ES"/>
+        </w:rPr>
+        <w:t xml:space="preserve"> </w:t>
+      </w:r>
+      <w:r>
+        <w:rPr>
+          <w:lang w:val="es_ES" w:bidi="es_ES"/>
+        </w:rPr>
+        <w:t>43:19,</w:t>
+      </w:r>
+      <w:r>
+        <w:rPr>
+          <w:lang w:val="es_ES" w:bidi="es_ES"/>
+        </w:rPr>
+        <w:t xml:space="preserve"> </w:t>
+      </w:r>
+      <w:r>
+        <w:rPr>
+          <w:lang w:val="es_ES" w:bidi="es_ES"/>
+        </w:rPr>
+        <w:t>44:15,</w:t>
+      </w:r>
+      <w:r>
+        <w:rPr>
+          <w:lang w:val="es_ES" w:bidi="es_ES"/>
+        </w:rPr>
+        <w:t xml:space="preserve"> </w:t>
+      </w:r>
+      <w:r>
+        <w:rPr>
+          <w:lang w:val="es_ES" w:bidi="es_ES"/>
+        </w:rPr>
+        <w:t>48:11</w:t>
+      </w:r>
       <w:r>
         <w:rPr>
           <w:lang w:val="es_ES" w:bidi="es_ES"/>
         </w:rPr>
         <w:t>). A principios del siglo II a.C., cuando los judíos estaban bajo el dominio seléucida, el sumo sacerdocio se convirtió en una posición política y fue arrebatado a los descendientes de Sadoc. Debido a las profecías de Ezequiel, grupos judíos, como aquellos que crearon los Rollos del Mar Muerto, continuaron esperando el regreso de la línea de Sadoc al sumo sacerdocio. El Nuevo Testamento afirma que Jesucristo ahora ocupa el cargo de sumo sacerdote (</w:t>
       </w:r>
-      <w:hyperlink r:id="rId31">
-        <w:r>
-          <w:rPr>
-            <w:lang w:val="es_ES" w:bidi="es_ES"/>
-          </w:rPr>
-          <w:rPr>
-            <w:color w:val="0000EE"/>
-            <w:u w:val="single"/>
-          </w:rPr>
-          <w:t>Hebreos 9:11,</w:t>
-        </w:r>
-      </w:hyperlink>
-      <w:r>
-        <w:rPr>
-          <w:lang w:val="es_ES" w:bidi="es_ES"/>
-        </w:rPr>
-        <w:t xml:space="preserve"> </w:t>
-      </w:r>
-      <w:hyperlink r:id="rId32">
-        <w:r>
-          <w:rPr>
-            <w:lang w:val="es_ES" w:bidi="es_ES"/>
-          </w:rPr>
-          <w:rPr>
-            <w:color w:val="0000EE"/>
-            <w:u w:val="single"/>
-          </w:rPr>
-          <w:t>10:12–25</w:t>
-        </w:r>
-      </w:hyperlink>
+      <w:r>
+        <w:rPr>
+          <w:lang w:val="es_ES" w:bidi="es_ES"/>
+        </w:rPr>
+        <w:t>Hebreos 9:11,</w:t>
+      </w:r>
+      <w:r>
+        <w:rPr>
+          <w:lang w:val="es_ES" w:bidi="es_ES"/>
+        </w:rPr>
+        <w:t xml:space="preserve"> </w:t>
+      </w:r>
+      <w:r>
+        <w:rPr>
+          <w:lang w:val="es_ES" w:bidi="es_ES"/>
+        </w:rPr>
+        <w:t>10:12–25</w:t>
+      </w:r>
       <w:r>
         <w:rPr>
           <w:lang w:val="es_ES" w:bidi="es_ES"/>
@@ -688,198 +562,132 @@
           <w:lang w:val="es_ES" w:bidi="es_ES"/>
         </w:rPr>
       </w:r>
-      <w:hyperlink r:id="rId13">
-        <w:r>
-          <w:rPr>
-            <w:lang w:val="es_ES" w:bidi="es_ES"/>
-          </w:rPr>
-          <w:rPr>
-            <w:color w:val="0000EE"/>
-            <w:u w:val="single"/>
-          </w:rPr>
-          <w:t>2 Samuel 8:17,</w:t>
-        </w:r>
-      </w:hyperlink>
-      <w:r>
-        <w:rPr>
-          <w:lang w:val="es_ES" w:bidi="es_ES"/>
-        </w:rPr>
-        <w:t xml:space="preserve"> </w:t>
-      </w:r>
-      <w:hyperlink r:id="rId33">
-        <w:r>
-          <w:rPr>
-            <w:lang w:val="es_ES" w:bidi="es_ES"/>
-          </w:rPr>
-          <w:rPr>
-            <w:color w:val="0000EE"/>
-            <w:u w:val="single"/>
-          </w:rPr>
-          <w:t>15:23–37,</w:t>
-        </w:r>
-      </w:hyperlink>
-      <w:r>
-        <w:rPr>
-          <w:lang w:val="es_ES" w:bidi="es_ES"/>
-        </w:rPr>
-        <w:t xml:space="preserve"> </w:t>
-      </w:r>
-      <w:hyperlink r:id="rId34">
-        <w:r>
-          <w:rPr>
-            <w:lang w:val="es_ES" w:bidi="es_ES"/>
-          </w:rPr>
-          <w:rPr>
-            <w:color w:val="0000EE"/>
-            <w:u w:val="single"/>
-          </w:rPr>
-          <w:t>1 Reyes 1:5–53,</w:t>
-        </w:r>
-      </w:hyperlink>
-      <w:r>
-        <w:rPr>
-          <w:lang w:val="es_ES" w:bidi="es_ES"/>
-        </w:rPr>
-        <w:t xml:space="preserve"> </w:t>
-      </w:r>
-      <w:hyperlink r:id="rId25">
-        <w:r>
-          <w:rPr>
-            <w:lang w:val="es_ES" w:bidi="es_ES"/>
-          </w:rPr>
-          <w:rPr>
-            <w:color w:val="0000EE"/>
-            <w:u w:val="single"/>
-          </w:rPr>
-          <w:t>2:35,</w:t>
-        </w:r>
-      </w:hyperlink>
-      <w:r>
-        <w:rPr>
-          <w:lang w:val="es_ES" w:bidi="es_ES"/>
-        </w:rPr>
-        <w:t xml:space="preserve"> </w:t>
-      </w:r>
-      <w:hyperlink r:id="rId14">
-        <w:r>
-          <w:rPr>
-            <w:lang w:val="es_ES" w:bidi="es_ES"/>
-          </w:rPr>
-          <w:rPr>
-            <w:color w:val="0000EE"/>
-            <w:u w:val="single"/>
-          </w:rPr>
-          <w:t>1 Crónicas 6:1–15</w:t>
-        </w:r>
-      </w:hyperlink>
+      <w:r>
+        <w:rPr>
+          <w:lang w:val="es_ES" w:bidi="es_ES"/>
+        </w:rPr>
+        <w:t>2 Samuel 8:17,</w:t>
+      </w:r>
+      <w:r>
+        <w:rPr>
+          <w:lang w:val="es_ES" w:bidi="es_ES"/>
+        </w:rPr>
+        <w:t xml:space="preserve"> </w:t>
+      </w:r>
+      <w:r>
+        <w:rPr>
+          <w:lang w:val="es_ES" w:bidi="es_ES"/>
+        </w:rPr>
+        <w:t>15:23–37,</w:t>
+      </w:r>
+      <w:r>
+        <w:rPr>
+          <w:lang w:val="es_ES" w:bidi="es_ES"/>
+        </w:rPr>
+        <w:t xml:space="preserve"> </w:t>
+      </w:r>
+      <w:r>
+        <w:rPr>
+          <w:lang w:val="es_ES" w:bidi="es_ES"/>
+        </w:rPr>
+        <w:t>1 Reyes 1:5–53,</w:t>
+      </w:r>
+      <w:r>
+        <w:rPr>
+          <w:lang w:val="es_ES" w:bidi="es_ES"/>
+        </w:rPr>
+        <w:t xml:space="preserve"> </w:t>
+      </w:r>
+      <w:r>
+        <w:rPr>
+          <w:lang w:val="es_ES" w:bidi="es_ES"/>
+        </w:rPr>
+        <w:t>2:35,</w:t>
+      </w:r>
+      <w:r>
+        <w:rPr>
+          <w:lang w:val="es_ES" w:bidi="es_ES"/>
+        </w:rPr>
+        <w:t xml:space="preserve"> </w:t>
+      </w:r>
+      <w:r>
+        <w:rPr>
+          <w:lang w:val="es_ES" w:bidi="es_ES"/>
+        </w:rPr>
+        <w:t>1 Crónicas 6:1–15</w:t>
+      </w:r>
       <w:r>
         <w:rPr>
           <w:lang w:val="es_ES" w:bidi="es_ES"/>
         </w:rPr>
         <w:t xml:space="preserve">, </w:t>
       </w:r>
-      <w:hyperlink r:id="rId15">
-        <w:r>
-          <w:rPr>
-            <w:lang w:val="es_ES" w:bidi="es_ES"/>
-          </w:rPr>
-          <w:rPr>
-            <w:color w:val="0000EE"/>
-            <w:u w:val="single"/>
-          </w:rPr>
-          <w:t>50–53,</w:t>
-        </w:r>
-      </w:hyperlink>
-      <w:r>
-        <w:rPr>
-          <w:lang w:val="es_ES" w:bidi="es_ES"/>
-        </w:rPr>
-        <w:t xml:space="preserve"> </w:t>
-      </w:r>
-      <w:hyperlink r:id="rId35">
-        <w:r>
-          <w:rPr>
-            <w:lang w:val="es_ES" w:bidi="es_ES"/>
-          </w:rPr>
-          <w:rPr>
-            <w:color w:val="0000EE"/>
-            <w:u w:val="single"/>
-          </w:rPr>
-          <w:t>Esdras 7:2,</w:t>
-        </w:r>
-      </w:hyperlink>
-      <w:r>
-        <w:rPr>
-          <w:lang w:val="es_ES" w:bidi="es_ES"/>
-        </w:rPr>
-        <w:t xml:space="preserve"> </w:t>
-      </w:r>
-      <w:hyperlink r:id="rId27">
-        <w:r>
-          <w:rPr>
-            <w:lang w:val="es_ES" w:bidi="es_ES"/>
-          </w:rPr>
-          <w:rPr>
-            <w:color w:val="0000EE"/>
-            <w:u w:val="single"/>
-          </w:rPr>
-          <w:t>Ezequiel 40:46,</w:t>
-        </w:r>
-      </w:hyperlink>
-      <w:r>
-        <w:rPr>
-          <w:lang w:val="es_ES" w:bidi="es_ES"/>
-        </w:rPr>
-        <w:t xml:space="preserve"> </w:t>
-      </w:r>
-      <w:hyperlink r:id="rId28">
-        <w:r>
-          <w:rPr>
-            <w:lang w:val="es_ES" w:bidi="es_ES"/>
-          </w:rPr>
-          <w:rPr>
-            <w:color w:val="0000EE"/>
-            <w:u w:val="single"/>
-          </w:rPr>
-          <w:t>43:19,</w:t>
-        </w:r>
-      </w:hyperlink>
-      <w:r>
-        <w:rPr>
-          <w:lang w:val="es_ES" w:bidi="es_ES"/>
-        </w:rPr>
-        <w:t xml:space="preserve"> </w:t>
-      </w:r>
-      <w:hyperlink r:id="rId29">
-        <w:r>
-          <w:rPr>
-            <w:lang w:val="es_ES" w:bidi="es_ES"/>
-          </w:rPr>
-          <w:rPr>
-            <w:color w:val="0000EE"/>
-            <w:u w:val="single"/>
-          </w:rPr>
-          <w:t>44:15,</w:t>
-        </w:r>
-      </w:hyperlink>
-      <w:r>
-        <w:rPr>
-          <w:lang w:val="es_ES" w:bidi="es_ES"/>
-        </w:rPr>
-        <w:t xml:space="preserve"> </w:t>
-      </w:r>
-      <w:hyperlink r:id="rId30">
-        <w:r>
-          <w:rPr>
-            <w:lang w:val="es_ES" w:bidi="es_ES"/>
-          </w:rPr>
-          <w:rPr>
-            <w:color w:val="0000EE"/>
-            <w:u w:val="single"/>
-          </w:rPr>
-          <w:t>48:11</w:t>
-        </w:r>
-      </w:hyperlink>
+      <w:r>
+        <w:rPr>
+          <w:lang w:val="es_ES" w:bidi="es_ES"/>
+        </w:rPr>
+        <w:t>50–53,</w:t>
+      </w:r>
+      <w:r>
+        <w:rPr>
+          <w:lang w:val="es_ES" w:bidi="es_ES"/>
+        </w:rPr>
+        <w:t xml:space="preserve"> </w:t>
+      </w:r>
+      <w:r>
+        <w:rPr>
+          <w:lang w:val="es_ES" w:bidi="es_ES"/>
+        </w:rPr>
+        <w:t>Esdras 7:2,</w:t>
+      </w:r>
+      <w:r>
+        <w:rPr>
+          <w:lang w:val="es_ES" w:bidi="es_ES"/>
+        </w:rPr>
+        <w:t xml:space="preserve"> </w:t>
+      </w:r>
+      <w:r>
+        <w:rPr>
+          <w:lang w:val="es_ES" w:bidi="es_ES"/>
+        </w:rPr>
+        <w:t>Ezequiel 40:46,</w:t>
+      </w:r>
+      <w:r>
+        <w:rPr>
+          <w:lang w:val="es_ES" w:bidi="es_ES"/>
+        </w:rPr>
+        <w:t xml:space="preserve"> </w:t>
+      </w:r>
+      <w:r>
+        <w:rPr>
+          <w:lang w:val="es_ES" w:bidi="es_ES"/>
+        </w:rPr>
+        <w:t>43:19,</w:t>
+      </w:r>
+      <w:r>
+        <w:rPr>
+          <w:lang w:val="es_ES" w:bidi="es_ES"/>
+        </w:rPr>
+        <w:t xml:space="preserve"> </w:t>
+      </w:r>
+      <w:r>
+        <w:rPr>
+          <w:lang w:val="es_ES" w:bidi="es_ES"/>
+        </w:rPr>
+        <w:t>44:15,</w:t>
+      </w:r>
+      <w:r>
+        <w:rPr>
+          <w:lang w:val="es_ES" w:bidi="es_ES"/>
+        </w:rPr>
+        <w:t xml:space="preserve"> </w:t>
+      </w:r>
+      <w:r>
+        <w:rPr>
+          <w:lang w:val="es_ES" w:bidi="es_ES"/>
+        </w:rPr>
+        <w:t>48:11</w:t>
+      </w:r>
       <w:r>
         <w:rPr>
           <w:lang w:val="es_ES" w:bidi="es_ES"/>
@@ -928,18 +736,12 @@
         </w:rPr>
         <w:t>Salomón fue el tercer rey de Israel y el segundo hijo de David y Betsabé (</w:t>
       </w:r>
-      <w:hyperlink r:id="rId36">
-        <w:r>
-          <w:rPr>
-            <w:lang w:val="es_ES" w:bidi="es_ES"/>
-          </w:rPr>
-          <w:rPr>
-            <w:color w:val="0000EE"/>
-            <w:u w:val="single"/>
-          </w:rPr>
-          <w:t>2 Samuel 12:13–25</w:t>
-        </w:r>
-      </w:hyperlink>
+      <w:r>
+        <w:rPr>
+          <w:lang w:val="es_ES" w:bidi="es_ES"/>
+        </w:rPr>
+        <w:t>2 Samuel 12:13–25</w:t>
+      </w:r>
       <w:r>
         <w:rPr>
           <w:lang w:val="es_ES" w:bidi="es_ES"/>
@@ -960,90 +762,60 @@
         </w:rPr>
         <w:t>Cuando el rey David se acercaba a la muerte, su hijo Adonías intentó proclamarse rey con el apoyo del sacerdote Abiatar y el general Joab (</w:t>
       </w:r>
-      <w:hyperlink r:id="rId37">
-        <w:r>
-          <w:rPr>
-            <w:lang w:val="es_ES" w:bidi="es_ES"/>
-          </w:rPr>
-          <w:rPr>
-            <w:color w:val="0000EE"/>
-            <w:u w:val="single"/>
-          </w:rPr>
-          <w:t>1 Reyes 1:1–53</w:t>
-        </w:r>
-      </w:hyperlink>
+      <w:r>
+        <w:rPr>
+          <w:lang w:val="es_ES" w:bidi="es_ES"/>
+        </w:rPr>
+        <w:t>1 Reyes 1:1–53</w:t>
+      </w:r>
       <w:r>
         <w:rPr>
           <w:lang w:val="es_ES" w:bidi="es_ES"/>
         </w:rPr>
         <w:t>). Sin embargo, el reino había sido prometido a Salomón (</w:t>
       </w:r>
-      <w:hyperlink r:id="rId38">
-        <w:r>
-          <w:rPr>
-            <w:lang w:val="es_ES" w:bidi="es_ES"/>
-          </w:rPr>
-          <w:rPr>
-            <w:color w:val="0000EE"/>
-            <w:u w:val="single"/>
-          </w:rPr>
-          <w:t>1 Reyes 1:17,</w:t>
-        </w:r>
-      </w:hyperlink>
+      <w:r>
+        <w:rPr>
+          <w:lang w:val="es_ES" w:bidi="es_ES"/>
+        </w:rPr>
+        <w:t>1 Reyes 1:17,</w:t>
+      </w:r>
       <w:r>
         <w:rPr>
           <w:lang w:val="es_ES" w:bidi="es_ES"/>
         </w:rPr>
         <w:t xml:space="preserve"> ver </w:t>
       </w:r>
-      <w:hyperlink r:id="rId39">
-        <w:r>
-          <w:rPr>
-            <w:lang w:val="es_ES" w:bidi="es_ES"/>
-          </w:rPr>
-          <w:rPr>
-            <w:color w:val="0000EE"/>
-            <w:u w:val="single"/>
-          </w:rPr>
-          <w:t>2 Samuel 12:24–25,</w:t>
-        </w:r>
-      </w:hyperlink>
-      <w:r>
-        <w:rPr>
-          <w:lang w:val="es_ES" w:bidi="es_ES"/>
-        </w:rPr>
-        <w:t xml:space="preserve"> </w:t>
-      </w:r>
-      <w:hyperlink r:id="rId40">
-        <w:r>
-          <w:rPr>
-            <w:lang w:val="es_ES" w:bidi="es_ES"/>
-          </w:rPr>
-          <w:rPr>
-            <w:color w:val="0000EE"/>
-            <w:u w:val="single"/>
-          </w:rPr>
-          <w:t>1 Crónicas 28:4–7</w:t>
-        </w:r>
-      </w:hyperlink>
+      <w:r>
+        <w:rPr>
+          <w:lang w:val="es_ES" w:bidi="es_ES"/>
+        </w:rPr>
+        <w:t>2 Samuel 12:24–25,</w:t>
+      </w:r>
+      <w:r>
+        <w:rPr>
+          <w:lang w:val="es_ES" w:bidi="es_ES"/>
+        </w:rPr>
+        <w:t xml:space="preserve"> </w:t>
+      </w:r>
+      <w:r>
+        <w:rPr>
+          <w:lang w:val="es_ES" w:bidi="es_ES"/>
+        </w:rPr>
+        <w:t>1 Crónicas 28:4–7</w:t>
+      </w:r>
       <w:r>
         <w:rPr>
           <w:lang w:val="es_ES" w:bidi="es_ES"/>
         </w:rPr>
         <w:t>). Entonces, Betsabé y el profeta Natán informaron a David sobre los planes de Adonías. David rápidamente organizó que Salomón fuera declarado oficialmente rey. Luego, David aconsejó a Salomón que siguiera a Dios con fidelidad (</w:t>
       </w:r>
-      <w:hyperlink r:id="rId41">
-        <w:r>
-          <w:rPr>
-            <w:lang w:val="es_ES" w:bidi="es_ES"/>
-          </w:rPr>
-          <w:rPr>
-            <w:color w:val="0000EE"/>
-            <w:u w:val="single"/>
-          </w:rPr>
-          <w:t>1 Reyes 2:1–9</w:t>
-        </w:r>
-      </w:hyperlink>
+      <w:r>
+        <w:rPr>
+          <w:lang w:val="es_ES" w:bidi="es_ES"/>
+        </w:rPr>
+        <w:t>1 Reyes 2:1–9</w:t>
+      </w:r>
       <w:r>
         <w:rPr>
           <w:lang w:val="es_ES" w:bidi="es_ES"/>
@@ -1082,18 +854,12 @@
         </w:rPr>
         <w:t>Gobernó con sabiduría (</w:t>
       </w:r>
-      <w:hyperlink r:id="rId42">
-        <w:r>
-          <w:rPr>
-            <w:lang w:val="es_ES" w:bidi="es_ES"/>
-          </w:rPr>
-          <w:rPr>
-            <w:color w:val="0000EE"/>
-            <w:u w:val="single"/>
-          </w:rPr>
-          <w:t>1 Reyes 3:16–28</w:t>
-        </w:r>
-      </w:hyperlink>
+      <w:r>
+        <w:rPr>
+          <w:lang w:val="es_ES" w:bidi="es_ES"/>
+        </w:rPr>
+        <w:t>1 Reyes 3:16–28</w:t>
+      </w:r>
       <w:r>
         <w:rPr>
           <w:lang w:val="es_ES" w:bidi="es_ES"/>
@@ -1118,18 +884,12 @@
         </w:rPr>
         <w:t>Ganó respeto mundial (</w:t>
       </w:r>
-      <w:hyperlink r:id="rId43">
-        <w:r>
-          <w:rPr>
-            <w:lang w:val="es_ES" w:bidi="es_ES"/>
-          </w:rPr>
-          <w:rPr>
-            <w:color w:val="0000EE"/>
-            <w:u w:val="single"/>
-          </w:rPr>
-          <w:t>1 Reyes 4:20–34</w:t>
-        </w:r>
-      </w:hyperlink>
+      <w:r>
+        <w:rPr>
+          <w:lang w:val="es_ES" w:bidi="es_ES"/>
+        </w:rPr>
+        <w:t>1 Reyes 4:20–34</w:t>
+      </w:r>
       <w:r>
         <w:rPr>
           <w:lang w:val="es_ES" w:bidi="es_ES"/>
@@ -1181,18 +941,12 @@
         </w:rPr>
         <w:t>). También construyó el templo en Jerusalén y su palacio. Expandió el comercio y aumentó la riqueza y seguridad de Israel. Su sabiduría y riqueza eran famosas. La reina de Sabá visitó Jerusalén para verlo por sí misma (</w:t>
       </w:r>
-      <w:hyperlink r:id="rId44">
-        <w:r>
-          <w:rPr>
-            <w:lang w:val="es_ES" w:bidi="es_ES"/>
-          </w:rPr>
-          <w:rPr>
-            <w:color w:val="0000EE"/>
-            <w:u w:val="single"/>
-          </w:rPr>
-          <w:t>1 Reyes 10:1–29</w:t>
-        </w:r>
-      </w:hyperlink>
+      <w:r>
+        <w:rPr>
+          <w:lang w:val="es_ES" w:bidi="es_ES"/>
+        </w:rPr>
+        <w:t>1 Reyes 10:1–29</w:t>
+      </w:r>
       <w:r>
         <w:rPr>
           <w:lang w:val="es_ES" w:bidi="es_ES"/>
@@ -1213,18 +967,12 @@
         </w:rPr>
         <w:t>Salomón estableció numerosas alianzas con naciones extranjeras y se casó con muchas mujeres de otros países, comenzando con la hija del Faraón de Egipto (</w:t>
       </w:r>
-      <w:hyperlink r:id="rId45">
-        <w:r>
-          <w:rPr>
-            <w:lang w:val="es_ES" w:bidi="es_ES"/>
-          </w:rPr>
-          <w:rPr>
-            <w:color w:val="0000EE"/>
-            <w:u w:val="single"/>
-          </w:rPr>
-          <w:t>1 Reyes 3:1</w:t>
-        </w:r>
-      </w:hyperlink>
+      <w:r>
+        <w:rPr>
+          <w:lang w:val="es_ES" w:bidi="es_ES"/>
+        </w:rPr>
+        <w:t>1 Reyes 3:1</w:t>
+      </w:r>
       <w:r>
         <w:rPr>
           <w:lang w:val="es_ES" w:bidi="es_ES"/>
@@ -1245,36 +993,24 @@
         </w:rPr>
         <w:t>Aun así, el Nuevo Testamento recuerda la sabiduría y gloria de Salomón como el ejemplo por el cual se juzga a otros. Jesús es la encarnación de la sabiduría de Dios (o la sabiduría de Dios en forma humana), que supera ampliamente a la de Salomón (</w:t>
       </w:r>
-      <w:hyperlink r:id="rId46">
-        <w:r>
-          <w:rPr>
-            <w:lang w:val="es_ES" w:bidi="es_ES"/>
-          </w:rPr>
-          <w:rPr>
-            <w:color w:val="0000EE"/>
-            <w:u w:val="single"/>
-          </w:rPr>
-          <w:t>Mateo 12:42,</w:t>
-        </w:r>
-      </w:hyperlink>
-      <w:r>
-        <w:rPr>
-          <w:lang w:val="es_ES" w:bidi="es_ES"/>
-        </w:rPr>
-        <w:t xml:space="preserve"> </w:t>
-      </w:r>
-      <w:hyperlink r:id="rId47">
-        <w:r>
-          <w:rPr>
-            <w:lang w:val="es_ES" w:bidi="es_ES"/>
-          </w:rPr>
-          <w:rPr>
-            <w:color w:val="0000EE"/>
-            <w:u w:val="single"/>
-          </w:rPr>
-          <w:t>Lucas 11:31</w:t>
-        </w:r>
-      </w:hyperlink>
+      <w:r>
+        <w:rPr>
+          <w:lang w:val="es_ES" w:bidi="es_ES"/>
+        </w:rPr>
+        <w:t>Mateo 12:42,</w:t>
+      </w:r>
+      <w:r>
+        <w:rPr>
+          <w:lang w:val="es_ES" w:bidi="es_ES"/>
+        </w:rPr>
+        <w:t xml:space="preserve"> </w:t>
+      </w:r>
+      <w:r>
+        <w:rPr>
+          <w:lang w:val="es_ES" w:bidi="es_ES"/>
+        </w:rPr>
+        <w:t>Lucas 11:31</w:t>
+      </w:r>
       <w:r>
         <w:rPr>
           <w:lang w:val="es_ES" w:bidi="es_ES"/>
@@ -1304,180 +1040,120 @@
           <w:lang w:val="es_ES" w:bidi="es_ES"/>
         </w:rPr>
       </w:r>
-      <w:hyperlink r:id="rId39">
-        <w:r>
-          <w:rPr>
-            <w:lang w:val="es_ES" w:bidi="es_ES"/>
-          </w:rPr>
-          <w:rPr>
-            <w:color w:val="0000EE"/>
-            <w:u w:val="single"/>
-          </w:rPr>
-          <w:t>2 Samuel 12:24–25,</w:t>
-        </w:r>
-      </w:hyperlink>
-      <w:r>
-        <w:rPr>
-          <w:lang w:val="es_ES" w:bidi="es_ES"/>
-        </w:rPr>
-        <w:t xml:space="preserve"> </w:t>
-      </w:r>
-      <w:hyperlink r:id="rId48">
-        <w:r>
-          <w:rPr>
-            <w:lang w:val="es_ES" w:bidi="es_ES"/>
-          </w:rPr>
-          <w:rPr>
-            <w:color w:val="0000EE"/>
-            <w:u w:val="single"/>
-          </w:rPr>
-          <w:t>1 Reyes 1:1–11:43,</w:t>
-        </w:r>
-      </w:hyperlink>
-      <w:r>
-        <w:rPr>
-          <w:lang w:val="es_ES" w:bidi="es_ES"/>
-        </w:rPr>
-        <w:t xml:space="preserve"> </w:t>
-      </w:r>
-      <w:hyperlink r:id="rId49">
-        <w:r>
-          <w:rPr>
-            <w:lang w:val="es_ES" w:bidi="es_ES"/>
-          </w:rPr>
-          <w:rPr>
-            <w:color w:val="0000EE"/>
-            <w:u w:val="single"/>
-          </w:rPr>
-          <w:t>2 Crónicas 1:1–9:31,</w:t>
-        </w:r>
-      </w:hyperlink>
-      <w:r>
-        <w:rPr>
-          <w:lang w:val="es_ES" w:bidi="es_ES"/>
-        </w:rPr>
-        <w:t xml:space="preserve"> </w:t>
-      </w:r>
-      <w:hyperlink r:id="rId50">
-        <w:r>
-          <w:rPr>
-            <w:lang w:val="es_ES" w:bidi="es_ES"/>
-          </w:rPr>
-          <w:rPr>
-            <w:color w:val="0000EE"/>
-            <w:u w:val="single"/>
-          </w:rPr>
-          <w:t>Salmos 72:1–20,</w:t>
-        </w:r>
-      </w:hyperlink>
-      <w:r>
-        <w:rPr>
-          <w:lang w:val="es_ES" w:bidi="es_ES"/>
-        </w:rPr>
-        <w:t xml:space="preserve"> </w:t>
-      </w:r>
-      <w:hyperlink r:id="rId51">
-        <w:r>
-          <w:rPr>
-            <w:lang w:val="es_ES" w:bidi="es_ES"/>
-          </w:rPr>
-          <w:rPr>
-            <w:color w:val="0000EE"/>
-            <w:u w:val="single"/>
-          </w:rPr>
-          <w:t>127:1–5,</w:t>
-        </w:r>
-      </w:hyperlink>
-      <w:r>
-        <w:rPr>
-          <w:lang w:val="es_ES" w:bidi="es_ES"/>
-        </w:rPr>
-        <w:t xml:space="preserve"> </w:t>
-      </w:r>
-      <w:hyperlink r:id="rId52">
-        <w:r>
-          <w:rPr>
-            <w:lang w:val="es_ES" w:bidi="es_ES"/>
-          </w:rPr>
-          <w:rPr>
-            <w:color w:val="0000EE"/>
-            <w:u w:val="single"/>
-          </w:rPr>
-          <w:t>Proverbios 1:1,</w:t>
-        </w:r>
-      </w:hyperlink>
-      <w:r>
-        <w:rPr>
-          <w:lang w:val="es_ES" w:bidi="es_ES"/>
-        </w:rPr>
-        <w:t xml:space="preserve"> </w:t>
-      </w:r>
-      <w:hyperlink r:id="rId53">
-        <w:r>
-          <w:rPr>
-            <w:lang w:val="es_ES" w:bidi="es_ES"/>
-          </w:rPr>
-          <w:rPr>
-            <w:color w:val="0000EE"/>
-            <w:u w:val="single"/>
-          </w:rPr>
-          <w:t>Mateo 6:28–30,</w:t>
-        </w:r>
-      </w:hyperlink>
-      <w:r>
-        <w:rPr>
-          <w:lang w:val="es_ES" w:bidi="es_ES"/>
-        </w:rPr>
-        <w:t xml:space="preserve"> </w:t>
-      </w:r>
-      <w:hyperlink r:id="rId46">
-        <w:r>
-          <w:rPr>
-            <w:lang w:val="es_ES" w:bidi="es_ES"/>
-          </w:rPr>
-          <w:rPr>
-            <w:color w:val="0000EE"/>
-            <w:u w:val="single"/>
-          </w:rPr>
-          <w:t>12:42,</w:t>
-        </w:r>
-      </w:hyperlink>
-      <w:r>
-        <w:rPr>
-          <w:lang w:val="es_ES" w:bidi="es_ES"/>
-        </w:rPr>
-        <w:t xml:space="preserve"> </w:t>
-      </w:r>
-      <w:hyperlink r:id="rId47">
-        <w:r>
-          <w:rPr>
-            <w:lang w:val="es_ES" w:bidi="es_ES"/>
-          </w:rPr>
-          <w:rPr>
-            <w:color w:val="0000EE"/>
-            <w:u w:val="single"/>
-          </w:rPr>
-          <w:t>Lucas 11:31,</w:t>
-        </w:r>
-      </w:hyperlink>
-      <w:r>
-        <w:rPr>
-          <w:lang w:val="es_ES" w:bidi="es_ES"/>
-        </w:rPr>
-        <w:t xml:space="preserve"> </w:t>
-      </w:r>
-      <w:hyperlink r:id="rId54">
-        <w:r>
-          <w:rPr>
-            <w:lang w:val="es_ES" w:bidi="es_ES"/>
-          </w:rPr>
-          <w:rPr>
-            <w:color w:val="0000EE"/>
-            <w:u w:val="single"/>
-          </w:rPr>
-          <w:t>12:27</w:t>
-        </w:r>
-      </w:hyperlink>
+      <w:r>
+        <w:rPr>
+          <w:lang w:val="es_ES" w:bidi="es_ES"/>
+        </w:rPr>
+        <w:t>2 Samuel 12:24–25,</w:t>
+      </w:r>
+      <w:r>
+        <w:rPr>
+          <w:lang w:val="es_ES" w:bidi="es_ES"/>
+        </w:rPr>
+        <w:t xml:space="preserve"> </w:t>
+      </w:r>
+      <w:r>
+        <w:rPr>
+          <w:lang w:val="es_ES" w:bidi="es_ES"/>
+        </w:rPr>
+        <w:t>1 Reyes 1:1–11:43,</w:t>
+      </w:r>
+      <w:r>
+        <w:rPr>
+          <w:lang w:val="es_ES" w:bidi="es_ES"/>
+        </w:rPr>
+        <w:t xml:space="preserve"> </w:t>
+      </w:r>
+      <w:r>
+        <w:rPr>
+          <w:lang w:val="es_ES" w:bidi="es_ES"/>
+        </w:rPr>
+        <w:t>2 Crónicas 1:1–9:31,</w:t>
+      </w:r>
+      <w:r>
+        <w:rPr>
+          <w:lang w:val="es_ES" w:bidi="es_ES"/>
+        </w:rPr>
+        <w:t xml:space="preserve"> </w:t>
+      </w:r>
+      <w:r>
+        <w:rPr>
+          <w:lang w:val="es_ES" w:bidi="es_ES"/>
+        </w:rPr>
+        <w:t>Salmos 72:1–20,</w:t>
+      </w:r>
+      <w:r>
+        <w:rPr>
+          <w:lang w:val="es_ES" w:bidi="es_ES"/>
+        </w:rPr>
+        <w:t xml:space="preserve"> </w:t>
+      </w:r>
+      <w:r>
+        <w:rPr>
+          <w:lang w:val="es_ES" w:bidi="es_ES"/>
+        </w:rPr>
+        <w:t>127:1–5,</w:t>
+      </w:r>
+      <w:r>
+        <w:rPr>
+          <w:lang w:val="es_ES" w:bidi="es_ES"/>
+        </w:rPr>
+        <w:t xml:space="preserve"> </w:t>
+      </w:r>
+      <w:r>
+        <w:rPr>
+          <w:lang w:val="es_ES" w:bidi="es_ES"/>
+        </w:rPr>
+        <w:t>Proverbios 1:1,</w:t>
+      </w:r>
+      <w:r>
+        <w:rPr>
+          <w:lang w:val="es_ES" w:bidi="es_ES"/>
+        </w:rPr>
+        <w:t xml:space="preserve"> </w:t>
+      </w:r>
+      <w:r>
+        <w:rPr>
+          <w:lang w:val="es_ES" w:bidi="es_ES"/>
+        </w:rPr>
+        <w:t>Mateo 6:28–30,</w:t>
+      </w:r>
+      <w:r>
+        <w:rPr>
+          <w:lang w:val="es_ES" w:bidi="es_ES"/>
+        </w:rPr>
+        <w:t xml:space="preserve"> </w:t>
+      </w:r>
+      <w:r>
+        <w:rPr>
+          <w:lang w:val="es_ES" w:bidi="es_ES"/>
+        </w:rPr>
+        <w:t>12:42,</w:t>
+      </w:r>
+      <w:r>
+        <w:rPr>
+          <w:lang w:val="es_ES" w:bidi="es_ES"/>
+        </w:rPr>
+        <w:t xml:space="preserve"> </w:t>
+      </w:r>
+      <w:r>
+        <w:rPr>
+          <w:lang w:val="es_ES" w:bidi="es_ES"/>
+        </w:rPr>
+        <w:t>Lucas 11:31,</w:t>
+      </w:r>
+      <w:r>
+        <w:rPr>
+          <w:lang w:val="es_ES" w:bidi="es_ES"/>
+        </w:rPr>
+        <w:t xml:space="preserve"> </w:t>
+      </w:r>
+      <w:r>
+        <w:rPr>
+          <w:lang w:val="es_ES" w:bidi="es_ES"/>
+        </w:rPr>
+        <w:t>12:27</w:t>
+      </w:r>
       <w:r>
         <w:rPr>
           <w:lang w:val="es_ES" w:bidi="es_ES"/>
@@ -1526,18 +1202,12 @@
         </w:rPr>
         <w:t>Samaria era una región al norte de Judea, centrada alrededor de la antigua ciudad de Siquem, conocida como Sicar en el Nuevo Testamento. Después de la conquista de Israel en 722 a.C., las ciudades de Samaria y Siquem fueron destruidas. Personas de todo el imperio asirio repoblaron el área (</w:t>
       </w:r>
-      <w:hyperlink r:id="rId55">
-        <w:r>
-          <w:rPr>
-            <w:lang w:val="es_ES" w:bidi="es_ES"/>
-          </w:rPr>
-          <w:rPr>
-            <w:color w:val="0000EE"/>
-            <w:u w:val="single"/>
-          </w:rPr>
-          <w:t>2 Re 17:21–41</w:t>
-        </w:r>
-      </w:hyperlink>
+      <w:r>
+        <w:rPr>
+          <w:lang w:val="es_ES" w:bidi="es_ES"/>
+        </w:rPr>
+        <w:t>2 Re 17:21–41</w:t>
+      </w:r>
       <w:r>
         <w:rPr>
           <w:lang w:val="es_ES" w:bidi="es_ES"/>
@@ -1558,36 +1228,24 @@
         </w:rPr>
         <w:t xml:space="preserve">Los samaritanos y los judíos tenían una larga historia de conflicto, que comenzó después de que los judíos regresaron del exilio (ver </w:t>
       </w:r>
-      <w:hyperlink r:id="rId56">
-        <w:r>
-          <w:rPr>
-            <w:lang w:val="es_ES" w:bidi="es_ES"/>
-          </w:rPr>
-          <w:rPr>
-            <w:color w:val="0000EE"/>
-            <w:u w:val="single"/>
-          </w:rPr>
-          <w:t>Esd 4:1–5,</w:t>
-        </w:r>
-      </w:hyperlink>
-      <w:r>
-        <w:rPr>
-          <w:lang w:val="es_ES" w:bidi="es_ES"/>
-        </w:rPr>
-        <w:t xml:space="preserve"> </w:t>
-      </w:r>
-      <w:hyperlink r:id="rId57">
-        <w:r>
-          <w:rPr>
-            <w:lang w:val="es_ES" w:bidi="es_ES"/>
-          </w:rPr>
-          <w:rPr>
-            <w:color w:val="0000EE"/>
-            <w:u w:val="single"/>
-          </w:rPr>
-          <w:t>Ne 4:1–23</w:t>
-        </w:r>
-      </w:hyperlink>
+      <w:r>
+        <w:rPr>
+          <w:lang w:val="es_ES" w:bidi="es_ES"/>
+        </w:rPr>
+        <w:t>Esd 4:1–5,</w:t>
+      </w:r>
+      <w:r>
+        <w:rPr>
+          <w:lang w:val="es_ES" w:bidi="es_ES"/>
+        </w:rPr>
+        <w:t xml:space="preserve"> </w:t>
+      </w:r>
+      <w:r>
+        <w:rPr>
+          <w:lang w:val="es_ES" w:bidi="es_ES"/>
+        </w:rPr>
+        <w:t>Ne 4:1–23</w:t>
+      </w:r>
       <w:r>
         <w:rPr>
           <w:lang w:val="es_ES" w:bidi="es_ES"/>
@@ -1631,72 +1289,48 @@
           <w:lang w:val="es_ES" w:bidi="es_ES"/>
         </w:rPr>
       </w:r>
-      <w:hyperlink r:id="rId55">
-        <w:r>
-          <w:rPr>
-            <w:lang w:val="es_ES" w:bidi="es_ES"/>
-          </w:rPr>
-          <w:rPr>
-            <w:color w:val="0000EE"/>
-            <w:u w:val="single"/>
-          </w:rPr>
-          <w:t>2 Reyes 17:21–41,</w:t>
-        </w:r>
-      </w:hyperlink>
-      <w:r>
-        <w:rPr>
-          <w:lang w:val="es_ES" w:bidi="es_ES"/>
-        </w:rPr>
-        <w:t xml:space="preserve"> </w:t>
-      </w:r>
-      <w:hyperlink r:id="rId56">
-        <w:r>
-          <w:rPr>
-            <w:lang w:val="es_ES" w:bidi="es_ES"/>
-          </w:rPr>
-          <w:rPr>
-            <w:color w:val="0000EE"/>
-            <w:u w:val="single"/>
-          </w:rPr>
-          <w:t>Esdras 4:1–5,</w:t>
-        </w:r>
-      </w:hyperlink>
-      <w:r>
-        <w:rPr>
-          <w:lang w:val="es_ES" w:bidi="es_ES"/>
-        </w:rPr>
-        <w:t xml:space="preserve"> </w:t>
-      </w:r>
-      <w:hyperlink r:id="rId57">
-        <w:r>
-          <w:rPr>
-            <w:lang w:val="es_ES" w:bidi="es_ES"/>
-          </w:rPr>
-          <w:rPr>
-            <w:color w:val="0000EE"/>
-            <w:u w:val="single"/>
-          </w:rPr>
-          <w:t>Nehemías 4:1–23,</w:t>
-        </w:r>
-      </w:hyperlink>
-      <w:r>
-        <w:rPr>
-          <w:lang w:val="es_ES" w:bidi="es_ES"/>
-        </w:rPr>
-        <w:t xml:space="preserve"> </w:t>
-      </w:r>
-      <w:hyperlink r:id="rId58">
-        <w:r>
-          <w:rPr>
-            <w:lang w:val="es_ES" w:bidi="es_ES"/>
-          </w:rPr>
-          <w:rPr>
-            <w:color w:val="0000EE"/>
-            <w:u w:val="single"/>
-          </w:rPr>
-          <w:t>Juan 4:1–42</w:t>
-        </w:r>
-      </w:hyperlink>
+      <w:r>
+        <w:rPr>
+          <w:lang w:val="es_ES" w:bidi="es_ES"/>
+        </w:rPr>
+        <w:t>2 Reyes 17:21–41,</w:t>
+      </w:r>
+      <w:r>
+        <w:rPr>
+          <w:lang w:val="es_ES" w:bidi="es_ES"/>
+        </w:rPr>
+        <w:t xml:space="preserve"> </w:t>
+      </w:r>
+      <w:r>
+        <w:rPr>
+          <w:lang w:val="es_ES" w:bidi="es_ES"/>
+        </w:rPr>
+        <w:t>Esdras 4:1–5,</w:t>
+      </w:r>
+      <w:r>
+        <w:rPr>
+          <w:lang w:val="es_ES" w:bidi="es_ES"/>
+        </w:rPr>
+        <w:t xml:space="preserve"> </w:t>
+      </w:r>
+      <w:r>
+        <w:rPr>
+          <w:lang w:val="es_ES" w:bidi="es_ES"/>
+        </w:rPr>
+        <w:t>Nehemías 4:1–23,</w:t>
+      </w:r>
+      <w:r>
+        <w:rPr>
+          <w:lang w:val="es_ES" w:bidi="es_ES"/>
+        </w:rPr>
+        <w:t xml:space="preserve"> </w:t>
+      </w:r>
+      <w:r>
+        <w:rPr>
+          <w:lang w:val="es_ES" w:bidi="es_ES"/>
+        </w:rPr>
+        <w:t>Juan 4:1–42</w:t>
+      </w:r>
       <w:r>
         <w:rPr>
           <w:lang w:val="es_ES" w:bidi="es_ES"/>
@@ -1745,126 +1379,84 @@
         </w:rPr>
         <w:t>Samuel vivió al final del periodo de los jueces y ayudó a guiar a Israel hacia la era de los reyes. Fue el último juez de Israel (</w:t>
       </w:r>
-      <w:hyperlink r:id="rId59">
-        <w:r>
-          <w:rPr>
-            <w:lang w:val="es_ES" w:bidi="es_ES"/>
-          </w:rPr>
-          <w:rPr>
-            <w:color w:val="0000EE"/>
-            <w:u w:val="single"/>
-          </w:rPr>
-          <w:t>1 Sam 7:6</w:t>
-        </w:r>
-      </w:hyperlink>
+      <w:r>
+        <w:rPr>
+          <w:lang w:val="es_ES" w:bidi="es_ES"/>
+        </w:rPr>
+        <w:t>1 Sam 7:6</w:t>
+      </w:r>
       <w:r>
         <w:rPr>
           <w:lang w:val="es_ES" w:bidi="es_ES"/>
         </w:rPr>
         <w:t>,</w:t>
       </w:r>
-      <w:hyperlink r:id="rId60">
-        <w:r>
-          <w:rPr>
-            <w:lang w:val="es_ES" w:bidi="es_ES"/>
-          </w:rPr>
-          <w:rPr>
-            <w:color w:val="0000EE"/>
-            <w:u w:val="single"/>
-          </w:rPr>
-          <w:t>15–17</w:t>
-        </w:r>
-      </w:hyperlink>
+      <w:r>
+        <w:rPr>
+          <w:lang w:val="es_ES" w:bidi="es_ES"/>
+        </w:rPr>
+        <w:t>15–17</w:t>
+      </w:r>
       <w:r>
         <w:rPr>
           <w:lang w:val="es_ES" w:bidi="es_ES"/>
         </w:rPr>
         <w:t>). A menudo se le considera como el primer profeta de Israel (</w:t>
       </w:r>
-      <w:hyperlink r:id="rId61">
-        <w:r>
-          <w:rPr>
-            <w:lang w:val="es_ES" w:bidi="es_ES"/>
-          </w:rPr>
-          <w:rPr>
-            <w:color w:val="0000EE"/>
-            <w:u w:val="single"/>
-          </w:rPr>
-          <w:t>1 Sam 3:20;</w:t>
-        </w:r>
-      </w:hyperlink>
-      <w:r>
-        <w:rPr>
-          <w:lang w:val="es_ES" w:bidi="es_ES"/>
-        </w:rPr>
-        <w:t xml:space="preserve"> </w:t>
-      </w:r>
-      <w:hyperlink r:id="rId62">
-        <w:r>
-          <w:rPr>
-            <w:lang w:val="es_ES" w:bidi="es_ES"/>
-          </w:rPr>
-          <w:rPr>
-            <w:color w:val="0000EE"/>
-            <w:u w:val="single"/>
-          </w:rPr>
-          <w:t>Hc 3:24,</w:t>
-        </w:r>
-      </w:hyperlink>
-      <w:r>
-        <w:rPr>
-          <w:lang w:val="es_ES" w:bidi="es_ES"/>
-        </w:rPr>
-        <w:t xml:space="preserve"> </w:t>
-      </w:r>
-      <w:hyperlink r:id="rId63">
-        <w:r>
-          <w:rPr>
-            <w:lang w:val="es_ES" w:bidi="es_ES"/>
-          </w:rPr>
-          <w:rPr>
-            <w:color w:val="0000EE"/>
-            <w:u w:val="single"/>
-          </w:rPr>
-          <w:t>13:20</w:t>
-        </w:r>
-      </w:hyperlink>
+      <w:r>
+        <w:rPr>
+          <w:lang w:val="es_ES" w:bidi="es_ES"/>
+        </w:rPr>
+        <w:t>1 Sam 3:20;</w:t>
+      </w:r>
+      <w:r>
+        <w:rPr>
+          <w:lang w:val="es_ES" w:bidi="es_ES"/>
+        </w:rPr>
+        <w:t xml:space="preserve"> </w:t>
+      </w:r>
+      <w:r>
+        <w:rPr>
+          <w:lang w:val="es_ES" w:bidi="es_ES"/>
+        </w:rPr>
+        <w:t>Hc 3:24,</w:t>
+      </w:r>
+      <w:r>
+        <w:rPr>
+          <w:lang w:val="es_ES" w:bidi="es_ES"/>
+        </w:rPr>
+        <w:t xml:space="preserve"> </w:t>
+      </w:r>
+      <w:r>
+        <w:rPr>
+          <w:lang w:val="es_ES" w:bidi="es_ES"/>
+        </w:rPr>
+        <w:t>13:20</w:t>
+      </w:r>
       <w:r>
         <w:rPr>
           <w:lang w:val="es_ES" w:bidi="es_ES"/>
         </w:rPr>
         <w:t xml:space="preserve">). También sirvió como sacerdote (ver </w:t>
       </w:r>
-      <w:hyperlink r:id="rId64">
-        <w:r>
-          <w:rPr>
-            <w:lang w:val="es_ES" w:bidi="es_ES"/>
-          </w:rPr>
-          <w:rPr>
-            <w:color w:val="0000EE"/>
-            <w:u w:val="single"/>
-          </w:rPr>
-          <w:t>1 Sam 2:18</w:t>
-        </w:r>
-      </w:hyperlink>
+      <w:r>
+        <w:rPr>
+          <w:lang w:val="es_ES" w:bidi="es_ES"/>
+        </w:rPr>
+        <w:t>1 Sam 2:18</w:t>
+      </w:r>
       <w:r>
         <w:rPr>
           <w:lang w:val="es_ES" w:bidi="es_ES"/>
         </w:rPr>
         <w:t>). Fue un hombre de mucha fe (</w:t>
       </w:r>
-      <w:hyperlink r:id="rId65">
-        <w:r>
-          <w:rPr>
-            <w:lang w:val="es_ES" w:bidi="es_ES"/>
-          </w:rPr>
-          <w:rPr>
-            <w:color w:val="0000EE"/>
-            <w:u w:val="single"/>
-          </w:rPr>
-          <w:t>Hb 11:32</w:t>
-        </w:r>
-      </w:hyperlink>
+      <w:r>
+        <w:rPr>
+          <w:lang w:val="es_ES" w:bidi="es_ES"/>
+        </w:rPr>
+        <w:t>Hb 11:32</w:t>
+      </w:r>
       <w:r>
         <w:rPr>
           <w:lang w:val="es_ES" w:bidi="es_ES"/>
@@ -1885,90 +1477,60 @@
         </w:rPr>
         <w:t>Samuel nació porque su madre Ana oró por él. Los padres de Samuel viajaban cada año desde Ramá al santuario en Silo (</w:t>
       </w:r>
-      <w:hyperlink r:id="rId66">
-        <w:r>
-          <w:rPr>
-            <w:lang w:val="es_ES" w:bidi="es_ES"/>
-          </w:rPr>
-          <w:rPr>
-            <w:color w:val="0000EE"/>
-            <w:u w:val="single"/>
-          </w:rPr>
-          <w:t>1 Sam 1:3</w:t>
-        </w:r>
-      </w:hyperlink>
+      <w:r>
+        <w:rPr>
+          <w:lang w:val="es_ES" w:bidi="es_ES"/>
+        </w:rPr>
+        <w:t>1 Sam 1:3</w:t>
+      </w:r>
       <w:r>
         <w:rPr>
           <w:lang w:val="es_ES" w:bidi="es_ES"/>
         </w:rPr>
         <w:t>). En el santuario, Ana, que no podía tener hijos, oró por un hijo y prometió dedicarlo a Dios para que sirviera a tiempo completo (</w:t>
       </w:r>
-      <w:hyperlink r:id="rId67">
-        <w:r>
-          <w:rPr>
-            <w:lang w:val="es_ES" w:bidi="es_ES"/>
-          </w:rPr>
-          <w:rPr>
-            <w:color w:val="0000EE"/>
-            <w:u w:val="single"/>
-          </w:rPr>
-          <w:t>1 Sam 1:9–11</w:t>
-        </w:r>
-      </w:hyperlink>
+      <w:r>
+        <w:rPr>
+          <w:lang w:val="es_ES" w:bidi="es_ES"/>
+        </w:rPr>
+        <w:t>1 Sam 1:9–11</w:t>
+      </w:r>
       <w:r>
         <w:rPr>
           <w:lang w:val="es_ES" w:bidi="es_ES"/>
         </w:rPr>
         <w:t>). Dios respondió a su oración, y Samuel nació (</w:t>
       </w:r>
-      <w:hyperlink r:id="rId68">
-        <w:r>
-          <w:rPr>
-            <w:lang w:val="es_ES" w:bidi="es_ES"/>
-          </w:rPr>
-          <w:rPr>
-            <w:color w:val="0000EE"/>
-            <w:u w:val="single"/>
-          </w:rPr>
-          <w:t>1 Sam 1:19–20</w:t>
-        </w:r>
-      </w:hyperlink>
+      <w:r>
+        <w:rPr>
+          <w:lang w:val="es_ES" w:bidi="es_ES"/>
+        </w:rPr>
+        <w:t>1 Sam 1:19–20</w:t>
+      </w:r>
       <w:r>
         <w:rPr>
           <w:lang w:val="es_ES" w:bidi="es_ES"/>
         </w:rPr>
         <w:t>). Cuando Samuel fue lo suficientemente mayor, Ana lo llevó a servir en el santuario con Elí, el sumo sacerdote (</w:t>
       </w:r>
-      <w:hyperlink r:id="rId69">
-        <w:r>
-          <w:rPr>
-            <w:lang w:val="es_ES" w:bidi="es_ES"/>
-          </w:rPr>
-          <w:rPr>
-            <w:color w:val="0000EE"/>
-            <w:u w:val="single"/>
-          </w:rPr>
-          <w:t>1 Sam 1:24–28,</w:t>
-        </w:r>
-      </w:hyperlink>
-      <w:r>
-        <w:rPr>
-          <w:lang w:val="es_ES" w:bidi="es_ES"/>
-        </w:rPr>
-        <w:t xml:space="preserve"> </w:t>
-      </w:r>
-      <w:hyperlink r:id="rId70">
-        <w:r>
-          <w:rPr>
-            <w:lang w:val="es_ES" w:bidi="es_ES"/>
-          </w:rPr>
-          <w:rPr>
-            <w:color w:val="0000EE"/>
-            <w:u w:val="single"/>
-          </w:rPr>
-          <w:t>2:11</w:t>
-        </w:r>
-      </w:hyperlink>
+      <w:r>
+        <w:rPr>
+          <w:lang w:val="es_ES" w:bidi="es_ES"/>
+        </w:rPr>
+        <w:t>1 Sam 1:24–28,</w:t>
+      </w:r>
+      <w:r>
+        <w:rPr>
+          <w:lang w:val="es_ES" w:bidi="es_ES"/>
+        </w:rPr>
+        <w:t xml:space="preserve"> </w:t>
+      </w:r>
+      <w:r>
+        <w:rPr>
+          <w:lang w:val="es_ES" w:bidi="es_ES"/>
+        </w:rPr>
+        <w:t>2:11</w:t>
+      </w:r>
       <w:r>
         <w:rPr>
           <w:lang w:val="es_ES" w:bidi="es_ES"/>
@@ -1989,54 +1551,36 @@
         </w:rPr>
         <w:t>Los hijos de Elí eran malvados, pero Samuel servía al Señor. Pronto quedó claro que Dios se comunicaba más directamente con Samuel que con Elí. Dios advirtió a Samuel sobre el desastre que vendría a la familia de Elí (</w:t>
       </w:r>
-      <w:hyperlink r:id="rId71">
-        <w:r>
-          <w:rPr>
-            <w:lang w:val="es_ES" w:bidi="es_ES"/>
-          </w:rPr>
-          <w:rPr>
-            <w:color w:val="0000EE"/>
-            <w:u w:val="single"/>
-          </w:rPr>
-          <w:t>1 Sam 3:1–18</w:t>
-        </w:r>
-      </w:hyperlink>
+      <w:r>
+        <w:rPr>
+          <w:lang w:val="es_ES" w:bidi="es_ES"/>
+        </w:rPr>
+        <w:t>1 Sam 3:1–18</w:t>
+      </w:r>
       <w:r>
         <w:rPr>
           <w:lang w:val="es_ES" w:bidi="es_ES"/>
         </w:rPr>
         <w:t>). Esta profecía se cumplió cuando los filisteos derrotaron a Israel, mataron a los hijos de Elí y se llevaron el arca de la alianza (</w:t>
       </w:r>
-      <w:hyperlink r:id="rId72">
-        <w:r>
-          <w:rPr>
-            <w:lang w:val="es_ES" w:bidi="es_ES"/>
-          </w:rPr>
-          <w:rPr>
-            <w:color w:val="0000EE"/>
-            <w:u w:val="single"/>
-          </w:rPr>
-          <w:t>1 Sam 4:1–22</w:t>
-        </w:r>
-      </w:hyperlink>
+      <w:r>
+        <w:rPr>
+          <w:lang w:val="es_ES" w:bidi="es_ES"/>
+        </w:rPr>
+        <w:t>1 Sam 4:1–22</w:t>
+      </w:r>
       <w:r>
         <w:rPr>
           <w:lang w:val="es_ES" w:bidi="es_ES"/>
         </w:rPr>
         <w:t>). Más tarde, bajo el liderazgo de Samuel, el pueblo se arrepintió de su idolatría (adoración de falsos dioses) y ganó una batalla importante contra los filisteos (</w:t>
       </w:r>
-      <w:hyperlink r:id="rId73">
-        <w:r>
-          <w:rPr>
-            <w:lang w:val="es_ES" w:bidi="es_ES"/>
-          </w:rPr>
-          <w:rPr>
-            <w:color w:val="0000EE"/>
-            <w:u w:val="single"/>
-          </w:rPr>
-          <w:t>1 Sam 7:3–17</w:t>
-        </w:r>
-      </w:hyperlink>
+      <w:r>
+        <w:rPr>
+          <w:lang w:val="es_ES" w:bidi="es_ES"/>
+        </w:rPr>
+        <w:t>1 Sam 7:3–17</w:t>
+      </w:r>
       <w:r>
         <w:rPr>
           <w:lang w:val="es_ES" w:bidi="es_ES"/>
@@ -2057,54 +1601,36 @@
         </w:rPr>
         <w:t>A medida que Samuel envejecía, se hizo evidente que tenía la misma debilidad que Elí. Los hijos de Samuel eran malvados (</w:t>
       </w:r>
-      <w:hyperlink r:id="rId74">
-        <w:r>
-          <w:rPr>
-            <w:lang w:val="es_ES" w:bidi="es_ES"/>
-          </w:rPr>
-          <w:rPr>
-            <w:color w:val="0000EE"/>
-            <w:u w:val="single"/>
-          </w:rPr>
-          <w:t>1 Sam 8:1–3</w:t>
-        </w:r>
-      </w:hyperlink>
+      <w:r>
+        <w:rPr>
+          <w:lang w:val="es_ES" w:bidi="es_ES"/>
+        </w:rPr>
+        <w:t>1 Sam 8:1–3</w:t>
+      </w:r>
       <w:r>
         <w:rPr>
           <w:lang w:val="es_ES" w:bidi="es_ES"/>
         </w:rPr>
         <w:t>), y el pueblo no quería que ellos lideraran la nación. En su lugar, pidieron a Samuel que nombrara un rey para guiarlos en batalla contra sus enemigos (</w:t>
       </w:r>
-      <w:hyperlink r:id="rId75">
-        <w:r>
-          <w:rPr>
-            <w:lang w:val="es_ES" w:bidi="es_ES"/>
-          </w:rPr>
-          <w:rPr>
-            <w:color w:val="0000EE"/>
-            <w:u w:val="single"/>
-          </w:rPr>
-          <w:t>1 Sam 8:4–5</w:t>
-        </w:r>
-      </w:hyperlink>
+      <w:r>
+        <w:rPr>
+          <w:lang w:val="es_ES" w:bidi="es_ES"/>
+        </w:rPr>
+        <w:t>1 Sam 8:4–5</w:t>
+      </w:r>
       <w:r>
         <w:rPr>
           <w:lang w:val="es_ES" w:bidi="es_ES"/>
         </w:rPr>
         <w:t>). Entonces, Samuel ungió a Saúl como el primer rey de Israel (</w:t>
       </w:r>
-      <w:hyperlink r:id="rId76">
-        <w:r>
-          <w:rPr>
-            <w:lang w:val="es_ES" w:bidi="es_ES"/>
-          </w:rPr>
-          <w:rPr>
-            <w:color w:val="0000EE"/>
-            <w:u w:val="single"/>
-          </w:rPr>
-          <w:t>1 Sam 9:1–10:24</w:t>
-        </w:r>
-      </w:hyperlink>
+      <w:r>
+        <w:rPr>
+          <w:lang w:val="es_ES" w:bidi="es_ES"/>
+        </w:rPr>
+        <w:t>1 Sam 9:1–10:24</w:t>
+      </w:r>
       <w:r>
         <w:rPr>
           <w:lang w:val="es_ES" w:bidi="es_ES"/>
@@ -2125,72 +1651,48 @@
         </w:rPr>
         <w:t>La transición de jueces a reyes fue complicada. Samuel, como sacerdote, oró por el pueblo. Como profeta, criticó a Saúl por su impaciencia y desobediencia (</w:t>
       </w:r>
-      <w:hyperlink r:id="rId77">
-        <w:r>
-          <w:rPr>
-            <w:lang w:val="es_ES" w:bidi="es_ES"/>
-          </w:rPr>
-          <w:rPr>
-            <w:color w:val="0000EE"/>
-            <w:u w:val="single"/>
-          </w:rPr>
-          <w:t>1 Sam 13:5–14,</w:t>
-        </w:r>
-      </w:hyperlink>
-      <w:r>
-        <w:rPr>
-          <w:lang w:val="es_ES" w:bidi="es_ES"/>
-        </w:rPr>
-        <w:t xml:space="preserve"> </w:t>
-      </w:r>
-      <w:hyperlink r:id="rId78">
-        <w:r>
-          <w:rPr>
-            <w:lang w:val="es_ES" w:bidi="es_ES"/>
-          </w:rPr>
-          <w:rPr>
-            <w:color w:val="0000EE"/>
-            <w:u w:val="single"/>
-          </w:rPr>
-          <w:t>15:12–35</w:t>
-        </w:r>
-      </w:hyperlink>
+      <w:r>
+        <w:rPr>
+          <w:lang w:val="es_ES" w:bidi="es_ES"/>
+        </w:rPr>
+        <w:t>1 Sam 13:5–14,</w:t>
+      </w:r>
+      <w:r>
+        <w:rPr>
+          <w:lang w:val="es_ES" w:bidi="es_ES"/>
+        </w:rPr>
+        <w:t xml:space="preserve"> </w:t>
+      </w:r>
+      <w:r>
+        <w:rPr>
+          <w:lang w:val="es_ES" w:bidi="es_ES"/>
+        </w:rPr>
+        <w:t>15:12–35</w:t>
+      </w:r>
       <w:r>
         <w:rPr>
           <w:lang w:val="es_ES" w:bidi="es_ES"/>
         </w:rPr>
         <w:t>). Cuando Dios rechazó a Saúl como rey, Samuel ungió a David como el elegido de Dios (</w:t>
       </w:r>
-      <w:hyperlink r:id="rId79">
-        <w:r>
-          <w:rPr>
-            <w:lang w:val="es_ES" w:bidi="es_ES"/>
-          </w:rPr>
-          <w:rPr>
-            <w:color w:val="0000EE"/>
-            <w:u w:val="single"/>
-          </w:rPr>
-          <w:t>1 Sam 16:1–13</w:t>
-        </w:r>
-      </w:hyperlink>
+      <w:r>
+        <w:rPr>
+          <w:lang w:val="es_ES" w:bidi="es_ES"/>
+        </w:rPr>
+        <w:t>1 Sam 16:1–13</w:t>
+      </w:r>
       <w:r>
         <w:rPr>
           <w:lang w:val="es_ES" w:bidi="es_ES"/>
         </w:rPr>
         <w:t>) y protegió a David de Saúl (</w:t>
       </w:r>
-      <w:hyperlink r:id="rId80">
-        <w:r>
-          <w:rPr>
-            <w:lang w:val="es_ES" w:bidi="es_ES"/>
-          </w:rPr>
-          <w:rPr>
-            <w:color w:val="0000EE"/>
-            <w:u w:val="single"/>
-          </w:rPr>
-          <w:t>19:18–24</w:t>
-        </w:r>
-      </w:hyperlink>
+      <w:r>
+        <w:rPr>
+          <w:lang w:val="es_ES" w:bidi="es_ES"/>
+        </w:rPr>
+        <w:t>19:18–24</w:t>
+      </w:r>
       <w:r>
         <w:rPr>
           <w:lang w:val="es_ES" w:bidi="es_ES"/>
@@ -2211,36 +1713,24 @@
         </w:rPr>
         <w:t>A través de la oración y la determinación, Samuel fue un líder fiel (</w:t>
       </w:r>
-      <w:hyperlink r:id="rId81">
-        <w:r>
-          <w:rPr>
-            <w:lang w:val="es_ES" w:bidi="es_ES"/>
-          </w:rPr>
-          <w:rPr>
-            <w:color w:val="0000EE"/>
-            <w:u w:val="single"/>
-          </w:rPr>
-          <w:t>Jr 15:1,</w:t>
-        </w:r>
-      </w:hyperlink>
-      <w:r>
-        <w:rPr>
-          <w:lang w:val="es_ES" w:bidi="es_ES"/>
-        </w:rPr>
-        <w:t xml:space="preserve"> </w:t>
-      </w:r>
-      <w:hyperlink r:id="rId65">
-        <w:r>
-          <w:rPr>
-            <w:lang w:val="es_ES" w:bidi="es_ES"/>
-          </w:rPr>
-          <w:rPr>
-            <w:color w:val="0000EE"/>
-            <w:u w:val="single"/>
-          </w:rPr>
-          <w:t>Hb 11:32</w:t>
-        </w:r>
-      </w:hyperlink>
+      <w:r>
+        <w:rPr>
+          <w:lang w:val="es_ES" w:bidi="es_ES"/>
+        </w:rPr>
+        <w:t>Jr 15:1,</w:t>
+      </w:r>
+      <w:r>
+        <w:rPr>
+          <w:lang w:val="es_ES" w:bidi="es_ES"/>
+        </w:rPr>
+        <w:t xml:space="preserve"> </w:t>
+      </w:r>
+      <w:r>
+        <w:rPr>
+          <w:lang w:val="es_ES" w:bidi="es_ES"/>
+        </w:rPr>
+        <w:t>Hb 11:32</w:t>
+      </w:r>
       <w:r>
         <w:rPr>
           <w:lang w:val="es_ES" w:bidi="es_ES"/>
@@ -2260,54 +1750,36 @@
         </w:rPr>
         <w:t xml:space="preserve"> (</w:t>
       </w:r>
-      <w:hyperlink r:id="rId82">
-        <w:r>
-          <w:rPr>
-            <w:lang w:val="es_ES" w:bidi="es_ES"/>
-          </w:rPr>
-          <w:rPr>
-            <w:color w:val="0000EE"/>
-            <w:u w:val="single"/>
-          </w:rPr>
-          <w:t>1 Cro 29:29</w:t>
-        </w:r>
-      </w:hyperlink>
+      <w:r>
+        <w:rPr>
+          <w:lang w:val="es_ES" w:bidi="es_ES"/>
+        </w:rPr>
+        <w:t>1 Cro 29:29</w:t>
+      </w:r>
       <w:r>
         <w:rPr>
           <w:lang w:val="es_ES" w:bidi="es_ES"/>
         </w:rPr>
         <w:t>). También redactó cómo debería gobernar un buen rey (</w:t>
       </w:r>
-      <w:hyperlink r:id="rId83">
-        <w:r>
-          <w:rPr>
-            <w:lang w:val="es_ES" w:bidi="es_ES"/>
-          </w:rPr>
-          <w:rPr>
-            <w:color w:val="0000EE"/>
-            <w:u w:val="single"/>
-          </w:rPr>
-          <w:t>1 Sam 10:25</w:t>
-        </w:r>
-      </w:hyperlink>
+      <w:r>
+        <w:rPr>
+          <w:lang w:val="es_ES" w:bidi="es_ES"/>
+        </w:rPr>
+        <w:t>1 Sam 10:25</w:t>
+      </w:r>
       <w:r>
         <w:rPr>
           <w:lang w:val="es_ES" w:bidi="es_ES"/>
         </w:rPr>
         <w:t>). Cuando murió, todo Israel lo lloró. Fue enterrado en Ramá, su ciudad natal (</w:t>
       </w:r>
-      <w:hyperlink r:id="rId84">
-        <w:r>
-          <w:rPr>
-            <w:lang w:val="es_ES" w:bidi="es_ES"/>
-          </w:rPr>
-          <w:rPr>
-            <w:color w:val="0000EE"/>
-            <w:u w:val="single"/>
-          </w:rPr>
-          <w:t>1 Sam 25:1</w:t>
-        </w:r>
-      </w:hyperlink>
+      <w:r>
+        <w:rPr>
+          <w:lang w:val="es_ES" w:bidi="es_ES"/>
+        </w:rPr>
+        <w:t>1 Sam 25:1</w:t>
+      </w:r>
       <w:r>
         <w:rPr>
           <w:lang w:val="es_ES" w:bidi="es_ES"/>
@@ -2337,198 +1809,132 @@
           <w:lang w:val="es_ES" w:bidi="es_ES"/>
         </w:rPr>
       </w:r>
-      <w:hyperlink r:id="rId85">
-        <w:r>
-          <w:rPr>
-            <w:lang w:val="es_ES" w:bidi="es_ES"/>
-          </w:rPr>
-          <w:rPr>
-            <w:color w:val="0000EE"/>
-            <w:u w:val="single"/>
-          </w:rPr>
-          <w:t>1 Samuel 1:19–2:11,</w:t>
-        </w:r>
-      </w:hyperlink>
-      <w:r>
-        <w:rPr>
-          <w:lang w:val="es_ES" w:bidi="es_ES"/>
-        </w:rPr>
-        <w:t xml:space="preserve"> </w:t>
-      </w:r>
-      <w:hyperlink r:id="rId86">
-        <w:r>
-          <w:rPr>
-            <w:lang w:val="es_ES" w:bidi="es_ES"/>
-          </w:rPr>
-          <w:rPr>
-            <w:color w:val="0000EE"/>
-            <w:u w:val="single"/>
-          </w:rPr>
-          <w:t>3:1–4:1,</w:t>
-        </w:r>
-      </w:hyperlink>
-      <w:r>
-        <w:rPr>
-          <w:lang w:val="es_ES" w:bidi="es_ES"/>
-        </w:rPr>
-        <w:t xml:space="preserve"> </w:t>
-      </w:r>
-      <w:hyperlink r:id="rId87">
-        <w:r>
-          <w:rPr>
-            <w:lang w:val="es_ES" w:bidi="es_ES"/>
-          </w:rPr>
-          <w:rPr>
-            <w:color w:val="0000EE"/>
-            <w:u w:val="single"/>
-          </w:rPr>
-          <w:t>7:3–16:13,</w:t>
-        </w:r>
-      </w:hyperlink>
-      <w:r>
-        <w:rPr>
-          <w:lang w:val="es_ES" w:bidi="es_ES"/>
-        </w:rPr>
-        <w:t xml:space="preserve"> </w:t>
-      </w:r>
-      <w:hyperlink r:id="rId80">
-        <w:r>
-          <w:rPr>
-            <w:lang w:val="es_ES" w:bidi="es_ES"/>
-          </w:rPr>
-          <w:rPr>
-            <w:color w:val="0000EE"/>
-            <w:u w:val="single"/>
-          </w:rPr>
-          <w:t>19:18–24,</w:t>
-        </w:r>
-      </w:hyperlink>
-      <w:r>
-        <w:rPr>
-          <w:lang w:val="es_ES" w:bidi="es_ES"/>
-        </w:rPr>
-        <w:t xml:space="preserve"> </w:t>
-      </w:r>
-      <w:hyperlink r:id="rId84">
-        <w:r>
-          <w:rPr>
-            <w:lang w:val="es_ES" w:bidi="es_ES"/>
-          </w:rPr>
-          <w:rPr>
-            <w:color w:val="0000EE"/>
-            <w:u w:val="single"/>
-          </w:rPr>
-          <w:t>25:1,</w:t>
-        </w:r>
-      </w:hyperlink>
-      <w:r>
-        <w:rPr>
-          <w:lang w:val="es_ES" w:bidi="es_ES"/>
-        </w:rPr>
-        <w:t xml:space="preserve"> </w:t>
-      </w:r>
-      <w:hyperlink r:id="rId88">
-        <w:r>
-          <w:rPr>
-            <w:lang w:val="es_ES" w:bidi="es_ES"/>
-          </w:rPr>
-          <w:rPr>
-            <w:color w:val="0000EE"/>
-            <w:u w:val="single"/>
-          </w:rPr>
-          <w:t>28:1–25;</w:t>
-        </w:r>
-      </w:hyperlink>
-      <w:r>
-        <w:rPr>
-          <w:lang w:val="es_ES" w:bidi="es_ES"/>
-        </w:rPr>
-        <w:t xml:space="preserve"> </w:t>
-      </w:r>
-      <w:hyperlink r:id="rId89">
-        <w:r>
-          <w:rPr>
-            <w:lang w:val="es_ES" w:bidi="es_ES"/>
-          </w:rPr>
-          <w:rPr>
-            <w:color w:val="0000EE"/>
-            <w:u w:val="single"/>
-          </w:rPr>
-          <w:t>Salmo 99:6;</w:t>
-        </w:r>
-      </w:hyperlink>
-      <w:r>
-        <w:rPr>
-          <w:lang w:val="es_ES" w:bidi="es_ES"/>
-        </w:rPr>
-        <w:t xml:space="preserve"> </w:t>
-      </w:r>
-      <w:hyperlink r:id="rId81">
-        <w:r>
-          <w:rPr>
-            <w:lang w:val="es_ES" w:bidi="es_ES"/>
-          </w:rPr>
-          <w:rPr>
-            <w:color w:val="0000EE"/>
-            <w:u w:val="single"/>
-          </w:rPr>
-          <w:t>Jeremías 15:1;</w:t>
-        </w:r>
-      </w:hyperlink>
-      <w:r>
-        <w:rPr>
-          <w:lang w:val="es_ES" w:bidi="es_ES"/>
-        </w:rPr>
-        <w:t xml:space="preserve"> </w:t>
-      </w:r>
-      <w:hyperlink r:id="rId62">
-        <w:r>
-          <w:rPr>
-            <w:lang w:val="es_ES" w:bidi="es_ES"/>
-          </w:rPr>
-          <w:rPr>
-            <w:color w:val="0000EE"/>
-            <w:u w:val="single"/>
-          </w:rPr>
-          <w:t>Hechos 3:24,</w:t>
-        </w:r>
-      </w:hyperlink>
-      <w:r>
-        <w:rPr>
-          <w:lang w:val="es_ES" w:bidi="es_ES"/>
-        </w:rPr>
-        <w:t xml:space="preserve"> </w:t>
-      </w:r>
-      <w:hyperlink r:id="rId63">
-        <w:r>
-          <w:rPr>
-            <w:lang w:val="es_ES" w:bidi="es_ES"/>
-          </w:rPr>
-          <w:rPr>
-            <w:color w:val="0000EE"/>
-            <w:u w:val="single"/>
-          </w:rPr>
-          <w:t>13:20;</w:t>
-        </w:r>
-      </w:hyperlink>
-      <w:r>
-        <w:rPr>
-          <w:lang w:val="es_ES" w:bidi="es_ES"/>
-        </w:rPr>
-        <w:t xml:space="preserve"> </w:t>
-      </w:r>
-      <w:hyperlink r:id="rId65">
-        <w:r>
-          <w:rPr>
-            <w:lang w:val="es_ES" w:bidi="es_ES"/>
-          </w:rPr>
-          <w:rPr>
-            <w:color w:val="0000EE"/>
-            <w:u w:val="single"/>
-          </w:rPr>
-          <w:t>Hebreos 11:32</w:t>
-        </w:r>
-      </w:hyperlink>
+      <w:r>
+        <w:rPr>
+          <w:lang w:val="es_ES" w:bidi="es_ES"/>
+        </w:rPr>
+        <w:t>1 Samuel 1:19–2:11,</w:t>
+      </w:r>
+      <w:r>
+        <w:rPr>
+          <w:lang w:val="es_ES" w:bidi="es_ES"/>
+        </w:rPr>
+        <w:t xml:space="preserve"> </w:t>
+      </w:r>
+      <w:r>
+        <w:rPr>
+          <w:lang w:val="es_ES" w:bidi="es_ES"/>
+        </w:rPr>
+        <w:t>3:1–4:1,</w:t>
+      </w:r>
+      <w:r>
+        <w:rPr>
+          <w:lang w:val="es_ES" w:bidi="es_ES"/>
+        </w:rPr>
+        <w:t xml:space="preserve"> </w:t>
+      </w:r>
+      <w:r>
+        <w:rPr>
+          <w:lang w:val="es_ES" w:bidi="es_ES"/>
+        </w:rPr>
+        <w:t>7:3–16:13,</w:t>
+      </w:r>
+      <w:r>
+        <w:rPr>
+          <w:lang w:val="es_ES" w:bidi="es_ES"/>
+        </w:rPr>
+        <w:t xml:space="preserve"> </w:t>
+      </w:r>
+      <w:r>
+        <w:rPr>
+          <w:lang w:val="es_ES" w:bidi="es_ES"/>
+        </w:rPr>
+        <w:t>19:18–24,</w:t>
+      </w:r>
+      <w:r>
+        <w:rPr>
+          <w:lang w:val="es_ES" w:bidi="es_ES"/>
+        </w:rPr>
+        <w:t xml:space="preserve"> </w:t>
+      </w:r>
+      <w:r>
+        <w:rPr>
+          <w:lang w:val="es_ES" w:bidi="es_ES"/>
+        </w:rPr>
+        <w:t>25:1,</w:t>
+      </w:r>
+      <w:r>
+        <w:rPr>
+          <w:lang w:val="es_ES" w:bidi="es_ES"/>
+        </w:rPr>
+        <w:t xml:space="preserve"> </w:t>
+      </w:r>
+      <w:r>
+        <w:rPr>
+          <w:lang w:val="es_ES" w:bidi="es_ES"/>
+        </w:rPr>
+        <w:t>28:1–25;</w:t>
+      </w:r>
+      <w:r>
+        <w:rPr>
+          <w:lang w:val="es_ES" w:bidi="es_ES"/>
+        </w:rPr>
+        <w:t xml:space="preserve"> </w:t>
+      </w:r>
+      <w:r>
+        <w:rPr>
+          <w:lang w:val="es_ES" w:bidi="es_ES"/>
+        </w:rPr>
+        <w:t>Salmo 99:6;</w:t>
+      </w:r>
+      <w:r>
+        <w:rPr>
+          <w:lang w:val="es_ES" w:bidi="es_ES"/>
+        </w:rPr>
+        <w:t xml:space="preserve"> </w:t>
+      </w:r>
+      <w:r>
+        <w:rPr>
+          <w:lang w:val="es_ES" w:bidi="es_ES"/>
+        </w:rPr>
+        <w:t>Jeremías 15:1;</w:t>
+      </w:r>
+      <w:r>
+        <w:rPr>
+          <w:lang w:val="es_ES" w:bidi="es_ES"/>
+        </w:rPr>
+        <w:t xml:space="preserve"> </w:t>
+      </w:r>
+      <w:r>
+        <w:rPr>
+          <w:lang w:val="es_ES" w:bidi="es_ES"/>
+        </w:rPr>
+        <w:t>Hechos 3:24,</w:t>
+      </w:r>
+      <w:r>
+        <w:rPr>
+          <w:lang w:val="es_ES" w:bidi="es_ES"/>
+        </w:rPr>
+        <w:t xml:space="preserve"> </w:t>
+      </w:r>
+      <w:r>
+        <w:rPr>
+          <w:lang w:val="es_ES" w:bidi="es_ES"/>
+        </w:rPr>
+        <w:t>13:20;</w:t>
+      </w:r>
+      <w:r>
+        <w:rPr>
+          <w:lang w:val="es_ES" w:bidi="es_ES"/>
+        </w:rPr>
+        <w:t xml:space="preserve"> </w:t>
+      </w:r>
+      <w:r>
+        <w:rPr>
+          <w:lang w:val="es_ES" w:bidi="es_ES"/>
+        </w:rPr>
+        <w:t>Hebreos 11:32</w:t>
+      </w:r>
       <w:r>
         <w:rPr>
           <w:lang w:val="es_ES" w:bidi="es_ES"/>
@@ -2591,54 +1997,36 @@
         </w:rPr>
         <w:t>El primer ejemplo de cómo Dios usó a Sansón ocurrió cuando les dijo a sus padres que quería casarse con una joven filistea. Esto sorprendió a sus padres porque a los israelitas se les había ordenado no casarse con la gente de la región (</w:t>
       </w:r>
-      <w:hyperlink r:id="rId90">
-        <w:r>
-          <w:rPr>
-            <w:lang w:val="es_ES" w:bidi="es_ES"/>
-          </w:rPr>
-          <w:rPr>
-            <w:color w:val="0000EE"/>
-            <w:u w:val="single"/>
-          </w:rPr>
-          <w:t>Dt 7:1–4,</w:t>
-        </w:r>
-      </w:hyperlink>
-      <w:r>
-        <w:rPr>
-          <w:lang w:val="es_ES" w:bidi="es_ES"/>
-        </w:rPr>
-        <w:t xml:space="preserve"> </w:t>
-      </w:r>
-      <w:hyperlink r:id="rId91">
-        <w:r>
-          <w:rPr>
-            <w:lang w:val="es_ES" w:bidi="es_ES"/>
-          </w:rPr>
-          <w:rPr>
-            <w:color w:val="0000EE"/>
-            <w:u w:val="single"/>
-          </w:rPr>
-          <w:t>Jos 23:12–13,</w:t>
-        </w:r>
-      </w:hyperlink>
+      <w:r>
+        <w:rPr>
+          <w:lang w:val="es_ES" w:bidi="es_ES"/>
+        </w:rPr>
+        <w:t>Dt 7:1–4,</w:t>
+      </w:r>
+      <w:r>
+        <w:rPr>
+          <w:lang w:val="es_ES" w:bidi="es_ES"/>
+        </w:rPr>
+        <w:t xml:space="preserve"> </w:t>
+      </w:r>
+      <w:r>
+        <w:rPr>
+          <w:lang w:val="es_ES" w:bidi="es_ES"/>
+        </w:rPr>
+        <w:t>Jos 23:12–13,</w:t>
+      </w:r>
       <w:r>
         <w:rPr>
           <w:lang w:val="es_ES" w:bidi="es_ES"/>
         </w:rPr>
         <w:t xml:space="preserve"> véase también </w:t>
       </w:r>
-      <w:hyperlink r:id="rId92">
-        <w:r>
-          <w:rPr>
-            <w:lang w:val="es_ES" w:bidi="es_ES"/>
-          </w:rPr>
-          <w:rPr>
-            <w:color w:val="0000EE"/>
-            <w:u w:val="single"/>
-          </w:rPr>
-          <w:t>2 Co 6:14–18</w:t>
-        </w:r>
-      </w:hyperlink>
+      <w:r>
+        <w:rPr>
+          <w:lang w:val="es_ES" w:bidi="es_ES"/>
+        </w:rPr>
+        <w:t>2 Co 6:14–18</w:t>
+      </w:r>
       <w:r>
         <w:rPr>
           <w:lang w:val="es_ES" w:bidi="es_ES"/>
@@ -2659,54 +2047,36 @@
         </w:rPr>
         <w:t>Mientras se dirigía a la fiesta de bodas, Sansón tomó miel de un león muerto que había matado anteriormente. Sansón nació como nazareo, y a los nazareos se les prohibía estrictamente tocar un cadáver (</w:t>
       </w:r>
-      <w:hyperlink r:id="rId93">
-        <w:r>
-          <w:rPr>
-            <w:lang w:val="es_ES" w:bidi="es_ES"/>
-          </w:rPr>
-          <w:rPr>
-            <w:color w:val="0000EE"/>
-            <w:u w:val="single"/>
-          </w:rPr>
-          <w:t>Nm 6:1–21</w:t>
-        </w:r>
-      </w:hyperlink>
+      <w:r>
+        <w:rPr>
+          <w:lang w:val="es_ES" w:bidi="es_ES"/>
+        </w:rPr>
+        <w:t>Nm 6:1–21</w:t>
+      </w:r>
       <w:r>
         <w:rPr>
           <w:lang w:val="es_ES" w:bidi="es_ES"/>
         </w:rPr>
         <w:t>). Sin embargo, a Sansón no le importó. Luego creó un acertijo sobre el león (</w:t>
       </w:r>
-      <w:hyperlink r:id="rId94">
-        <w:r>
-          <w:rPr>
-            <w:lang w:val="es_ES" w:bidi="es_ES"/>
-          </w:rPr>
-          <w:rPr>
-            <w:color w:val="0000EE"/>
-            <w:u w:val="single"/>
-          </w:rPr>
-          <w:t>Jc 14:14</w:t>
-        </w:r>
-      </w:hyperlink>
+      <w:r>
+        <w:rPr>
+          <w:lang w:val="es_ES" w:bidi="es_ES"/>
+        </w:rPr>
+        <w:t>Jc 14:14</w:t>
+      </w:r>
       <w:r>
         <w:rPr>
           <w:lang w:val="es_ES" w:bidi="es_ES"/>
         </w:rPr>
         <w:t>). Apostó con treinta jóvenes filisteos que no podrían resolver el acertijo. Los filisteos presionaron a su esposa para que revelara la respuesta. Como resultado, Sansón se enojó tanto que mató a treinta filisteos y tomó su ropa para saldar la apuesta. Dios utilizó a este héroe egoísta para “salvar á Israel de la mano de los Filisteos” (</w:t>
       </w:r>
-      <w:hyperlink r:id="rId95">
-        <w:r>
-          <w:rPr>
-            <w:lang w:val="es_ES" w:bidi="es_ES"/>
-          </w:rPr>
-          <w:rPr>
-            <w:color w:val="0000EE"/>
-            <w:u w:val="single"/>
-          </w:rPr>
-          <w:t>Jc 13:5</w:t>
-        </w:r>
-      </w:hyperlink>
+      <w:r>
+        <w:rPr>
+          <w:lang w:val="es_ES" w:bidi="es_ES"/>
+        </w:rPr>
+        <w:t>Jc 13:5</w:t>
+      </w:r>
       <w:r>
         <w:rPr>
           <w:lang w:val="es_ES" w:bidi="es_ES"/>
@@ -2727,18 +2097,12 @@
         </w:rPr>
         <w:t>La última historia importante de la vida de Sansón menciona a una mujer llamada Dalila (</w:t>
       </w:r>
-      <w:hyperlink r:id="rId96">
-        <w:r>
-          <w:rPr>
-            <w:lang w:val="es_ES" w:bidi="es_ES"/>
-          </w:rPr>
-          <w:rPr>
-            <w:color w:val="0000EE"/>
-            <w:u w:val="single"/>
-          </w:rPr>
-          <w:t>Jc 16:4–31</w:t>
-        </w:r>
-      </w:hyperlink>
+      <w:r>
+        <w:rPr>
+          <w:lang w:val="es_ES" w:bidi="es_ES"/>
+        </w:rPr>
+        <w:t>Jc 16:4–31</w:t>
+      </w:r>
       <w:r>
         <w:rPr>
           <w:lang w:val="es_ES" w:bidi="es_ES"/>
@@ -2771,18 +2135,12 @@
         </w:rPr>
         <w:t>" (</w:t>
       </w:r>
-      <w:hyperlink r:id="rId97">
-        <w:r>
-          <w:rPr>
-            <w:lang w:val="es_ES" w:bidi="es_ES"/>
-          </w:rPr>
-          <w:rPr>
-            <w:color w:val="0000EE"/>
-            <w:u w:val="single"/>
-          </w:rPr>
-          <w:t>Jc 16:28</w:t>
-        </w:r>
-      </w:hyperlink>
+      <w:r>
+        <w:rPr>
+          <w:lang w:val="es_ES" w:bidi="es_ES"/>
+        </w:rPr>
+        <w:t>Jc 16:28</w:t>
+      </w:r>
       <w:r>
         <w:rPr>
           <w:lang w:val="es_ES" w:bidi="es_ES"/>
@@ -2812,36 +2170,24 @@
           <w:lang w:val="es_ES" w:bidi="es_ES"/>
         </w:rPr>
       </w:r>
-      <w:hyperlink r:id="rId98">
-        <w:r>
-          <w:rPr>
-            <w:lang w:val="es_ES" w:bidi="es_ES"/>
-          </w:rPr>
-          <w:rPr>
-            <w:color w:val="0000EE"/>
-            <w:u w:val="single"/>
-          </w:rPr>
-          <w:t>Jueces 13:1–16:31,</w:t>
-        </w:r>
-      </w:hyperlink>
-      <w:r>
-        <w:rPr>
-          <w:lang w:val="es_ES" w:bidi="es_ES"/>
-        </w:rPr>
-        <w:t xml:space="preserve"> </w:t>
-      </w:r>
-      <w:hyperlink r:id="rId65">
-        <w:r>
-          <w:rPr>
-            <w:lang w:val="es_ES" w:bidi="es_ES"/>
-          </w:rPr>
-          <w:rPr>
-            <w:color w:val="0000EE"/>
-            <w:u w:val="single"/>
-          </w:rPr>
-          <w:t>Hebreos 11:32</w:t>
-        </w:r>
-      </w:hyperlink>
+      <w:r>
+        <w:rPr>
+          <w:lang w:val="es_ES" w:bidi="es_ES"/>
+        </w:rPr>
+        <w:t>Jueces 13:1–16:31,</w:t>
+      </w:r>
+      <w:r>
+        <w:rPr>
+          <w:lang w:val="es_ES" w:bidi="es_ES"/>
+        </w:rPr>
+        <w:t xml:space="preserve"> </w:t>
+      </w:r>
+      <w:r>
+        <w:rPr>
+          <w:lang w:val="es_ES" w:bidi="es_ES"/>
+        </w:rPr>
+        <w:t>Hebreos 11:32</w:t>
+      </w:r>
       <w:r>
         <w:rPr>
           <w:lang w:val="es_ES" w:bidi="es_ES"/>
@@ -2890,144 +2236,96 @@
         </w:rPr>
         <w:t>Sara era tanto la esposa como la media hermana de Abraham (</w:t>
       </w:r>
-      <w:hyperlink r:id="rId99">
-        <w:r>
-          <w:rPr>
-            <w:lang w:val="es_ES" w:bidi="es_ES"/>
-          </w:rPr>
-          <w:rPr>
-            <w:color w:val="0000EE"/>
-            <w:u w:val="single"/>
-          </w:rPr>
-          <w:t>Gn 11:29,</w:t>
-        </w:r>
-      </w:hyperlink>
-      <w:r>
-        <w:rPr>
-          <w:lang w:val="es_ES" w:bidi="es_ES"/>
-        </w:rPr>
-        <w:t xml:space="preserve"> </w:t>
-      </w:r>
-      <w:hyperlink r:id="rId100">
-        <w:r>
-          <w:rPr>
-            <w:lang w:val="es_ES" w:bidi="es_ES"/>
-          </w:rPr>
-          <w:rPr>
-            <w:color w:val="0000EE"/>
-            <w:u w:val="single"/>
-          </w:rPr>
-          <w:t>20:12</w:t>
-        </w:r>
-      </w:hyperlink>
+      <w:r>
+        <w:rPr>
+          <w:lang w:val="es_ES" w:bidi="es_ES"/>
+        </w:rPr>
+        <w:t>Gn 11:29,</w:t>
+      </w:r>
+      <w:r>
+        <w:rPr>
+          <w:lang w:val="es_ES" w:bidi="es_ES"/>
+        </w:rPr>
+        <w:t xml:space="preserve"> </w:t>
+      </w:r>
+      <w:r>
+        <w:rPr>
+          <w:lang w:val="es_ES" w:bidi="es_ES"/>
+        </w:rPr>
+        <w:t>20:12</w:t>
+      </w:r>
       <w:r>
         <w:rPr>
           <w:lang w:val="es_ES" w:bidi="es_ES"/>
         </w:rPr>
         <w:t>). Viajó con Abraham desde Ur hasta Harán y luego a Canaán (</w:t>
       </w:r>
-      <w:hyperlink r:id="rId101">
-        <w:r>
-          <w:rPr>
-            <w:lang w:val="es_ES" w:bidi="es_ES"/>
-          </w:rPr>
-          <w:rPr>
-            <w:color w:val="0000EE"/>
-            <w:u w:val="single"/>
-          </w:rPr>
-          <w:t>Gn 11:31,</w:t>
-        </w:r>
-      </w:hyperlink>
-      <w:r>
-        <w:rPr>
-          <w:lang w:val="es_ES" w:bidi="es_ES"/>
-        </w:rPr>
-        <w:t xml:space="preserve"> </w:t>
-      </w:r>
-      <w:hyperlink r:id="rId102">
-        <w:r>
-          <w:rPr>
-            <w:lang w:val="es_ES" w:bidi="es_ES"/>
-          </w:rPr>
-          <w:rPr>
-            <w:color w:val="0000EE"/>
-            <w:u w:val="single"/>
-          </w:rPr>
-          <w:t>12:5</w:t>
-        </w:r>
-      </w:hyperlink>
+      <w:r>
+        <w:rPr>
+          <w:lang w:val="es_ES" w:bidi="es_ES"/>
+        </w:rPr>
+        <w:t>Gn 11:31,</w:t>
+      </w:r>
+      <w:r>
+        <w:rPr>
+          <w:lang w:val="es_ES" w:bidi="es_ES"/>
+        </w:rPr>
+        <w:t xml:space="preserve"> </w:t>
+      </w:r>
+      <w:r>
+        <w:rPr>
+          <w:lang w:val="es_ES" w:bidi="es_ES"/>
+        </w:rPr>
+        <w:t>12:5</w:t>
+      </w:r>
       <w:r>
         <w:rPr>
           <w:lang w:val="es_ES" w:bidi="es_ES"/>
         </w:rPr>
         <w:t>). En dos ocasiones, en Egipto y Gerar, Abraham le pidió a Sara que dijera que era su hermana y no su esposa (</w:t>
       </w:r>
-      <w:hyperlink r:id="rId103">
-        <w:r>
-          <w:rPr>
-            <w:lang w:val="es_ES" w:bidi="es_ES"/>
-          </w:rPr>
-          <w:rPr>
-            <w:color w:val="0000EE"/>
-            <w:u w:val="single"/>
-          </w:rPr>
-          <w:t>Gn 12:10–20,</w:t>
-        </w:r>
-      </w:hyperlink>
-      <w:r>
-        <w:rPr>
-          <w:lang w:val="es_ES" w:bidi="es_ES"/>
-        </w:rPr>
-        <w:t xml:space="preserve"> </w:t>
-      </w:r>
-      <w:hyperlink r:id="rId104">
-        <w:r>
-          <w:rPr>
-            <w:lang w:val="es_ES" w:bidi="es_ES"/>
-          </w:rPr>
-          <w:rPr>
-            <w:color w:val="0000EE"/>
-            <w:u w:val="single"/>
-          </w:rPr>
-          <w:t>20:1–18</w:t>
-        </w:r>
-      </w:hyperlink>
+      <w:r>
+        <w:rPr>
+          <w:lang w:val="es_ES" w:bidi="es_ES"/>
+        </w:rPr>
+        <w:t>Gn 12:10–20,</w:t>
+      </w:r>
+      <w:r>
+        <w:rPr>
+          <w:lang w:val="es_ES" w:bidi="es_ES"/>
+        </w:rPr>
+        <w:t xml:space="preserve"> </w:t>
+      </w:r>
+      <w:r>
+        <w:rPr>
+          <w:lang w:val="es_ES" w:bidi="es_ES"/>
+        </w:rPr>
+        <w:t>20:1–18</w:t>
+      </w:r>
       <w:r>
         <w:rPr>
           <w:lang w:val="es_ES" w:bidi="es_ES"/>
         </w:rPr>
         <w:t>), ya que temía que lo mataran por causa de ella. A pesar de la falta de fe de Abraham, Dios protegió a Sara en ambas ocasiones, preservando así la línea elegida a través de la cual Dios prometió hacer crecer la nación israelita (</w:t>
       </w:r>
-      <w:hyperlink r:id="rId105">
-        <w:r>
-          <w:rPr>
-            <w:lang w:val="es_ES" w:bidi="es_ES"/>
-          </w:rPr>
-          <w:rPr>
-            <w:color w:val="0000EE"/>
-            <w:u w:val="single"/>
-          </w:rPr>
-          <w:t>Gn 12:2,</w:t>
-        </w:r>
-      </w:hyperlink>
-      <w:r>
-        <w:rPr>
-          <w:lang w:val="es_ES" w:bidi="es_ES"/>
-        </w:rPr>
-        <w:t xml:space="preserve"> </w:t>
-      </w:r>
-      <w:hyperlink r:id="rId106">
-        <w:r>
-          <w:rPr>
-            <w:lang w:val="es_ES" w:bidi="es_ES"/>
-          </w:rPr>
-          <w:rPr>
-            <w:color w:val="0000EE"/>
-            <w:u w:val="single"/>
-          </w:rPr>
-          <w:t>17:19</w:t>
-        </w:r>
-      </w:hyperlink>
+      <w:r>
+        <w:rPr>
+          <w:lang w:val="es_ES" w:bidi="es_ES"/>
+        </w:rPr>
+        <w:t>Gn 12:2,</w:t>
+      </w:r>
+      <w:r>
+        <w:rPr>
+          <w:lang w:val="es_ES" w:bidi="es_ES"/>
+        </w:rPr>
+        <w:t xml:space="preserve"> </w:t>
+      </w:r>
+      <w:r>
+        <w:rPr>
+          <w:lang w:val="es_ES" w:bidi="es_ES"/>
+        </w:rPr>
+        <w:t>17:19</w:t>
+      </w:r>
       <w:r>
         <w:rPr>
           <w:lang w:val="es_ES" w:bidi="es_ES"/>
@@ -3048,144 +2346,96 @@
         </w:rPr>
         <w:t xml:space="preserve">Sara es una de las varias mujeres en la Biblia que no podían tener hijos, pero milagrosamente tuvieron uno (véase también </w:t>
       </w:r>
-      <w:hyperlink r:id="rId107">
-        <w:r>
-          <w:rPr>
-            <w:lang w:val="es_ES" w:bidi="es_ES"/>
-          </w:rPr>
-          <w:rPr>
-            <w:color w:val="0000EE"/>
-            <w:u w:val="single"/>
-          </w:rPr>
-          <w:t>Gn 30:22–24,</w:t>
-        </w:r>
-      </w:hyperlink>
-      <w:r>
-        <w:rPr>
-          <w:lang w:val="es_ES" w:bidi="es_ES"/>
-        </w:rPr>
-        <w:t xml:space="preserve"> </w:t>
-      </w:r>
-      <w:hyperlink r:id="rId108">
-        <w:r>
-          <w:rPr>
-            <w:lang w:val="es_ES" w:bidi="es_ES"/>
-          </w:rPr>
-          <w:rPr>
-            <w:color w:val="0000EE"/>
-            <w:u w:val="single"/>
-          </w:rPr>
-          <w:t>1 Sam 1:9–20,</w:t>
-        </w:r>
-      </w:hyperlink>
-      <w:r>
-        <w:rPr>
-          <w:lang w:val="es_ES" w:bidi="es_ES"/>
-        </w:rPr>
-        <w:t xml:space="preserve"> </w:t>
-      </w:r>
-      <w:hyperlink r:id="rId109">
-        <w:r>
-          <w:rPr>
-            <w:lang w:val="es_ES" w:bidi="es_ES"/>
-          </w:rPr>
-          <w:rPr>
-            <w:color w:val="0000EE"/>
-            <w:u w:val="single"/>
-          </w:rPr>
-          <w:t>2 Re 4:14–17,</w:t>
-        </w:r>
-      </w:hyperlink>
-      <w:r>
-        <w:rPr>
-          <w:lang w:val="es_ES" w:bidi="es_ES"/>
-        </w:rPr>
-        <w:t xml:space="preserve"> </w:t>
-      </w:r>
-      <w:hyperlink r:id="rId110">
-        <w:r>
-          <w:rPr>
-            <w:lang w:val="es_ES" w:bidi="es_ES"/>
-          </w:rPr>
-          <w:rPr>
-            <w:color w:val="0000EE"/>
-            <w:u w:val="single"/>
-          </w:rPr>
-          <w:t>Lc 1:5–25</w:t>
-        </w:r>
-      </w:hyperlink>
+      <w:r>
+        <w:rPr>
+          <w:lang w:val="es_ES" w:bidi="es_ES"/>
+        </w:rPr>
+        <w:t>Gn 30:22–24,</w:t>
+      </w:r>
+      <w:r>
+        <w:rPr>
+          <w:lang w:val="es_ES" w:bidi="es_ES"/>
+        </w:rPr>
+        <w:t xml:space="preserve"> </w:t>
+      </w:r>
+      <w:r>
+        <w:rPr>
+          <w:lang w:val="es_ES" w:bidi="es_ES"/>
+        </w:rPr>
+        <w:t>1 Sam 1:9–20,</w:t>
+      </w:r>
+      <w:r>
+        <w:rPr>
+          <w:lang w:val="es_ES" w:bidi="es_ES"/>
+        </w:rPr>
+        <w:t xml:space="preserve"> </w:t>
+      </w:r>
+      <w:r>
+        <w:rPr>
+          <w:lang w:val="es_ES" w:bidi="es_ES"/>
+        </w:rPr>
+        <w:t>2 Re 4:14–17,</w:t>
+      </w:r>
+      <w:r>
+        <w:rPr>
+          <w:lang w:val="es_ES" w:bidi="es_ES"/>
+        </w:rPr>
+        <w:t xml:space="preserve"> </w:t>
+      </w:r>
+      <w:r>
+        <w:rPr>
+          <w:lang w:val="es_ES" w:bidi="es_ES"/>
+        </w:rPr>
+        <w:t>Lc 1:5–25</w:t>
+      </w:r>
       <w:r>
         <w:rPr>
           <w:lang w:val="es_ES" w:bidi="es_ES"/>
         </w:rPr>
         <w:t xml:space="preserve">). Después de que Dios hizo varias promesas, Sara quedó embarazada y dio a luz a Isaac. Sara tenía noventa años cuando esto ocurrió, demostrando el poder de Dios para lograr lo que parece imposible (comparar </w:t>
       </w:r>
-      <w:hyperlink r:id="rId111">
-        <w:r>
-          <w:rPr>
-            <w:lang w:val="es_ES" w:bidi="es_ES"/>
-          </w:rPr>
-          <w:rPr>
-            <w:color w:val="0000EE"/>
-            <w:u w:val="single"/>
-          </w:rPr>
-          <w:t>Gn 17:17,</w:t>
-        </w:r>
-      </w:hyperlink>
-      <w:r>
-        <w:rPr>
-          <w:lang w:val="es_ES" w:bidi="es_ES"/>
-        </w:rPr>
-        <w:t xml:space="preserve"> </w:t>
-      </w:r>
-      <w:hyperlink r:id="rId112">
-        <w:r>
-          <w:rPr>
-            <w:lang w:val="es_ES" w:bidi="es_ES"/>
-          </w:rPr>
-          <w:rPr>
-            <w:color w:val="0000EE"/>
-            <w:u w:val="single"/>
-          </w:rPr>
-          <w:t>21:1–5</w:t>
-        </w:r>
-      </w:hyperlink>
+      <w:r>
+        <w:rPr>
+          <w:lang w:val="es_ES" w:bidi="es_ES"/>
+        </w:rPr>
+        <w:t>Gn 17:17,</w:t>
+      </w:r>
+      <w:r>
+        <w:rPr>
+          <w:lang w:val="es_ES" w:bidi="es_ES"/>
+        </w:rPr>
+        <w:t xml:space="preserve"> </w:t>
+      </w:r>
+      <w:r>
+        <w:rPr>
+          <w:lang w:val="es_ES" w:bidi="es_ES"/>
+        </w:rPr>
+        <w:t>21:1–5</w:t>
+      </w:r>
       <w:r>
         <w:rPr>
           <w:lang w:val="es_ES" w:bidi="es_ES"/>
         </w:rPr>
         <w:t>). Su nombre cambió de Sarai a Sara cuando Dios prometió el nacimiento de Isaac (</w:t>
       </w:r>
-      <w:hyperlink r:id="rId113">
-        <w:r>
-          <w:rPr>
-            <w:lang w:val="es_ES" w:bidi="es_ES"/>
-          </w:rPr>
-          <w:rPr>
-            <w:color w:val="0000EE"/>
-            <w:u w:val="single"/>
-          </w:rPr>
-          <w:t>Gn 17:15–16</w:t>
-        </w:r>
-      </w:hyperlink>
+      <w:r>
+        <w:rPr>
+          <w:lang w:val="es_ES" w:bidi="es_ES"/>
+        </w:rPr>
+        <w:t>Gn 17:15–16</w:t>
+      </w:r>
       <w:r>
         <w:rPr>
           <w:lang w:val="es_ES" w:bidi="es_ES"/>
         </w:rPr>
         <w:t>). Sara es honrada por su fe, aunque se rió de la predicción del nacimiento de Isaac (</w:t>
       </w:r>
-      <w:hyperlink r:id="rId114">
-        <w:r>
-          <w:rPr>
-            <w:lang w:val="es_ES" w:bidi="es_ES"/>
-          </w:rPr>
-          <w:rPr>
-            <w:color w:val="0000EE"/>
-            <w:u w:val="single"/>
-          </w:rPr>
-          <w:t>Gn 18:10–15</w:t>
-        </w:r>
-      </w:hyperlink>
+      <w:r>
+        <w:rPr>
+          <w:lang w:val="es_ES" w:bidi="es_ES"/>
+        </w:rPr>
+        <w:t>Gn 18:10–15</w:t>
+      </w:r>
       <w:r>
         <w:rPr>
           <w:lang w:val="es_ES" w:bidi="es_ES"/>
@@ -3206,108 +2456,72 @@
         </w:rPr>
         <w:t>Sara murió a los 127 años y fue enterrada en la cueva que Abraham compró en Macpela (</w:t>
       </w:r>
-      <w:hyperlink r:id="rId115">
-        <w:r>
-          <w:rPr>
-            <w:lang w:val="es_ES" w:bidi="es_ES"/>
-          </w:rPr>
-          <w:rPr>
-            <w:color w:val="0000EE"/>
-            <w:u w:val="single"/>
-          </w:rPr>
-          <w:t>Gn 23</w:t>
-        </w:r>
-      </w:hyperlink>
+      <w:r>
+        <w:rPr>
+          <w:lang w:val="es_ES" w:bidi="es_ES"/>
+        </w:rPr>
+        <w:t>Gn 23</w:t>
+      </w:r>
       <w:r>
         <w:rPr>
           <w:lang w:val="es_ES" w:bidi="es_ES"/>
         </w:rPr>
         <w:t>). Es conocida como la madre de la nación de Israel (</w:t>
       </w:r>
-      <w:hyperlink r:id="rId116">
-        <w:r>
-          <w:rPr>
-            <w:lang w:val="es_ES" w:bidi="es_ES"/>
-          </w:rPr>
-          <w:rPr>
-            <w:color w:val="0000EE"/>
-            <w:u w:val="single"/>
-          </w:rPr>
-          <w:t>Is 51:2</w:t>
-        </w:r>
-      </w:hyperlink>
+      <w:r>
+        <w:rPr>
+          <w:lang w:val="es_ES" w:bidi="es_ES"/>
+        </w:rPr>
+        <w:t>Is 51:2</w:t>
+      </w:r>
       <w:r>
         <w:rPr>
           <w:lang w:val="es_ES" w:bidi="es_ES"/>
         </w:rPr>
         <w:t xml:space="preserve">), al igual que Abraham es su padre. Desempeña un papel clave en las historias sobre la fe de Abraham (ver </w:t>
       </w:r>
-      <w:hyperlink r:id="rId117">
-        <w:r>
-          <w:rPr>
-            <w:lang w:val="es_ES" w:bidi="es_ES"/>
-          </w:rPr>
-          <w:rPr>
-            <w:color w:val="0000EE"/>
-            <w:u w:val="single"/>
-          </w:rPr>
-          <w:t>Ro 4:19</w:t>
-        </w:r>
-      </w:hyperlink>
+      <w:r>
+        <w:rPr>
+          <w:lang w:val="es_ES" w:bidi="es_ES"/>
+        </w:rPr>
+        <w:t>Ro 4:19</w:t>
+      </w:r>
       <w:r>
         <w:rPr>
           <w:lang w:val="es_ES" w:bidi="es_ES"/>
         </w:rPr>
         <w:t xml:space="preserve">). Simboliza la libertad que los cristianos tienen (como hijos de Sara, la mujer libre) a través de la fe en Cristo (ver </w:t>
       </w:r>
-      <w:hyperlink r:id="rId118">
-        <w:r>
-          <w:rPr>
-            <w:lang w:val="es_ES" w:bidi="es_ES"/>
-          </w:rPr>
-          <w:rPr>
-            <w:color w:val="0000EE"/>
-            <w:u w:val="single"/>
-          </w:rPr>
-          <w:t>Ga 4:21–31</w:t>
-        </w:r>
-      </w:hyperlink>
+      <w:r>
+        <w:rPr>
+          <w:lang w:val="es_ES" w:bidi="es_ES"/>
+        </w:rPr>
+        <w:t>Ga 4:21–31</w:t>
+      </w:r>
       <w:r>
         <w:rPr>
           <w:lang w:val="es_ES" w:bidi="es_ES"/>
         </w:rPr>
         <w:t>). Pedro la utiliza como un ejemplo de sumisión santa (</w:t>
       </w:r>
-      <w:hyperlink r:id="rId119">
-        <w:r>
-          <w:rPr>
-            <w:lang w:val="es_ES" w:bidi="es_ES"/>
-          </w:rPr>
-          <w:rPr>
-            <w:color w:val="0000EE"/>
-            <w:u w:val="single"/>
-          </w:rPr>
-          <w:t>1 Pe 3:5–6</w:t>
-        </w:r>
-      </w:hyperlink>
+      <w:r>
+        <w:rPr>
+          <w:lang w:val="es_ES" w:bidi="es_ES"/>
+        </w:rPr>
+        <w:t>1 Pe 3:5–6</w:t>
+      </w:r>
       <w:r>
         <w:rPr>
           <w:lang w:val="es_ES" w:bidi="es_ES"/>
         </w:rPr>
         <w:t>). El escritor de Hebreos presenta a Sara como un ejemplo de fe, ya que ella creyó en la capacidad de Dios para cumplir sus promesas (</w:t>
       </w:r>
-      <w:hyperlink r:id="rId120">
-        <w:r>
-          <w:rPr>
-            <w:lang w:val="es_ES" w:bidi="es_ES"/>
-          </w:rPr>
-          <w:rPr>
-            <w:color w:val="0000EE"/>
-            <w:u w:val="single"/>
-          </w:rPr>
-          <w:t>Hb 11:11–12</w:t>
-        </w:r>
-      </w:hyperlink>
+      <w:r>
+        <w:rPr>
+          <w:lang w:val="es_ES" w:bidi="es_ES"/>
+        </w:rPr>
+        <w:t>Hb 11:11–12</w:t>
+      </w:r>
       <w:r>
         <w:rPr>
           <w:lang w:val="es_ES" w:bidi="es_ES"/>
@@ -3345,234 +2559,156 @@
           <w:lang w:val="es_ES" w:bidi="es_ES"/>
         </w:rPr>
       </w:r>
-      <w:hyperlink r:id="rId121">
-        <w:r>
-          <w:rPr>
-            <w:lang w:val="es_ES" w:bidi="es_ES"/>
-          </w:rPr>
-          <w:rPr>
-            <w:color w:val="0000EE"/>
-            <w:u w:val="single"/>
-          </w:rPr>
-          <w:t>Génesis 11:29–31,</w:t>
-        </w:r>
-      </w:hyperlink>
-      <w:r>
-        <w:rPr>
-          <w:lang w:val="es_ES" w:bidi="es_ES"/>
-        </w:rPr>
-        <w:t xml:space="preserve"> </w:t>
-      </w:r>
-      <w:hyperlink r:id="rId103">
-        <w:r>
-          <w:rPr>
-            <w:lang w:val="es_ES" w:bidi="es_ES"/>
-          </w:rPr>
-          <w:rPr>
-            <w:color w:val="0000EE"/>
-            <w:u w:val="single"/>
-          </w:rPr>
-          <w:t>12:10–20,</w:t>
-        </w:r>
-      </w:hyperlink>
-      <w:r>
-        <w:rPr>
-          <w:lang w:val="es_ES" w:bidi="es_ES"/>
-        </w:rPr>
-        <w:t xml:space="preserve"> </w:t>
-      </w:r>
-      <w:hyperlink r:id="rId122">
-        <w:r>
-          <w:rPr>
-            <w:lang w:val="es_ES" w:bidi="es_ES"/>
-          </w:rPr>
-          <w:rPr>
-            <w:color w:val="0000EE"/>
-            <w:u w:val="single"/>
-          </w:rPr>
-          <w:t>17:15–22,</w:t>
-        </w:r>
-      </w:hyperlink>
-      <w:r>
-        <w:rPr>
-          <w:lang w:val="es_ES" w:bidi="es_ES"/>
-        </w:rPr>
-        <w:t xml:space="preserve"> </w:t>
-      </w:r>
-      <w:hyperlink r:id="rId123">
-        <w:r>
-          <w:rPr>
-            <w:lang w:val="es_ES" w:bidi="es_ES"/>
-          </w:rPr>
-          <w:rPr>
-            <w:color w:val="0000EE"/>
-            <w:u w:val="single"/>
-          </w:rPr>
-          <w:t>18:9–15,</w:t>
-        </w:r>
-      </w:hyperlink>
-      <w:r>
-        <w:rPr>
-          <w:lang w:val="es_ES" w:bidi="es_ES"/>
-        </w:rPr>
-        <w:t xml:space="preserve"> </w:t>
-      </w:r>
-      <w:hyperlink r:id="rId104">
-        <w:r>
-          <w:rPr>
-            <w:lang w:val="es_ES" w:bidi="es_ES"/>
-          </w:rPr>
-          <w:rPr>
-            <w:color w:val="0000EE"/>
-            <w:u w:val="single"/>
-          </w:rPr>
-          <w:t>20:1–18,</w:t>
-        </w:r>
-      </w:hyperlink>
-      <w:r>
-        <w:rPr>
-          <w:lang w:val="es_ES" w:bidi="es_ES"/>
-        </w:rPr>
-        <w:t xml:space="preserve"> </w:t>
-      </w:r>
-      <w:hyperlink r:id="rId124">
-        <w:r>
-          <w:rPr>
-            <w:lang w:val="es_ES" w:bidi="es_ES"/>
-          </w:rPr>
-          <w:rPr>
-            <w:color w:val="0000EE"/>
-            <w:u w:val="single"/>
-          </w:rPr>
-          <w:t>21:1–13,</w:t>
-        </w:r>
-      </w:hyperlink>
-      <w:r>
-        <w:rPr>
-          <w:lang w:val="es_ES" w:bidi="es_ES"/>
-        </w:rPr>
-        <w:t xml:space="preserve"> </w:t>
-      </w:r>
-      <w:hyperlink r:id="rId115">
-        <w:r>
-          <w:rPr>
-            <w:lang w:val="es_ES" w:bidi="es_ES"/>
-          </w:rPr>
-          <w:rPr>
-            <w:color w:val="0000EE"/>
-            <w:u w:val="single"/>
-          </w:rPr>
-          <w:t>23:1–20;</w:t>
-        </w:r>
-      </w:hyperlink>
-      <w:r>
-        <w:rPr>
-          <w:lang w:val="es_ES" w:bidi="es_ES"/>
-        </w:rPr>
-        <w:t xml:space="preserve"> </w:t>
-      </w:r>
-      <w:hyperlink r:id="rId116">
-        <w:r>
-          <w:rPr>
-            <w:lang w:val="es_ES" w:bidi="es_ES"/>
-          </w:rPr>
-          <w:rPr>
-            <w:color w:val="0000EE"/>
-            <w:u w:val="single"/>
-          </w:rPr>
-          <w:t>Isaías 51:2;</w:t>
-        </w:r>
-      </w:hyperlink>
-      <w:r>
-        <w:rPr>
-          <w:lang w:val="es_ES" w:bidi="es_ES"/>
-        </w:rPr>
-        <w:t xml:space="preserve"> </w:t>
-      </w:r>
-      <w:hyperlink r:id="rId117">
-        <w:r>
-          <w:rPr>
-            <w:lang w:val="es_ES" w:bidi="es_ES"/>
-          </w:rPr>
-          <w:rPr>
-            <w:color w:val="0000EE"/>
-            <w:u w:val="single"/>
-          </w:rPr>
-          <w:t>Romanos 4:19,</w:t>
-        </w:r>
-      </w:hyperlink>
-      <w:r>
-        <w:rPr>
-          <w:lang w:val="es_ES" w:bidi="es_ES"/>
-        </w:rPr>
-        <w:t xml:space="preserve"> </w:t>
-      </w:r>
-      <w:hyperlink r:id="rId125">
-        <w:r>
-          <w:rPr>
-            <w:lang w:val="es_ES" w:bidi="es_ES"/>
-          </w:rPr>
-          <w:rPr>
-            <w:color w:val="0000EE"/>
-            <w:u w:val="single"/>
-          </w:rPr>
-          <w:t>9:6–9;</w:t>
-        </w:r>
-      </w:hyperlink>
-      <w:r>
-        <w:rPr>
-          <w:lang w:val="es_ES" w:bidi="es_ES"/>
-        </w:rPr>
-        <w:t xml:space="preserve"> </w:t>
-      </w:r>
-      <w:hyperlink r:id="rId118">
-        <w:r>
-          <w:rPr>
-            <w:lang w:val="es_ES" w:bidi="es_ES"/>
-          </w:rPr>
-          <w:rPr>
-            <w:color w:val="0000EE"/>
-            <w:u w:val="single"/>
-          </w:rPr>
-          <w:t>Gálatas 4:21–31;</w:t>
-        </w:r>
-      </w:hyperlink>
-      <w:r>
-        <w:rPr>
-          <w:lang w:val="es_ES" w:bidi="es_ES"/>
-        </w:rPr>
-        <w:t xml:space="preserve"> </w:t>
-      </w:r>
-      <w:hyperlink r:id="rId120">
-        <w:r>
-          <w:rPr>
-            <w:lang w:val="es_ES" w:bidi="es_ES"/>
-          </w:rPr>
-          <w:rPr>
-            <w:color w:val="0000EE"/>
-            <w:u w:val="single"/>
-          </w:rPr>
-          <w:t>Hebreos 11:11–12;</w:t>
-        </w:r>
-      </w:hyperlink>
-      <w:r>
-        <w:rPr>
-          <w:lang w:val="es_ES" w:bidi="es_ES"/>
-        </w:rPr>
-        <w:t xml:space="preserve"> </w:t>
-      </w:r>
-      <w:hyperlink r:id="rId126">
-        <w:r>
-          <w:rPr>
-            <w:lang w:val="es_ES" w:bidi="es_ES"/>
-          </w:rPr>
-          <w:rPr>
-            <w:color w:val="0000EE"/>
-            <w:u w:val="single"/>
-          </w:rPr>
-          <w:t>1 Pedro 3:6</w:t>
-        </w:r>
-      </w:hyperlink>
+      <w:r>
+        <w:rPr>
+          <w:lang w:val="es_ES" w:bidi="es_ES"/>
+        </w:rPr>
+        <w:t>Génesis 11:29–31,</w:t>
+      </w:r>
+      <w:r>
+        <w:rPr>
+          <w:lang w:val="es_ES" w:bidi="es_ES"/>
+        </w:rPr>
+        <w:t xml:space="preserve"> </w:t>
+      </w:r>
+      <w:r>
+        <w:rPr>
+          <w:lang w:val="es_ES" w:bidi="es_ES"/>
+        </w:rPr>
+        <w:t>12:10–20,</w:t>
+      </w:r>
+      <w:r>
+        <w:rPr>
+          <w:lang w:val="es_ES" w:bidi="es_ES"/>
+        </w:rPr>
+        <w:t xml:space="preserve"> </w:t>
+      </w:r>
+      <w:r>
+        <w:rPr>
+          <w:lang w:val="es_ES" w:bidi="es_ES"/>
+        </w:rPr>
+        <w:t>17:15–22,</w:t>
+      </w:r>
+      <w:r>
+        <w:rPr>
+          <w:lang w:val="es_ES" w:bidi="es_ES"/>
+        </w:rPr>
+        <w:t xml:space="preserve"> </w:t>
+      </w:r>
+      <w:r>
+        <w:rPr>
+          <w:lang w:val="es_ES" w:bidi="es_ES"/>
+        </w:rPr>
+        <w:t>18:9–15,</w:t>
+      </w:r>
+      <w:r>
+        <w:rPr>
+          <w:lang w:val="es_ES" w:bidi="es_ES"/>
+        </w:rPr>
+        <w:t xml:space="preserve"> </w:t>
+      </w:r>
+      <w:r>
+        <w:rPr>
+          <w:lang w:val="es_ES" w:bidi="es_ES"/>
+        </w:rPr>
+        <w:t>20:1–18,</w:t>
+      </w:r>
+      <w:r>
+        <w:rPr>
+          <w:lang w:val="es_ES" w:bidi="es_ES"/>
+        </w:rPr>
+        <w:t xml:space="preserve"> </w:t>
+      </w:r>
+      <w:r>
+        <w:rPr>
+          <w:lang w:val="es_ES" w:bidi="es_ES"/>
+        </w:rPr>
+        <w:t>21:1–13,</w:t>
+      </w:r>
+      <w:r>
+        <w:rPr>
+          <w:lang w:val="es_ES" w:bidi="es_ES"/>
+        </w:rPr>
+        <w:t xml:space="preserve"> </w:t>
+      </w:r>
+      <w:r>
+        <w:rPr>
+          <w:lang w:val="es_ES" w:bidi="es_ES"/>
+        </w:rPr>
+        <w:t>23:1–20;</w:t>
+      </w:r>
+      <w:r>
+        <w:rPr>
+          <w:lang w:val="es_ES" w:bidi="es_ES"/>
+        </w:rPr>
+        <w:t xml:space="preserve"> </w:t>
+      </w:r>
+      <w:r>
+        <w:rPr>
+          <w:lang w:val="es_ES" w:bidi="es_ES"/>
+        </w:rPr>
+        <w:t>Isaías 51:2;</w:t>
+      </w:r>
+      <w:r>
+        <w:rPr>
+          <w:lang w:val="es_ES" w:bidi="es_ES"/>
+        </w:rPr>
+        <w:t xml:space="preserve"> </w:t>
+      </w:r>
+      <w:r>
+        <w:rPr>
+          <w:lang w:val="es_ES" w:bidi="es_ES"/>
+        </w:rPr>
+        <w:t>Romanos 4:19,</w:t>
+      </w:r>
+      <w:r>
+        <w:rPr>
+          <w:lang w:val="es_ES" w:bidi="es_ES"/>
+        </w:rPr>
+        <w:t xml:space="preserve"> </w:t>
+      </w:r>
+      <w:r>
+        <w:rPr>
+          <w:lang w:val="es_ES" w:bidi="es_ES"/>
+        </w:rPr>
+        <w:t>9:6–9;</w:t>
+      </w:r>
+      <w:r>
+        <w:rPr>
+          <w:lang w:val="es_ES" w:bidi="es_ES"/>
+        </w:rPr>
+        <w:t xml:space="preserve"> </w:t>
+      </w:r>
+      <w:r>
+        <w:rPr>
+          <w:lang w:val="es_ES" w:bidi="es_ES"/>
+        </w:rPr>
+        <w:t>Gálatas 4:21–31;</w:t>
+      </w:r>
+      <w:r>
+        <w:rPr>
+          <w:lang w:val="es_ES" w:bidi="es_ES"/>
+        </w:rPr>
+        <w:t xml:space="preserve"> </w:t>
+      </w:r>
+      <w:r>
+        <w:rPr>
+          <w:lang w:val="es_ES" w:bidi="es_ES"/>
+        </w:rPr>
+        <w:t>Hebreos 11:11–12;</w:t>
+      </w:r>
+      <w:r>
+        <w:rPr>
+          <w:lang w:val="es_ES" w:bidi="es_ES"/>
+        </w:rPr>
+        <w:t xml:space="preserve"> </w:t>
+      </w:r>
+      <w:r>
+        <w:rPr>
+          <w:lang w:val="es_ES" w:bidi="es_ES"/>
+        </w:rPr>
+        <w:t>1 Pedro 3:6</w:t>
+      </w:r>
       <w:r>
         <w:rPr>
           <w:lang w:val="es_ES" w:bidi="es_ES"/>
@@ -3621,36 +2757,24 @@
         </w:rPr>
         <w:t>El libro de Job menciona a "Satán" como parte de la corte celestial (</w:t>
       </w:r>
-      <w:hyperlink r:id="rId127">
-        <w:r>
-          <w:rPr>
-            <w:lang w:val="es_ES" w:bidi="es_ES"/>
-          </w:rPr>
-          <w:rPr>
-            <w:color w:val="0000EE"/>
-            <w:u w:val="single"/>
-          </w:rPr>
-          <w:t>Jb 1:6,</w:t>
-        </w:r>
-      </w:hyperlink>
-      <w:r>
-        <w:rPr>
-          <w:lang w:val="es_ES" w:bidi="es_ES"/>
-        </w:rPr>
-        <w:t xml:space="preserve"> </w:t>
-      </w:r>
-      <w:hyperlink r:id="rId128">
-        <w:r>
-          <w:rPr>
-            <w:lang w:val="es_ES" w:bidi="es_ES"/>
-          </w:rPr>
-          <w:rPr>
-            <w:color w:val="0000EE"/>
-            <w:u w:val="single"/>
-          </w:rPr>
-          <w:t>2:1</w:t>
-        </w:r>
-      </w:hyperlink>
+      <w:r>
+        <w:rPr>
+          <w:lang w:val="es_ES" w:bidi="es_ES"/>
+        </w:rPr>
+        <w:t>Jb 1:6,</w:t>
+      </w:r>
+      <w:r>
+        <w:rPr>
+          <w:lang w:val="es_ES" w:bidi="es_ES"/>
+        </w:rPr>
+        <w:t xml:space="preserve"> </w:t>
+      </w:r>
+      <w:r>
+        <w:rPr>
+          <w:lang w:val="es_ES" w:bidi="es_ES"/>
+        </w:rPr>
+        <w:t>2:1</w:t>
+      </w:r>
       <w:r>
         <w:rPr>
           <w:lang w:val="es_ES" w:bidi="es_ES"/>
@@ -3670,72 +2794,48 @@
         </w:rPr>
         <w:t xml:space="preserve"> significa un adversario o acusador en la corte (ver </w:t>
       </w:r>
-      <w:hyperlink r:id="rId129">
-        <w:r>
-          <w:rPr>
-            <w:lang w:val="es_ES" w:bidi="es_ES"/>
-          </w:rPr>
-          <w:rPr>
-            <w:color w:val="0000EE"/>
-            <w:u w:val="single"/>
-          </w:rPr>
-          <w:t>Jb 1–2.</w:t>
-        </w:r>
-      </w:hyperlink>
-      <w:r>
-        <w:rPr>
-          <w:lang w:val="es_ES" w:bidi="es_ES"/>
-        </w:rPr>
-        <w:t xml:space="preserve"> </w:t>
-      </w:r>
-      <w:hyperlink r:id="rId130">
-        <w:r>
-          <w:rPr>
-            <w:lang w:val="es_ES" w:bidi="es_ES"/>
-          </w:rPr>
-          <w:rPr>
-            <w:color w:val="0000EE"/>
-            <w:u w:val="single"/>
-          </w:rPr>
-          <w:t>Za 3:1</w:t>
-        </w:r>
-      </w:hyperlink>
+      <w:r>
+        <w:rPr>
+          <w:lang w:val="es_ES" w:bidi="es_ES"/>
+        </w:rPr>
+        <w:t>Jb 1–2.</w:t>
+      </w:r>
+      <w:r>
+        <w:rPr>
+          <w:lang w:val="es_ES" w:bidi="es_ES"/>
+        </w:rPr>
+        <w:t xml:space="preserve"> </w:t>
+      </w:r>
+      <w:r>
+        <w:rPr>
+          <w:lang w:val="es_ES" w:bidi="es_ES"/>
+        </w:rPr>
+        <w:t>Za 3:1</w:t>
+      </w:r>
       <w:r>
         <w:rPr>
           <w:lang w:val="es_ES" w:bidi="es_ES"/>
         </w:rPr>
         <w:t xml:space="preserve">). Dios a veces utiliza ángeles como adversarios para un juicio justo y para oponerse a los malhechores (por ejemplo, </w:t>
       </w:r>
-      <w:hyperlink r:id="rId131">
-        <w:r>
-          <w:rPr>
-            <w:lang w:val="es_ES" w:bidi="es_ES"/>
-          </w:rPr>
-          <w:rPr>
-            <w:color w:val="0000EE"/>
-            <w:u w:val="single"/>
-          </w:rPr>
-          <w:t>Nm 22:22</w:t>
-        </w:r>
-      </w:hyperlink>
+      <w:r>
+        <w:rPr>
+          <w:lang w:val="es_ES" w:bidi="es_ES"/>
+        </w:rPr>
+        <w:t>Nm 22:22</w:t>
+      </w:r>
       <w:r>
         <w:rPr>
           <w:lang w:val="es_ES" w:bidi="es_ES"/>
         </w:rPr>
         <w:t xml:space="preserve">, donde Satán a menudo se traduce como "adversario", ver también </w:t>
       </w:r>
-      <w:hyperlink r:id="rId132">
-        <w:r>
-          <w:rPr>
-            <w:lang w:val="es_ES" w:bidi="es_ES"/>
-          </w:rPr>
-          <w:rPr>
-            <w:color w:val="0000EE"/>
-            <w:u w:val="single"/>
-          </w:rPr>
-          <w:t>1 Re 22:19–23</w:t>
-        </w:r>
-      </w:hyperlink>
+      <w:r>
+        <w:rPr>
+          <w:lang w:val="es_ES" w:bidi="es_ES"/>
+        </w:rPr>
+        <w:t>1 Re 22:19–23</w:t>
+      </w:r>
       <w:r>
         <w:rPr>
           <w:lang w:val="es_ES" w:bidi="es_ES"/>
@@ -3769,18 +2869,12 @@
         </w:rPr>
         <w:t xml:space="preserve"> 2:24). El Nuevo Testamento se refiere al jefe de los demonios como "Diablo y Satanás" (</w:t>
       </w:r>
-      <w:hyperlink r:id="rId133">
-        <w:r>
-          <w:rPr>
-            <w:lang w:val="es_ES" w:bidi="es_ES"/>
-          </w:rPr>
-          <w:rPr>
-            <w:color w:val="0000EE"/>
-            <w:u w:val="single"/>
-          </w:rPr>
-          <w:t>Ap 20:2</w:t>
-        </w:r>
-      </w:hyperlink>
+      <w:r>
+        <w:rPr>
+          <w:lang w:val="es_ES" w:bidi="es_ES"/>
+        </w:rPr>
+        <w:t>Ap 20:2</w:t>
+      </w:r>
       <w:r>
         <w:rPr>
           <w:lang w:val="es_ES" w:bidi="es_ES"/>
@@ -3805,18 +2899,12 @@
         </w:rPr>
         <w:t>El diablo (</w:t>
       </w:r>
-      <w:hyperlink r:id="rId134">
-        <w:r>
-          <w:rPr>
-            <w:lang w:val="es_ES" w:bidi="es_ES"/>
-          </w:rPr>
-          <w:rPr>
-            <w:color w:val="0000EE"/>
-            <w:u w:val="single"/>
-          </w:rPr>
-          <w:t>Mt 4:1–11</w:t>
-        </w:r>
-      </w:hyperlink>
+      <w:r>
+        <w:rPr>
+          <w:lang w:val="es_ES" w:bidi="es_ES"/>
+        </w:rPr>
+        <w:t>Mt 4:1–11</w:t>
+      </w:r>
       <w:r>
         <w:rPr>
           <w:lang w:val="es_ES" w:bidi="es_ES"/>
@@ -3841,18 +2929,12 @@
         </w:rPr>
         <w:t>El tentador (</w:t>
       </w:r>
-      <w:hyperlink r:id="rId135">
-        <w:r>
-          <w:rPr>
-            <w:lang w:val="es_ES" w:bidi="es_ES"/>
-          </w:rPr>
-          <w:rPr>
-            <w:color w:val="0000EE"/>
-            <w:u w:val="single"/>
-          </w:rPr>
-          <w:t>1 Ts 3:5</w:t>
-        </w:r>
-      </w:hyperlink>
+      <w:r>
+        <w:rPr>
+          <w:lang w:val="es_ES" w:bidi="es_ES"/>
+        </w:rPr>
+        <w:t>1 Ts 3:5</w:t>
+      </w:r>
       <w:r>
         <w:rPr>
           <w:lang w:val="es_ES" w:bidi="es_ES"/>
@@ -3877,36 +2959,24 @@
         </w:rPr>
         <w:t xml:space="preserve">Beelzebub, el príncipe de los demonios (ver notas en </w:t>
       </w:r>
-      <w:hyperlink r:id="rId136">
-        <w:r>
-          <w:rPr>
-            <w:lang w:val="es_ES" w:bidi="es_ES"/>
-          </w:rPr>
-          <w:rPr>
-            <w:color w:val="0000EE"/>
-            <w:u w:val="single"/>
-          </w:rPr>
-          <w:t>Mt 12:24,</w:t>
-        </w:r>
-      </w:hyperlink>
-      <w:r>
-        <w:rPr>
-          <w:lang w:val="es_ES" w:bidi="es_ES"/>
-        </w:rPr>
-        <w:t xml:space="preserve"> </w:t>
-      </w:r>
-      <w:hyperlink r:id="rId137">
-        <w:r>
-          <w:rPr>
-            <w:lang w:val="es_ES" w:bidi="es_ES"/>
-          </w:rPr>
-          <w:rPr>
-            <w:color w:val="0000EE"/>
-            <w:u w:val="single"/>
-          </w:rPr>
-          <w:t>Lc 11:15</w:t>
-        </w:r>
-      </w:hyperlink>
+      <w:r>
+        <w:rPr>
+          <w:lang w:val="es_ES" w:bidi="es_ES"/>
+        </w:rPr>
+        <w:t>Mt 12:24,</w:t>
+      </w:r>
+      <w:r>
+        <w:rPr>
+          <w:lang w:val="es_ES" w:bidi="es_ES"/>
+        </w:rPr>
+        <w:t xml:space="preserve"> </w:t>
+      </w:r>
+      <w:r>
+        <w:rPr>
+          <w:lang w:val="es_ES" w:bidi="es_ES"/>
+        </w:rPr>
+        <w:t>Lc 11:15</w:t>
+      </w:r>
       <w:r>
         <w:rPr>
           <w:lang w:val="es_ES" w:bidi="es_ES"/>
@@ -3931,90 +3001,60 @@
         </w:rPr>
         <w:t>El maligno (o malo) (</w:t>
       </w:r>
-      <w:hyperlink r:id="rId138">
-        <w:r>
-          <w:rPr>
-            <w:lang w:val="es_ES" w:bidi="es_ES"/>
-          </w:rPr>
-          <w:rPr>
-            <w:color w:val="0000EE"/>
-            <w:u w:val="single"/>
-          </w:rPr>
-          <w:t>Mt 13:19</w:t>
-        </w:r>
-      </w:hyperlink>
+      <w:r>
+        <w:rPr>
+          <w:lang w:val="es_ES" w:bidi="es_ES"/>
+        </w:rPr>
+        <w:t>Mt 13:19</w:t>
+      </w:r>
       <w:r>
         <w:rPr>
           <w:lang w:val="es_ES" w:bidi="es_ES"/>
         </w:rPr>
         <w:t>,</w:t>
       </w:r>
-      <w:hyperlink r:id="rId139">
-        <w:r>
-          <w:rPr>
-            <w:lang w:val="es_ES" w:bidi="es_ES"/>
-          </w:rPr>
-          <w:rPr>
-            <w:color w:val="0000EE"/>
-            <w:u w:val="single"/>
-          </w:rPr>
-          <w:t>38;</w:t>
-        </w:r>
-      </w:hyperlink>
-      <w:r>
-        <w:rPr>
-          <w:lang w:val="es_ES" w:bidi="es_ES"/>
-        </w:rPr>
-        <w:t xml:space="preserve"> </w:t>
-      </w:r>
-      <w:hyperlink r:id="rId140">
-        <w:r>
-          <w:rPr>
-            <w:lang w:val="es_ES" w:bidi="es_ES"/>
-          </w:rPr>
-          <w:rPr>
-            <w:color w:val="0000EE"/>
-            <w:u w:val="single"/>
-          </w:rPr>
-          <w:t>1 Jn 2:13–14;</w:t>
-        </w:r>
-      </w:hyperlink>
-      <w:r>
-        <w:rPr>
-          <w:lang w:val="es_ES" w:bidi="es_ES"/>
-        </w:rPr>
-        <w:t xml:space="preserve"> </w:t>
-      </w:r>
-      <w:hyperlink r:id="rId141">
-        <w:r>
-          <w:rPr>
-            <w:lang w:val="es_ES" w:bidi="es_ES"/>
-          </w:rPr>
-          <w:rPr>
-            <w:color w:val="0000EE"/>
-            <w:u w:val="single"/>
-          </w:rPr>
-          <w:t>3:12;</w:t>
-        </w:r>
-      </w:hyperlink>
-      <w:r>
-        <w:rPr>
-          <w:lang w:val="es_ES" w:bidi="es_ES"/>
-        </w:rPr>
-        <w:t xml:space="preserve"> </w:t>
-      </w:r>
-      <w:hyperlink r:id="rId142">
-        <w:r>
-          <w:rPr>
-            <w:lang w:val="es_ES" w:bidi="es_ES"/>
-          </w:rPr>
-          <w:rPr>
-            <w:color w:val="0000EE"/>
-            <w:u w:val="single"/>
-          </w:rPr>
-          <w:t>5:18</w:t>
-        </w:r>
-      </w:hyperlink>
+      <w:r>
+        <w:rPr>
+          <w:lang w:val="es_ES" w:bidi="es_ES"/>
+        </w:rPr>
+        <w:t>38;</w:t>
+      </w:r>
+      <w:r>
+        <w:rPr>
+          <w:lang w:val="es_ES" w:bidi="es_ES"/>
+        </w:rPr>
+        <w:t xml:space="preserve"> </w:t>
+      </w:r>
+      <w:r>
+        <w:rPr>
+          <w:lang w:val="es_ES" w:bidi="es_ES"/>
+        </w:rPr>
+        <w:t>1 Jn 2:13–14;</w:t>
+      </w:r>
+      <w:r>
+        <w:rPr>
+          <w:lang w:val="es_ES" w:bidi="es_ES"/>
+        </w:rPr>
+        <w:t xml:space="preserve"> </w:t>
+      </w:r>
+      <w:r>
+        <w:rPr>
+          <w:lang w:val="es_ES" w:bidi="es_ES"/>
+        </w:rPr>
+        <w:t>3:12;</w:t>
+      </w:r>
+      <w:r>
+        <w:rPr>
+          <w:lang w:val="es_ES" w:bidi="es_ES"/>
+        </w:rPr>
+        <w:t xml:space="preserve"> </w:t>
+      </w:r>
+      <w:r>
+        <w:rPr>
+          <w:lang w:val="es_ES" w:bidi="es_ES"/>
+        </w:rPr>
+        <w:t>5:18</w:t>
+      </w:r>
       <w:r>
         <w:rPr>
           <w:lang w:val="es_ES" w:bidi="es_ES"/>
@@ -4039,18 +3079,12 @@
         </w:rPr>
         <w:t xml:space="preserve">Belial (ver nota en </w:t>
       </w:r>
-      <w:hyperlink r:id="rId143">
-        <w:r>
-          <w:rPr>
-            <w:lang w:val="es_ES" w:bidi="es_ES"/>
-          </w:rPr>
-          <w:rPr>
-            <w:color w:val="0000EE"/>
-            <w:u w:val="single"/>
-          </w:rPr>
-          <w:t>2 Co 6:15</w:t>
-        </w:r>
-      </w:hyperlink>
+      <w:r>
+        <w:rPr>
+          <w:lang w:val="es_ES" w:bidi="es_ES"/>
+        </w:rPr>
+        <w:t>2 Co 6:15</w:t>
+      </w:r>
       <w:r>
         <w:rPr>
           <w:lang w:val="es_ES" w:bidi="es_ES"/>
@@ -4075,18 +3109,12 @@
         </w:rPr>
         <w:t>El engañador (</w:t>
       </w:r>
-      <w:hyperlink r:id="rId144">
-        <w:r>
-          <w:rPr>
-            <w:lang w:val="es_ES" w:bidi="es_ES"/>
-          </w:rPr>
-          <w:rPr>
-            <w:color w:val="0000EE"/>
-            <w:u w:val="single"/>
-          </w:rPr>
-          <w:t>Ap 12:9</w:t>
-        </w:r>
-      </w:hyperlink>
+      <w:r>
+        <w:rPr>
+          <w:lang w:val="es_ES" w:bidi="es_ES"/>
+        </w:rPr>
+        <w:t>Ap 12:9</w:t>
+      </w:r>
       <w:r>
         <w:rPr>
           <w:lang w:val="es_ES" w:bidi="es_ES"/>
@@ -4111,36 +3139,24 @@
         </w:rPr>
         <w:t>Dragón bermejo, que tenía siete cabezas (</w:t>
       </w:r>
-      <w:hyperlink r:id="rId145">
-        <w:r>
-          <w:rPr>
-            <w:lang w:val="es_ES" w:bidi="es_ES"/>
-          </w:rPr>
-          <w:rPr>
-            <w:color w:val="0000EE"/>
-            <w:u w:val="single"/>
-          </w:rPr>
-          <w:t>Ap 12:3</w:t>
-        </w:r>
-      </w:hyperlink>
+      <w:r>
+        <w:rPr>
+          <w:lang w:val="es_ES" w:bidi="es_ES"/>
+        </w:rPr>
+        <w:t>Ap 12:3</w:t>
+      </w:r>
       <w:r>
         <w:rPr>
           <w:lang w:val="es_ES" w:bidi="es_ES"/>
         </w:rPr>
         <w:t>,</w:t>
       </w:r>
-      <w:hyperlink r:id="rId144">
-        <w:r>
-          <w:rPr>
-            <w:lang w:val="es_ES" w:bidi="es_ES"/>
-          </w:rPr>
-          <w:rPr>
-            <w:color w:val="0000EE"/>
-            <w:u w:val="single"/>
-          </w:rPr>
-          <w:t>9</w:t>
-        </w:r>
-      </w:hyperlink>
+      <w:r>
+        <w:rPr>
+          <w:lang w:val="es_ES" w:bidi="es_ES"/>
+        </w:rPr>
+        <w:t>9</w:t>
+      </w:r>
       <w:r>
         <w:rPr>
           <w:lang w:val="es_ES" w:bidi="es_ES"/>
@@ -4165,18 +3181,12 @@
         </w:rPr>
         <w:t>Serpiente antigua (</w:t>
       </w:r>
-      <w:hyperlink r:id="rId133">
-        <w:r>
-          <w:rPr>
-            <w:lang w:val="es_ES" w:bidi="es_ES"/>
-          </w:rPr>
-          <w:rPr>
-            <w:color w:val="0000EE"/>
-            <w:u w:val="single"/>
-          </w:rPr>
-          <w:t>Ap 20:2</w:t>
-        </w:r>
-      </w:hyperlink>
+      <w:r>
+        <w:rPr>
+          <w:lang w:val="es_ES" w:bidi="es_ES"/>
+        </w:rPr>
+        <w:t>Ap 20:2</w:t>
+      </w:r>
       <w:r>
         <w:rPr>
           <w:lang w:val="es_ES" w:bidi="es_ES"/>
@@ -4201,18 +3211,12 @@
         </w:rPr>
         <w:t>Homicida... y padre de mentira (</w:t>
       </w:r>
-      <w:hyperlink r:id="rId146">
-        <w:r>
-          <w:rPr>
-            <w:lang w:val="es_ES" w:bidi="es_ES"/>
-          </w:rPr>
-          <w:rPr>
-            <w:color w:val="0000EE"/>
-            <w:u w:val="single"/>
-          </w:rPr>
-          <w:t>Jn 8:44</w:t>
-        </w:r>
-      </w:hyperlink>
+      <w:r>
+        <w:rPr>
+          <w:lang w:val="es_ES" w:bidi="es_ES"/>
+        </w:rPr>
+        <w:t>Jn 8:44</w:t>
+      </w:r>
       <w:r>
         <w:rPr>
           <w:lang w:val="es_ES" w:bidi="es_ES"/>
@@ -4233,198 +3237,132 @@
         </w:rPr>
         <w:t>Satanás realizó muchas acciones malas contra Dios y las personas. Hizo que David contara su ejército cuando no debía hacerlo (</w:t>
       </w:r>
-      <w:hyperlink r:id="rId147">
-        <w:r>
-          <w:rPr>
-            <w:lang w:val="es_ES" w:bidi="es_ES"/>
-          </w:rPr>
-          <w:rPr>
-            <w:color w:val="0000EE"/>
-            <w:u w:val="single"/>
-          </w:rPr>
-          <w:t>1 Cro 21:1,</w:t>
-        </w:r>
-      </w:hyperlink>
+      <w:r>
+        <w:rPr>
+          <w:lang w:val="es_ES" w:bidi="es_ES"/>
+        </w:rPr>
+        <w:t>1 Cro 21:1,</w:t>
+      </w:r>
       <w:r>
         <w:rPr>
           <w:lang w:val="es_ES" w:bidi="es_ES"/>
         </w:rPr>
         <w:t xml:space="preserve"> comparar </w:t>
       </w:r>
-      <w:hyperlink r:id="rId148">
-        <w:r>
-          <w:rPr>
-            <w:lang w:val="es_ES" w:bidi="es_ES"/>
-          </w:rPr>
-          <w:rPr>
-            <w:color w:val="0000EE"/>
-            <w:u w:val="single"/>
-          </w:rPr>
-          <w:t>2 Sam 24:1</w:t>
-        </w:r>
-      </w:hyperlink>
+      <w:r>
+        <w:rPr>
+          <w:lang w:val="es_ES" w:bidi="es_ES"/>
+        </w:rPr>
+        <w:t>2 Sam 24:1</w:t>
+      </w:r>
       <w:r>
         <w:rPr>
           <w:lang w:val="es_ES" w:bidi="es_ES"/>
         </w:rPr>
         <w:t>). Satanás intentó tentar a Jesús para que hiciera el mal y luego ayudó a Judas a traicionar a Jesús (</w:t>
       </w:r>
-      <w:hyperlink r:id="rId149">
-        <w:r>
-          <w:rPr>
-            <w:lang w:val="es_ES" w:bidi="es_ES"/>
-          </w:rPr>
-          <w:rPr>
-            <w:color w:val="0000EE"/>
-            <w:u w:val="single"/>
-          </w:rPr>
-          <w:t>Mc 1:12–13,</w:t>
-        </w:r>
-      </w:hyperlink>
-      <w:r>
-        <w:rPr>
-          <w:lang w:val="es_ES" w:bidi="es_ES"/>
-        </w:rPr>
-        <w:t xml:space="preserve"> </w:t>
-      </w:r>
-      <w:hyperlink r:id="rId150">
-        <w:r>
-          <w:rPr>
-            <w:lang w:val="es_ES" w:bidi="es_ES"/>
-          </w:rPr>
-          <w:rPr>
-            <w:color w:val="0000EE"/>
-            <w:u w:val="single"/>
-          </w:rPr>
-          <w:t>Jn 13:27</w:t>
-        </w:r>
-      </w:hyperlink>
+      <w:r>
+        <w:rPr>
+          <w:lang w:val="es_ES" w:bidi="es_ES"/>
+        </w:rPr>
+        <w:t>Mc 1:12–13,</w:t>
+      </w:r>
+      <w:r>
+        <w:rPr>
+          <w:lang w:val="es_ES" w:bidi="es_ES"/>
+        </w:rPr>
+        <w:t xml:space="preserve"> </w:t>
+      </w:r>
+      <w:r>
+        <w:rPr>
+          <w:lang w:val="es_ES" w:bidi="es_ES"/>
+        </w:rPr>
+        <w:t>Jn 13:27</w:t>
+      </w:r>
       <w:r>
         <w:rPr>
           <w:lang w:val="es_ES" w:bidi="es_ES"/>
         </w:rPr>
         <w:t>). Quiso poner a prueba la fe de Pedro, al igual que lo hizo con Job (</w:t>
       </w:r>
-      <w:hyperlink r:id="rId151">
-        <w:r>
-          <w:rPr>
-            <w:lang w:val="es_ES" w:bidi="es_ES"/>
-          </w:rPr>
-          <w:rPr>
-            <w:color w:val="0000EE"/>
-            <w:u w:val="single"/>
-          </w:rPr>
-          <w:t>Lc 22:31</w:t>
-        </w:r>
-      </w:hyperlink>
+      <w:r>
+        <w:rPr>
+          <w:lang w:val="es_ES" w:bidi="es_ES"/>
+        </w:rPr>
+        <w:t>Lc 22:31</w:t>
+      </w:r>
       <w:r>
         <w:rPr>
           <w:lang w:val="es_ES" w:bidi="es_ES"/>
         </w:rPr>
         <w:t>). Atrapó a las personas en el pecado (</w:t>
       </w:r>
-      <w:hyperlink r:id="rId152">
-        <w:r>
-          <w:rPr>
-            <w:lang w:val="es_ES" w:bidi="es_ES"/>
-          </w:rPr>
-          <w:rPr>
-            <w:color w:val="0000EE"/>
-            <w:u w:val="single"/>
-          </w:rPr>
-          <w:t>Hc 26:17–18</w:t>
-        </w:r>
-      </w:hyperlink>
+      <w:r>
+        <w:rPr>
+          <w:lang w:val="es_ES" w:bidi="es_ES"/>
+        </w:rPr>
+        <w:t>Hc 26:17–18</w:t>
+      </w:r>
       <w:r>
         <w:rPr>
           <w:lang w:val="es_ES" w:bidi="es_ES"/>
         </w:rPr>
         <w:t>). Utilizó mentiras para oponerse al pueblo de Dios (</w:t>
       </w:r>
-      <w:hyperlink r:id="rId153">
-        <w:r>
-          <w:rPr>
-            <w:lang w:val="es_ES" w:bidi="es_ES"/>
-          </w:rPr>
-          <w:rPr>
-            <w:color w:val="0000EE"/>
-            <w:u w:val="single"/>
-          </w:rPr>
-          <w:t>1 Co 7:5,</w:t>
-        </w:r>
-      </w:hyperlink>
-      <w:r>
-        <w:rPr>
-          <w:lang w:val="es_ES" w:bidi="es_ES"/>
-        </w:rPr>
-        <w:t xml:space="preserve"> </w:t>
-      </w:r>
-      <w:hyperlink r:id="rId154">
-        <w:r>
-          <w:rPr>
-            <w:lang w:val="es_ES" w:bidi="es_ES"/>
-          </w:rPr>
-          <w:rPr>
-            <w:color w:val="0000EE"/>
-            <w:u w:val="single"/>
-          </w:rPr>
-          <w:t>2 Co 11:14</w:t>
-        </w:r>
-      </w:hyperlink>
+      <w:r>
+        <w:rPr>
+          <w:lang w:val="es_ES" w:bidi="es_ES"/>
+        </w:rPr>
+        <w:t>1 Co 7:5,</w:t>
+      </w:r>
+      <w:r>
+        <w:rPr>
+          <w:lang w:val="es_ES" w:bidi="es_ES"/>
+        </w:rPr>
+        <w:t xml:space="preserve"> </w:t>
+      </w:r>
+      <w:r>
+        <w:rPr>
+          <w:lang w:val="es_ES" w:bidi="es_ES"/>
+        </w:rPr>
+        <w:t>2 Co 11:14</w:t>
+      </w:r>
       <w:r>
         <w:rPr>
           <w:lang w:val="es_ES" w:bidi="es_ES"/>
         </w:rPr>
         <w:t>). Al final, Dios derrotará y encarcelará a Satanás, venciendo al adversario del pueblo de Dios (</w:t>
       </w:r>
-      <w:hyperlink r:id="rId144">
-        <w:r>
-          <w:rPr>
-            <w:lang w:val="es_ES" w:bidi="es_ES"/>
-          </w:rPr>
-          <w:rPr>
-            <w:color w:val="0000EE"/>
-            <w:u w:val="single"/>
-          </w:rPr>
-          <w:t>Ap 12:9;</w:t>
-        </w:r>
-      </w:hyperlink>
-      <w:r>
-        <w:rPr>
-          <w:lang w:val="es_ES" w:bidi="es_ES"/>
-        </w:rPr>
-        <w:t xml:space="preserve"> </w:t>
-      </w:r>
-      <w:hyperlink r:id="rId133">
-        <w:r>
-          <w:rPr>
-            <w:lang w:val="es_ES" w:bidi="es_ES"/>
-          </w:rPr>
-          <w:rPr>
-            <w:color w:val="0000EE"/>
-            <w:u w:val="single"/>
-          </w:rPr>
-          <w:t>20:2</w:t>
-        </w:r>
-      </w:hyperlink>
+      <w:r>
+        <w:rPr>
+          <w:lang w:val="es_ES" w:bidi="es_ES"/>
+        </w:rPr>
+        <w:t>Ap 12:9;</w:t>
+      </w:r>
+      <w:r>
+        <w:rPr>
+          <w:lang w:val="es_ES" w:bidi="es_ES"/>
+        </w:rPr>
+        <w:t xml:space="preserve"> </w:t>
+      </w:r>
+      <w:r>
+        <w:rPr>
+          <w:lang w:val="es_ES" w:bidi="es_ES"/>
+        </w:rPr>
+        <w:t>20:2</w:t>
+      </w:r>
       <w:r>
         <w:rPr>
           <w:lang w:val="es_ES" w:bidi="es_ES"/>
         </w:rPr>
         <w:t>,</w:t>
       </w:r>
-      <w:hyperlink r:id="rId155">
-        <w:r>
-          <w:rPr>
-            <w:lang w:val="es_ES" w:bidi="es_ES"/>
-          </w:rPr>
-          <w:rPr>
-            <w:color w:val="0000EE"/>
-            <w:u w:val="single"/>
-          </w:rPr>
-          <w:t>10</w:t>
-        </w:r>
-      </w:hyperlink>
+      <w:r>
+        <w:rPr>
+          <w:lang w:val="es_ES" w:bidi="es_ES"/>
+        </w:rPr>
+        <w:t>10</w:t>
+      </w:r>
       <w:r>
         <w:rPr>
           <w:lang w:val="es_ES" w:bidi="es_ES"/>
@@ -4454,756 +3392,504 @@
           <w:lang w:val="es_ES" w:bidi="es_ES"/>
         </w:rPr>
       </w:r>
-      <w:hyperlink r:id="rId131">
-        <w:r>
-          <w:rPr>
-            <w:lang w:val="es_ES" w:bidi="es_ES"/>
-          </w:rPr>
-          <w:rPr>
-            <w:color w:val="0000EE"/>
-            <w:u w:val="single"/>
-          </w:rPr>
-          <w:t>Números 22:22</w:t>
-        </w:r>
-      </w:hyperlink>
+      <w:r>
+        <w:rPr>
+          <w:lang w:val="es_ES" w:bidi="es_ES"/>
+        </w:rPr>
+        <w:t>Números 22:22</w:t>
+      </w:r>
       <w:r>
         <w:rPr>
           <w:lang w:val="es_ES" w:bidi="es_ES"/>
         </w:rPr>
         <w:t>,</w:t>
       </w:r>
-      <w:hyperlink r:id="rId156">
-        <w:r>
-          <w:rPr>
-            <w:lang w:val="es_ES" w:bidi="es_ES"/>
-          </w:rPr>
-          <w:rPr>
-            <w:color w:val="0000EE"/>
-            <w:u w:val="single"/>
-          </w:rPr>
-          <w:t>32;</w:t>
-        </w:r>
-      </w:hyperlink>
-      <w:r>
-        <w:rPr>
-          <w:lang w:val="es_ES" w:bidi="es_ES"/>
-        </w:rPr>
-        <w:t xml:space="preserve"> </w:t>
-      </w:r>
-      <w:hyperlink r:id="rId147">
-        <w:r>
-          <w:rPr>
-            <w:lang w:val="es_ES" w:bidi="es_ES"/>
-          </w:rPr>
-          <w:rPr>
-            <w:color w:val="0000EE"/>
-            <w:u w:val="single"/>
-          </w:rPr>
-          <w:t>1 Crónicas 21:1;</w:t>
-        </w:r>
-      </w:hyperlink>
-      <w:r>
-        <w:rPr>
-          <w:lang w:val="es_ES" w:bidi="es_ES"/>
-        </w:rPr>
-        <w:t xml:space="preserve"> </w:t>
-      </w:r>
-      <w:hyperlink r:id="rId157">
-        <w:r>
-          <w:rPr>
-            <w:lang w:val="es_ES" w:bidi="es_ES"/>
-          </w:rPr>
-          <w:rPr>
-            <w:color w:val="0000EE"/>
-            <w:u w:val="single"/>
-          </w:rPr>
-          <w:t>Job 1:6–2:7;</w:t>
-        </w:r>
-      </w:hyperlink>
-      <w:r>
-        <w:rPr>
-          <w:lang w:val="es_ES" w:bidi="es_ES"/>
-        </w:rPr>
-        <w:t xml:space="preserve"> </w:t>
-      </w:r>
-      <w:hyperlink r:id="rId158">
-        <w:r>
-          <w:rPr>
-            <w:lang w:val="es_ES" w:bidi="es_ES"/>
-          </w:rPr>
-          <w:rPr>
-            <w:color w:val="0000EE"/>
-            <w:u w:val="single"/>
-          </w:rPr>
-          <w:t>Zacarías 3:1–4;</w:t>
-        </w:r>
-      </w:hyperlink>
-      <w:r>
-        <w:rPr>
-          <w:lang w:val="es_ES" w:bidi="es_ES"/>
-        </w:rPr>
-        <w:t xml:space="preserve"> </w:t>
-      </w:r>
-      <w:hyperlink r:id="rId159">
-        <w:r>
-          <w:rPr>
-            <w:lang w:val="es_ES" w:bidi="es_ES"/>
-          </w:rPr>
-          <w:rPr>
-            <w:color w:val="0000EE"/>
-            <w:u w:val="single"/>
-          </w:rPr>
-          <w:t>Mateo 4:1–10;</w:t>
-        </w:r>
-      </w:hyperlink>
-      <w:r>
-        <w:rPr>
-          <w:lang w:val="es_ES" w:bidi="es_ES"/>
-        </w:rPr>
-        <w:t xml:space="preserve"> </w:t>
-      </w:r>
-      <w:hyperlink r:id="rId136">
-        <w:r>
-          <w:rPr>
-            <w:lang w:val="es_ES" w:bidi="es_ES"/>
-          </w:rPr>
-          <w:rPr>
-            <w:color w:val="0000EE"/>
-            <w:u w:val="single"/>
-          </w:rPr>
-          <w:t>12:24;</w:t>
-        </w:r>
-      </w:hyperlink>
-      <w:r>
-        <w:rPr>
-          <w:lang w:val="es_ES" w:bidi="es_ES"/>
-        </w:rPr>
-        <w:t xml:space="preserve"> </w:t>
-      </w:r>
-      <w:hyperlink r:id="rId138">
-        <w:r>
-          <w:rPr>
-            <w:lang w:val="es_ES" w:bidi="es_ES"/>
-          </w:rPr>
-          <w:rPr>
-            <w:color w:val="0000EE"/>
-            <w:u w:val="single"/>
-          </w:rPr>
-          <w:t>13:19</w:t>
-        </w:r>
-      </w:hyperlink>
+      <w:r>
+        <w:rPr>
+          <w:lang w:val="es_ES" w:bidi="es_ES"/>
+        </w:rPr>
+        <w:t>32;</w:t>
+      </w:r>
+      <w:r>
+        <w:rPr>
+          <w:lang w:val="es_ES" w:bidi="es_ES"/>
+        </w:rPr>
+        <w:t xml:space="preserve"> </w:t>
+      </w:r>
+      <w:r>
+        <w:rPr>
+          <w:lang w:val="es_ES" w:bidi="es_ES"/>
+        </w:rPr>
+        <w:t>1 Crónicas 21:1;</w:t>
+      </w:r>
+      <w:r>
+        <w:rPr>
+          <w:lang w:val="es_ES" w:bidi="es_ES"/>
+        </w:rPr>
+        <w:t xml:space="preserve"> </w:t>
+      </w:r>
+      <w:r>
+        <w:rPr>
+          <w:lang w:val="es_ES" w:bidi="es_ES"/>
+        </w:rPr>
+        <w:t>Job 1:6–2:7;</w:t>
+      </w:r>
+      <w:r>
+        <w:rPr>
+          <w:lang w:val="es_ES" w:bidi="es_ES"/>
+        </w:rPr>
+        <w:t xml:space="preserve"> </w:t>
+      </w:r>
+      <w:r>
+        <w:rPr>
+          <w:lang w:val="es_ES" w:bidi="es_ES"/>
+        </w:rPr>
+        <w:t>Zacarías 3:1–4;</w:t>
+      </w:r>
+      <w:r>
+        <w:rPr>
+          <w:lang w:val="es_ES" w:bidi="es_ES"/>
+        </w:rPr>
+        <w:t xml:space="preserve"> </w:t>
+      </w:r>
+      <w:r>
+        <w:rPr>
+          <w:lang w:val="es_ES" w:bidi="es_ES"/>
+        </w:rPr>
+        <w:t>Mateo 4:1–10;</w:t>
+      </w:r>
+      <w:r>
+        <w:rPr>
+          <w:lang w:val="es_ES" w:bidi="es_ES"/>
+        </w:rPr>
+        <w:t xml:space="preserve"> </w:t>
+      </w:r>
+      <w:r>
+        <w:rPr>
+          <w:lang w:val="es_ES" w:bidi="es_ES"/>
+        </w:rPr>
+        <w:t>12:24;</w:t>
+      </w:r>
+      <w:r>
+        <w:rPr>
+          <w:lang w:val="es_ES" w:bidi="es_ES"/>
+        </w:rPr>
+        <w:t xml:space="preserve"> </w:t>
+      </w:r>
+      <w:r>
+        <w:rPr>
+          <w:lang w:val="es_ES" w:bidi="es_ES"/>
+        </w:rPr>
+        <w:t>13:19</w:t>
+      </w:r>
       <w:r>
         <w:rPr>
           <w:lang w:val="es_ES" w:bidi="es_ES"/>
         </w:rPr>
         <w:t>,</w:t>
       </w:r>
-      <w:hyperlink r:id="rId160">
-        <w:r>
-          <w:rPr>
-            <w:lang w:val="es_ES" w:bidi="es_ES"/>
-          </w:rPr>
-          <w:rPr>
-            <w:color w:val="0000EE"/>
-            <w:u w:val="single"/>
-          </w:rPr>
-          <w:t>38–39</w:t>
-        </w:r>
-      </w:hyperlink>
+      <w:r>
+        <w:rPr>
+          <w:lang w:val="es_ES" w:bidi="es_ES"/>
+        </w:rPr>
+        <w:t>38–39</w:t>
+      </w:r>
       <w:r>
         <w:rPr>
           <w:lang w:val="es_ES" w:bidi="es_ES"/>
         </w:rPr>
         <w:t xml:space="preserve">; </w:t>
       </w:r>
-      <w:hyperlink r:id="rId161">
-        <w:r>
-          <w:rPr>
-            <w:lang w:val="es_ES" w:bidi="es_ES"/>
-          </w:rPr>
-          <w:rPr>
-            <w:color w:val="0000EE"/>
-            <w:u w:val="single"/>
-          </w:rPr>
-          <w:t>16:23;</w:t>
-        </w:r>
-      </w:hyperlink>
-      <w:r>
-        <w:rPr>
-          <w:lang w:val="es_ES" w:bidi="es_ES"/>
-        </w:rPr>
-        <w:t xml:space="preserve"> </w:t>
-      </w:r>
-      <w:hyperlink r:id="rId162">
-        <w:r>
-          <w:rPr>
-            <w:lang w:val="es_ES" w:bidi="es_ES"/>
-          </w:rPr>
-          <w:rPr>
-            <w:color w:val="0000EE"/>
-            <w:u w:val="single"/>
-          </w:rPr>
-          <w:t>Marcos 1:13;</w:t>
-        </w:r>
-      </w:hyperlink>
-      <w:r>
-        <w:rPr>
-          <w:lang w:val="es_ES" w:bidi="es_ES"/>
-        </w:rPr>
-        <w:t xml:space="preserve"> </w:t>
-      </w:r>
-      <w:hyperlink r:id="rId163">
-        <w:r>
-          <w:rPr>
-            <w:lang w:val="es_ES" w:bidi="es_ES"/>
-          </w:rPr>
-          <w:rPr>
-            <w:color w:val="0000EE"/>
-            <w:u w:val="single"/>
-          </w:rPr>
-          <w:t>4:15;</w:t>
-        </w:r>
-      </w:hyperlink>
-      <w:r>
-        <w:rPr>
-          <w:lang w:val="es_ES" w:bidi="es_ES"/>
-        </w:rPr>
-        <w:t xml:space="preserve"> </w:t>
-      </w:r>
-      <w:hyperlink r:id="rId164">
-        <w:r>
-          <w:rPr>
-            <w:lang w:val="es_ES" w:bidi="es_ES"/>
-          </w:rPr>
-          <w:rPr>
-            <w:color w:val="0000EE"/>
-            <w:u w:val="single"/>
-          </w:rPr>
-          <w:t>Lucas 4:6;</w:t>
-        </w:r>
-      </w:hyperlink>
-      <w:r>
-        <w:rPr>
-          <w:lang w:val="es_ES" w:bidi="es_ES"/>
-        </w:rPr>
-        <w:t xml:space="preserve"> </w:t>
-      </w:r>
-      <w:hyperlink r:id="rId165">
-        <w:r>
-          <w:rPr>
-            <w:lang w:val="es_ES" w:bidi="es_ES"/>
-          </w:rPr>
-          <w:rPr>
-            <w:color w:val="0000EE"/>
-            <w:u w:val="single"/>
-          </w:rPr>
-          <w:t>10:17–20;</w:t>
-        </w:r>
-      </w:hyperlink>
-      <w:r>
-        <w:rPr>
-          <w:lang w:val="es_ES" w:bidi="es_ES"/>
-        </w:rPr>
-        <w:t xml:space="preserve"> </w:t>
-      </w:r>
-      <w:hyperlink r:id="rId137">
-        <w:r>
-          <w:rPr>
-            <w:lang w:val="es_ES" w:bidi="es_ES"/>
-          </w:rPr>
-          <w:rPr>
-            <w:color w:val="0000EE"/>
-            <w:u w:val="single"/>
-          </w:rPr>
-          <w:t>11:15;</w:t>
-        </w:r>
-      </w:hyperlink>
-      <w:r>
-        <w:rPr>
-          <w:lang w:val="es_ES" w:bidi="es_ES"/>
-        </w:rPr>
-        <w:t xml:space="preserve"> </w:t>
-      </w:r>
-      <w:hyperlink r:id="rId166">
-        <w:r>
-          <w:rPr>
-            <w:lang w:val="es_ES" w:bidi="es_ES"/>
-          </w:rPr>
-          <w:rPr>
-            <w:color w:val="0000EE"/>
-            <w:u w:val="single"/>
-          </w:rPr>
-          <w:t>22:3</w:t>
-        </w:r>
-      </w:hyperlink>
+      <w:r>
+        <w:rPr>
+          <w:lang w:val="es_ES" w:bidi="es_ES"/>
+        </w:rPr>
+        <w:t>16:23;</w:t>
+      </w:r>
+      <w:r>
+        <w:rPr>
+          <w:lang w:val="es_ES" w:bidi="es_ES"/>
+        </w:rPr>
+        <w:t xml:space="preserve"> </w:t>
+      </w:r>
+      <w:r>
+        <w:rPr>
+          <w:lang w:val="es_ES" w:bidi="es_ES"/>
+        </w:rPr>
+        <w:t>Marcos 1:13;</w:t>
+      </w:r>
+      <w:r>
+        <w:rPr>
+          <w:lang w:val="es_ES" w:bidi="es_ES"/>
+        </w:rPr>
+        <w:t xml:space="preserve"> </w:t>
+      </w:r>
+      <w:r>
+        <w:rPr>
+          <w:lang w:val="es_ES" w:bidi="es_ES"/>
+        </w:rPr>
+        <w:t>4:15;</w:t>
+      </w:r>
+      <w:r>
+        <w:rPr>
+          <w:lang w:val="es_ES" w:bidi="es_ES"/>
+        </w:rPr>
+        <w:t xml:space="preserve"> </w:t>
+      </w:r>
+      <w:r>
+        <w:rPr>
+          <w:lang w:val="es_ES" w:bidi="es_ES"/>
+        </w:rPr>
+        <w:t>Lucas 4:6;</w:t>
+      </w:r>
+      <w:r>
+        <w:rPr>
+          <w:lang w:val="es_ES" w:bidi="es_ES"/>
+        </w:rPr>
+        <w:t xml:space="preserve"> </w:t>
+      </w:r>
+      <w:r>
+        <w:rPr>
+          <w:lang w:val="es_ES" w:bidi="es_ES"/>
+        </w:rPr>
+        <w:t>10:17–20;</w:t>
+      </w:r>
+      <w:r>
+        <w:rPr>
+          <w:lang w:val="es_ES" w:bidi="es_ES"/>
+        </w:rPr>
+        <w:t xml:space="preserve"> </w:t>
+      </w:r>
+      <w:r>
+        <w:rPr>
+          <w:lang w:val="es_ES" w:bidi="es_ES"/>
+        </w:rPr>
+        <w:t>11:15;</w:t>
+      </w:r>
+      <w:r>
+        <w:rPr>
+          <w:lang w:val="es_ES" w:bidi="es_ES"/>
+        </w:rPr>
+        <w:t xml:space="preserve"> </w:t>
+      </w:r>
+      <w:r>
+        <w:rPr>
+          <w:lang w:val="es_ES" w:bidi="es_ES"/>
+        </w:rPr>
+        <w:t>22:3</w:t>
+      </w:r>
       <w:r>
         <w:rPr>
           <w:lang w:val="es_ES" w:bidi="es_ES"/>
         </w:rPr>
         <w:t>,</w:t>
       </w:r>
-      <w:hyperlink r:id="rId151">
-        <w:r>
-          <w:rPr>
-            <w:lang w:val="es_ES" w:bidi="es_ES"/>
-          </w:rPr>
-          <w:rPr>
-            <w:color w:val="0000EE"/>
-            <w:u w:val="single"/>
-          </w:rPr>
-          <w:t>31;</w:t>
-        </w:r>
-      </w:hyperlink>
-      <w:r>
-        <w:rPr>
-          <w:lang w:val="es_ES" w:bidi="es_ES"/>
-        </w:rPr>
-        <w:t xml:space="preserve"> </w:t>
-      </w:r>
-      <w:hyperlink r:id="rId146">
-        <w:r>
-          <w:rPr>
-            <w:lang w:val="es_ES" w:bidi="es_ES"/>
-          </w:rPr>
-          <w:rPr>
-            <w:color w:val="0000EE"/>
-            <w:u w:val="single"/>
-          </w:rPr>
-          <w:t>Juan 8:44;</w:t>
-        </w:r>
-      </w:hyperlink>
-      <w:r>
-        <w:rPr>
-          <w:lang w:val="es_ES" w:bidi="es_ES"/>
-        </w:rPr>
-        <w:t xml:space="preserve"> </w:t>
-      </w:r>
-      <w:hyperlink r:id="rId167">
-        <w:r>
-          <w:rPr>
-            <w:lang w:val="es_ES" w:bidi="es_ES"/>
-          </w:rPr>
-          <w:rPr>
-            <w:color w:val="0000EE"/>
-            <w:u w:val="single"/>
-          </w:rPr>
-          <w:t>12:31;</w:t>
-        </w:r>
-      </w:hyperlink>
-      <w:r>
-        <w:rPr>
-          <w:lang w:val="es_ES" w:bidi="es_ES"/>
-        </w:rPr>
-        <w:t xml:space="preserve"> </w:t>
-      </w:r>
-      <w:hyperlink r:id="rId168">
-        <w:r>
-          <w:rPr>
-            <w:lang w:val="es_ES" w:bidi="es_ES"/>
-          </w:rPr>
-          <w:rPr>
-            <w:color w:val="0000EE"/>
-            <w:u w:val="single"/>
-          </w:rPr>
-          <w:t>13:2</w:t>
-        </w:r>
-      </w:hyperlink>
+      <w:r>
+        <w:rPr>
+          <w:lang w:val="es_ES" w:bidi="es_ES"/>
+        </w:rPr>
+        <w:t>31;</w:t>
+      </w:r>
+      <w:r>
+        <w:rPr>
+          <w:lang w:val="es_ES" w:bidi="es_ES"/>
+        </w:rPr>
+        <w:t xml:space="preserve"> </w:t>
+      </w:r>
+      <w:r>
+        <w:rPr>
+          <w:lang w:val="es_ES" w:bidi="es_ES"/>
+        </w:rPr>
+        <w:t>Juan 8:44;</w:t>
+      </w:r>
+      <w:r>
+        <w:rPr>
+          <w:lang w:val="es_ES" w:bidi="es_ES"/>
+        </w:rPr>
+        <w:t xml:space="preserve"> </w:t>
+      </w:r>
+      <w:r>
+        <w:rPr>
+          <w:lang w:val="es_ES" w:bidi="es_ES"/>
+        </w:rPr>
+        <w:t>12:31;</w:t>
+      </w:r>
+      <w:r>
+        <w:rPr>
+          <w:lang w:val="es_ES" w:bidi="es_ES"/>
+        </w:rPr>
+        <w:t xml:space="preserve"> </w:t>
+      </w:r>
+      <w:r>
+        <w:rPr>
+          <w:lang w:val="es_ES" w:bidi="es_ES"/>
+        </w:rPr>
+        <w:t>13:2</w:t>
+      </w:r>
       <w:r>
         <w:rPr>
           <w:lang w:val="es_ES" w:bidi="es_ES"/>
         </w:rPr>
         <w:t>,</w:t>
       </w:r>
-      <w:hyperlink r:id="rId150">
-        <w:r>
-          <w:rPr>
-            <w:lang w:val="es_ES" w:bidi="es_ES"/>
-          </w:rPr>
-          <w:rPr>
-            <w:color w:val="0000EE"/>
-            <w:u w:val="single"/>
-          </w:rPr>
-          <w:t>27</w:t>
-        </w:r>
-      </w:hyperlink>
+      <w:r>
+        <w:rPr>
+          <w:lang w:val="es_ES" w:bidi="es_ES"/>
+        </w:rPr>
+        <w:t>27</w:t>
+      </w:r>
       <w:r>
         <w:rPr>
           <w:lang w:val="es_ES" w:bidi="es_ES"/>
         </w:rPr>
         <w:t xml:space="preserve">; </w:t>
       </w:r>
-      <w:hyperlink r:id="rId169">
-        <w:r>
-          <w:rPr>
-            <w:lang w:val="es_ES" w:bidi="es_ES"/>
-          </w:rPr>
-          <w:rPr>
-            <w:color w:val="0000EE"/>
-            <w:u w:val="single"/>
-          </w:rPr>
-          <w:t>16:11;</w:t>
-        </w:r>
-      </w:hyperlink>
-      <w:r>
-        <w:rPr>
-          <w:lang w:val="es_ES" w:bidi="es_ES"/>
-        </w:rPr>
-        <w:t xml:space="preserve"> </w:t>
-      </w:r>
-      <w:hyperlink r:id="rId170">
-        <w:r>
-          <w:rPr>
-            <w:lang w:val="es_ES" w:bidi="es_ES"/>
-          </w:rPr>
-          <w:rPr>
-            <w:color w:val="0000EE"/>
-            <w:u w:val="single"/>
-          </w:rPr>
-          <w:t>Hechos 13:9–10;</w:t>
-        </w:r>
-      </w:hyperlink>
-      <w:r>
-        <w:rPr>
-          <w:lang w:val="es_ES" w:bidi="es_ES"/>
-        </w:rPr>
-        <w:t xml:space="preserve"> </w:t>
-      </w:r>
-      <w:hyperlink r:id="rId152">
-        <w:r>
-          <w:rPr>
-            <w:lang w:val="es_ES" w:bidi="es_ES"/>
-          </w:rPr>
-          <w:rPr>
-            <w:color w:val="0000EE"/>
-            <w:u w:val="single"/>
-          </w:rPr>
-          <w:t>26:17–18;</w:t>
-        </w:r>
-      </w:hyperlink>
-      <w:r>
-        <w:rPr>
-          <w:lang w:val="es_ES" w:bidi="es_ES"/>
-        </w:rPr>
-        <w:t xml:space="preserve"> </w:t>
-      </w:r>
-      <w:hyperlink r:id="rId171">
-        <w:r>
-          <w:rPr>
-            <w:lang w:val="es_ES" w:bidi="es_ES"/>
-          </w:rPr>
-          <w:rPr>
-            <w:color w:val="0000EE"/>
-            <w:u w:val="single"/>
-          </w:rPr>
-          <w:t>Romanos 16:20;</w:t>
-        </w:r>
-      </w:hyperlink>
-      <w:r>
-        <w:rPr>
-          <w:lang w:val="es_ES" w:bidi="es_ES"/>
-        </w:rPr>
-        <w:t xml:space="preserve"> </w:t>
-      </w:r>
-      <w:hyperlink r:id="rId153">
-        <w:r>
-          <w:rPr>
-            <w:lang w:val="es_ES" w:bidi="es_ES"/>
-          </w:rPr>
-          <w:rPr>
-            <w:color w:val="0000EE"/>
-            <w:u w:val="single"/>
-          </w:rPr>
-          <w:t>1 Corintios 7:5;</w:t>
-        </w:r>
-      </w:hyperlink>
-      <w:r>
-        <w:rPr>
-          <w:lang w:val="es_ES" w:bidi="es_ES"/>
-        </w:rPr>
-        <w:t xml:space="preserve"> </w:t>
-      </w:r>
-      <w:hyperlink r:id="rId172">
-        <w:r>
-          <w:rPr>
-            <w:lang w:val="es_ES" w:bidi="es_ES"/>
-          </w:rPr>
-          <w:rPr>
-            <w:color w:val="0000EE"/>
-            <w:u w:val="single"/>
-          </w:rPr>
-          <w:t>2 Corintios 2:10–11;</w:t>
-        </w:r>
-      </w:hyperlink>
-      <w:r>
-        <w:rPr>
-          <w:lang w:val="es_ES" w:bidi="es_ES"/>
-        </w:rPr>
-        <w:t xml:space="preserve"> </w:t>
-      </w:r>
-      <w:hyperlink r:id="rId173">
-        <w:r>
-          <w:rPr>
-            <w:lang w:val="es_ES" w:bidi="es_ES"/>
-          </w:rPr>
-          <w:rPr>
-            <w:color w:val="0000EE"/>
-            <w:u w:val="single"/>
-          </w:rPr>
-          <w:t>4:4;</w:t>
-        </w:r>
-      </w:hyperlink>
-      <w:r>
-        <w:rPr>
-          <w:lang w:val="es_ES" w:bidi="es_ES"/>
-        </w:rPr>
-        <w:t xml:space="preserve"> </w:t>
-      </w:r>
-      <w:hyperlink r:id="rId143">
-        <w:r>
-          <w:rPr>
-            <w:lang w:val="es_ES" w:bidi="es_ES"/>
-          </w:rPr>
-          <w:rPr>
-            <w:color w:val="0000EE"/>
-            <w:u w:val="single"/>
-          </w:rPr>
-          <w:t>6:15;</w:t>
-        </w:r>
-      </w:hyperlink>
-      <w:r>
-        <w:rPr>
-          <w:lang w:val="es_ES" w:bidi="es_ES"/>
-        </w:rPr>
-        <w:t xml:space="preserve"> </w:t>
-      </w:r>
-      <w:hyperlink r:id="rId174">
-        <w:r>
-          <w:rPr>
-            <w:lang w:val="es_ES" w:bidi="es_ES"/>
-          </w:rPr>
-          <w:rPr>
-            <w:color w:val="0000EE"/>
-            <w:u w:val="single"/>
-          </w:rPr>
-          <w:t>11:13–15;</w:t>
-        </w:r>
-      </w:hyperlink>
-      <w:r>
-        <w:rPr>
-          <w:lang w:val="es_ES" w:bidi="es_ES"/>
-        </w:rPr>
-        <w:t xml:space="preserve"> </w:t>
-      </w:r>
-      <w:hyperlink r:id="rId135">
-        <w:r>
-          <w:rPr>
-            <w:lang w:val="es_ES" w:bidi="es_ES"/>
-          </w:rPr>
-          <w:rPr>
-            <w:color w:val="0000EE"/>
-            <w:u w:val="single"/>
-          </w:rPr>
-          <w:t>1 Tesalonicenses 3:5;</w:t>
-        </w:r>
-      </w:hyperlink>
-      <w:r>
-        <w:rPr>
-          <w:lang w:val="es_ES" w:bidi="es_ES"/>
-        </w:rPr>
-        <w:t xml:space="preserve"> </w:t>
-      </w:r>
-      <w:hyperlink r:id="rId175">
-        <w:r>
-          <w:rPr>
-            <w:lang w:val="es_ES" w:bidi="es_ES"/>
-          </w:rPr>
-          <w:rPr>
-            <w:color w:val="0000EE"/>
-            <w:u w:val="single"/>
-          </w:rPr>
-          <w:t>2 Tesalonicenses 2:2–12;</w:t>
-        </w:r>
-      </w:hyperlink>
-      <w:r>
-        <w:rPr>
-          <w:lang w:val="es_ES" w:bidi="es_ES"/>
-        </w:rPr>
-        <w:t xml:space="preserve"> </w:t>
-      </w:r>
-      <w:hyperlink r:id="rId176">
-        <w:r>
-          <w:rPr>
-            <w:lang w:val="es_ES" w:bidi="es_ES"/>
-          </w:rPr>
-          <w:rPr>
-            <w:color w:val="0000EE"/>
-            <w:u w:val="single"/>
-          </w:rPr>
-          <w:t>Hebreos 2:14;</w:t>
-        </w:r>
-      </w:hyperlink>
-      <w:r>
-        <w:rPr>
-          <w:lang w:val="es_ES" w:bidi="es_ES"/>
-        </w:rPr>
-        <w:t xml:space="preserve"> </w:t>
-      </w:r>
-      <w:hyperlink r:id="rId177">
-        <w:r>
-          <w:rPr>
-            <w:lang w:val="es_ES" w:bidi="es_ES"/>
-          </w:rPr>
-          <w:rPr>
-            <w:color w:val="0000EE"/>
-            <w:u w:val="single"/>
-          </w:rPr>
-          <w:t>Santiago 4:7;</w:t>
-        </w:r>
-      </w:hyperlink>
-      <w:r>
-        <w:rPr>
-          <w:lang w:val="es_ES" w:bidi="es_ES"/>
-        </w:rPr>
-        <w:t xml:space="preserve"> </w:t>
-      </w:r>
-      <w:hyperlink r:id="rId178">
-        <w:r>
-          <w:rPr>
-            <w:lang w:val="es_ES" w:bidi="es_ES"/>
-          </w:rPr>
-          <w:rPr>
-            <w:color w:val="0000EE"/>
-            <w:u w:val="single"/>
-          </w:rPr>
-          <w:t>1 Pedro 5:8;</w:t>
-        </w:r>
-      </w:hyperlink>
-      <w:r>
-        <w:rPr>
-          <w:lang w:val="es_ES" w:bidi="es_ES"/>
-        </w:rPr>
-        <w:t xml:space="preserve"> </w:t>
-      </w:r>
-      <w:hyperlink r:id="rId140">
-        <w:r>
-          <w:rPr>
-            <w:lang w:val="es_ES" w:bidi="es_ES"/>
-          </w:rPr>
-          <w:rPr>
-            <w:color w:val="0000EE"/>
-            <w:u w:val="single"/>
-          </w:rPr>
-          <w:t>1 Juan 2:13–14;</w:t>
-        </w:r>
-      </w:hyperlink>
-      <w:r>
-        <w:rPr>
-          <w:lang w:val="es_ES" w:bidi="es_ES"/>
-        </w:rPr>
-        <w:t xml:space="preserve"> </w:t>
-      </w:r>
-      <w:hyperlink r:id="rId141">
-        <w:r>
-          <w:rPr>
-            <w:lang w:val="es_ES" w:bidi="es_ES"/>
-          </w:rPr>
-          <w:rPr>
-            <w:color w:val="0000EE"/>
-            <w:u w:val="single"/>
-          </w:rPr>
-          <w:t>3:12;</w:t>
-        </w:r>
-      </w:hyperlink>
-      <w:r>
-        <w:rPr>
-          <w:lang w:val="es_ES" w:bidi="es_ES"/>
-        </w:rPr>
-        <w:t xml:space="preserve"> </w:t>
-      </w:r>
-      <w:hyperlink r:id="rId142">
-        <w:r>
-          <w:rPr>
-            <w:lang w:val="es_ES" w:bidi="es_ES"/>
-          </w:rPr>
-          <w:rPr>
-            <w:color w:val="0000EE"/>
-            <w:u w:val="single"/>
-          </w:rPr>
-          <w:t>5:18;</w:t>
-        </w:r>
-      </w:hyperlink>
-      <w:r>
-        <w:rPr>
-          <w:lang w:val="es_ES" w:bidi="es_ES"/>
-        </w:rPr>
-        <w:t xml:space="preserve"> </w:t>
-      </w:r>
-      <w:hyperlink r:id="rId145">
-        <w:r>
-          <w:rPr>
-            <w:lang w:val="es_ES" w:bidi="es_ES"/>
-          </w:rPr>
-          <w:rPr>
-            <w:color w:val="0000EE"/>
-            <w:u w:val="single"/>
-          </w:rPr>
-          <w:t>Apocalipsis 12:3</w:t>
-        </w:r>
-      </w:hyperlink>
+      <w:r>
+        <w:rPr>
+          <w:lang w:val="es_ES" w:bidi="es_ES"/>
+        </w:rPr>
+        <w:t>16:11;</w:t>
+      </w:r>
+      <w:r>
+        <w:rPr>
+          <w:lang w:val="es_ES" w:bidi="es_ES"/>
+        </w:rPr>
+        <w:t xml:space="preserve"> </w:t>
+      </w:r>
+      <w:r>
+        <w:rPr>
+          <w:lang w:val="es_ES" w:bidi="es_ES"/>
+        </w:rPr>
+        <w:t>Hechos 13:9–10;</w:t>
+      </w:r>
+      <w:r>
+        <w:rPr>
+          <w:lang w:val="es_ES" w:bidi="es_ES"/>
+        </w:rPr>
+        <w:t xml:space="preserve"> </w:t>
+      </w:r>
+      <w:r>
+        <w:rPr>
+          <w:lang w:val="es_ES" w:bidi="es_ES"/>
+        </w:rPr>
+        <w:t>26:17–18;</w:t>
+      </w:r>
+      <w:r>
+        <w:rPr>
+          <w:lang w:val="es_ES" w:bidi="es_ES"/>
+        </w:rPr>
+        <w:t xml:space="preserve"> </w:t>
+      </w:r>
+      <w:r>
+        <w:rPr>
+          <w:lang w:val="es_ES" w:bidi="es_ES"/>
+        </w:rPr>
+        <w:t>Romanos 16:20;</w:t>
+      </w:r>
+      <w:r>
+        <w:rPr>
+          <w:lang w:val="es_ES" w:bidi="es_ES"/>
+        </w:rPr>
+        <w:t xml:space="preserve"> </w:t>
+      </w:r>
+      <w:r>
+        <w:rPr>
+          <w:lang w:val="es_ES" w:bidi="es_ES"/>
+        </w:rPr>
+        <w:t>1 Corintios 7:5;</w:t>
+      </w:r>
+      <w:r>
+        <w:rPr>
+          <w:lang w:val="es_ES" w:bidi="es_ES"/>
+        </w:rPr>
+        <w:t xml:space="preserve"> </w:t>
+      </w:r>
+      <w:r>
+        <w:rPr>
+          <w:lang w:val="es_ES" w:bidi="es_ES"/>
+        </w:rPr>
+        <w:t>2 Corintios 2:10–11;</w:t>
+      </w:r>
+      <w:r>
+        <w:rPr>
+          <w:lang w:val="es_ES" w:bidi="es_ES"/>
+        </w:rPr>
+        <w:t xml:space="preserve"> </w:t>
+      </w:r>
+      <w:r>
+        <w:rPr>
+          <w:lang w:val="es_ES" w:bidi="es_ES"/>
+        </w:rPr>
+        <w:t>4:4;</w:t>
+      </w:r>
+      <w:r>
+        <w:rPr>
+          <w:lang w:val="es_ES" w:bidi="es_ES"/>
+        </w:rPr>
+        <w:t xml:space="preserve"> </w:t>
+      </w:r>
+      <w:r>
+        <w:rPr>
+          <w:lang w:val="es_ES" w:bidi="es_ES"/>
+        </w:rPr>
+        <w:t>6:15;</w:t>
+      </w:r>
+      <w:r>
+        <w:rPr>
+          <w:lang w:val="es_ES" w:bidi="es_ES"/>
+        </w:rPr>
+        <w:t xml:space="preserve"> </w:t>
+      </w:r>
+      <w:r>
+        <w:rPr>
+          <w:lang w:val="es_ES" w:bidi="es_ES"/>
+        </w:rPr>
+        <w:t>11:13–15;</w:t>
+      </w:r>
+      <w:r>
+        <w:rPr>
+          <w:lang w:val="es_ES" w:bidi="es_ES"/>
+        </w:rPr>
+        <w:t xml:space="preserve"> </w:t>
+      </w:r>
+      <w:r>
+        <w:rPr>
+          <w:lang w:val="es_ES" w:bidi="es_ES"/>
+        </w:rPr>
+        <w:t>1 Tesalonicenses 3:5;</w:t>
+      </w:r>
+      <w:r>
+        <w:rPr>
+          <w:lang w:val="es_ES" w:bidi="es_ES"/>
+        </w:rPr>
+        <w:t xml:space="preserve"> </w:t>
+      </w:r>
+      <w:r>
+        <w:rPr>
+          <w:lang w:val="es_ES" w:bidi="es_ES"/>
+        </w:rPr>
+        <w:t>2 Tesalonicenses 2:2–12;</w:t>
+      </w:r>
+      <w:r>
+        <w:rPr>
+          <w:lang w:val="es_ES" w:bidi="es_ES"/>
+        </w:rPr>
+        <w:t xml:space="preserve"> </w:t>
+      </w:r>
+      <w:r>
+        <w:rPr>
+          <w:lang w:val="es_ES" w:bidi="es_ES"/>
+        </w:rPr>
+        <w:t>Hebreos 2:14;</w:t>
+      </w:r>
+      <w:r>
+        <w:rPr>
+          <w:lang w:val="es_ES" w:bidi="es_ES"/>
+        </w:rPr>
+        <w:t xml:space="preserve"> </w:t>
+      </w:r>
+      <w:r>
+        <w:rPr>
+          <w:lang w:val="es_ES" w:bidi="es_ES"/>
+        </w:rPr>
+        <w:t>Santiago 4:7;</w:t>
+      </w:r>
+      <w:r>
+        <w:rPr>
+          <w:lang w:val="es_ES" w:bidi="es_ES"/>
+        </w:rPr>
+        <w:t xml:space="preserve"> </w:t>
+      </w:r>
+      <w:r>
+        <w:rPr>
+          <w:lang w:val="es_ES" w:bidi="es_ES"/>
+        </w:rPr>
+        <w:t>1 Pedro 5:8;</w:t>
+      </w:r>
+      <w:r>
+        <w:rPr>
+          <w:lang w:val="es_ES" w:bidi="es_ES"/>
+        </w:rPr>
+        <w:t xml:space="preserve"> </w:t>
+      </w:r>
+      <w:r>
+        <w:rPr>
+          <w:lang w:val="es_ES" w:bidi="es_ES"/>
+        </w:rPr>
+        <w:t>1 Juan 2:13–14;</w:t>
+      </w:r>
+      <w:r>
+        <w:rPr>
+          <w:lang w:val="es_ES" w:bidi="es_ES"/>
+        </w:rPr>
+        <w:t xml:space="preserve"> </w:t>
+      </w:r>
+      <w:r>
+        <w:rPr>
+          <w:lang w:val="es_ES" w:bidi="es_ES"/>
+        </w:rPr>
+        <w:t>3:12;</w:t>
+      </w:r>
+      <w:r>
+        <w:rPr>
+          <w:lang w:val="es_ES" w:bidi="es_ES"/>
+        </w:rPr>
+        <w:t xml:space="preserve"> </w:t>
+      </w:r>
+      <w:r>
+        <w:rPr>
+          <w:lang w:val="es_ES" w:bidi="es_ES"/>
+        </w:rPr>
+        <w:t>5:18;</w:t>
+      </w:r>
+      <w:r>
+        <w:rPr>
+          <w:lang w:val="es_ES" w:bidi="es_ES"/>
+        </w:rPr>
+        <w:t xml:space="preserve"> </w:t>
+      </w:r>
+      <w:r>
+        <w:rPr>
+          <w:lang w:val="es_ES" w:bidi="es_ES"/>
+        </w:rPr>
+        <w:t>Apocalipsis 12:3</w:t>
+      </w:r>
       <w:r>
         <w:rPr>
           <w:lang w:val="es_ES" w:bidi="es_ES"/>
         </w:rPr>
         <w:t>,</w:t>
       </w:r>
-      <w:hyperlink r:id="rId144">
-        <w:r>
-          <w:rPr>
-            <w:lang w:val="es_ES" w:bidi="es_ES"/>
-          </w:rPr>
-          <w:rPr>
-            <w:color w:val="0000EE"/>
-            <w:u w:val="single"/>
-          </w:rPr>
-          <w:t>9</w:t>
-        </w:r>
-      </w:hyperlink>
+      <w:r>
+        <w:rPr>
+          <w:lang w:val="es_ES" w:bidi="es_ES"/>
+        </w:rPr>
+        <w:t>9</w:t>
+      </w:r>
       <w:r>
         <w:rPr>
           <w:lang w:val="es_ES" w:bidi="es_ES"/>
         </w:rPr>
         <w:t xml:space="preserve">; </w:t>
       </w:r>
-      <w:hyperlink r:id="rId133">
-        <w:r>
-          <w:rPr>
-            <w:lang w:val="es_ES" w:bidi="es_ES"/>
-          </w:rPr>
-          <w:rPr>
-            <w:color w:val="0000EE"/>
-            <w:u w:val="single"/>
-          </w:rPr>
-          <w:t>20:2</w:t>
-        </w:r>
-      </w:hyperlink>
+      <w:r>
+        <w:rPr>
+          <w:lang w:val="es_ES" w:bidi="es_ES"/>
+        </w:rPr>
+        <w:t>20:2</w:t>
+      </w:r>
       <w:r>
         <w:rPr>
           <w:lang w:val="es_ES" w:bidi="es_ES"/>
         </w:rPr>
         <w:t>,</w:t>
       </w:r>
-      <w:hyperlink r:id="rId155">
-        <w:r>
-          <w:rPr>
-            <w:lang w:val="es_ES" w:bidi="es_ES"/>
-          </w:rPr>
-          <w:rPr>
-            <w:color w:val="0000EE"/>
-            <w:u w:val="single"/>
-          </w:rPr>
-          <w:t>10</w:t>
-        </w:r>
-      </w:hyperlink>
+      <w:r>
+        <w:rPr>
+          <w:lang w:val="es_ES" w:bidi="es_ES"/>
+        </w:rPr>
+        <w:t>10</w:t>
+      </w:r>
       <w:r>
         <w:rPr>
           <w:lang w:val="es_ES" w:bidi="es_ES"/>
@@ -5266,18 +3952,12 @@
         </w:rPr>
         <w:t>Saúl era el hijo de un terrateniente adinerado. Se convirtió en rey sin esperarlo ni desearlo. El pueblo quería un rey que los guiara en las batallas, por lo que estaban complacidos con Saúl, quien era más alto que cualquiera (</w:t>
       </w:r>
-      <w:hyperlink r:id="rId179">
-        <w:r>
-          <w:rPr>
-            <w:lang w:val="es_ES" w:bidi="es_ES"/>
-          </w:rPr>
-          <w:rPr>
-            <w:color w:val="0000EE"/>
-            <w:u w:val="single"/>
-          </w:rPr>
-          <w:t>1 Samuel 10:23</w:t>
-        </w:r>
-      </w:hyperlink>
+      <w:r>
+        <w:rPr>
+          <w:lang w:val="es_ES" w:bidi="es_ES"/>
+        </w:rPr>
+        <w:t>1 Samuel 10:23</w:t>
+      </w:r>
       <w:r>
         <w:rPr>
           <w:lang w:val="es_ES" w:bidi="es_ES"/>
@@ -5298,54 +3978,36 @@
         </w:rPr>
         <w:t>Saúl ofendió a Dios al hacer promesas apresuradas sin reflexionar durante la guerra (</w:t>
       </w:r>
-      <w:hyperlink r:id="rId180">
-        <w:r>
-          <w:rPr>
-            <w:lang w:val="es_ES" w:bidi="es_ES"/>
-          </w:rPr>
-          <w:rPr>
-            <w:color w:val="0000EE"/>
-            <w:u w:val="single"/>
-          </w:rPr>
-          <w:t>1 Samuel 14:16–46</w:t>
-        </w:r>
-      </w:hyperlink>
+      <w:r>
+        <w:rPr>
+          <w:lang w:val="es_ES" w:bidi="es_ES"/>
+        </w:rPr>
+        <w:t>1 Samuel 14:16–46</w:t>
+      </w:r>
       <w:r>
         <w:rPr>
           <w:lang w:val="es_ES" w:bidi="es_ES"/>
         </w:rPr>
         <w:t>). También realizó sacrificios antes de la batalla en lugar de esperar a Samuel (</w:t>
       </w:r>
-      <w:hyperlink r:id="rId181">
-        <w:r>
-          <w:rPr>
-            <w:lang w:val="es_ES" w:bidi="es_ES"/>
-          </w:rPr>
-          <w:rPr>
-            <w:color w:val="0000EE"/>
-            <w:u w:val="single"/>
-          </w:rPr>
-          <w:t>1 Samuel 13:7–14</w:t>
-        </w:r>
-      </w:hyperlink>
+      <w:r>
+        <w:rPr>
+          <w:lang w:val="es_ES" w:bidi="es_ES"/>
+        </w:rPr>
+        <w:t>1 Samuel 13:7–14</w:t>
+      </w:r>
       <w:r>
         <w:rPr>
           <w:lang w:val="es_ES" w:bidi="es_ES"/>
         </w:rPr>
         <w:t>). Desobedeció la orden de Dios de destruir a todas las personas y bienes de los amalecitas (</w:t>
       </w:r>
-      <w:hyperlink r:id="rId182">
-        <w:r>
-          <w:rPr>
-            <w:lang w:val="es_ES" w:bidi="es_ES"/>
-          </w:rPr>
-          <w:rPr>
-            <w:color w:val="0000EE"/>
-            <w:u w:val="single"/>
-          </w:rPr>
-          <w:t>1 Samuel 15:1–35</w:t>
-        </w:r>
-      </w:hyperlink>
+      <w:r>
+        <w:rPr>
+          <w:lang w:val="es_ES" w:bidi="es_ES"/>
+        </w:rPr>
+        <w:t>1 Samuel 15:1–35</w:t>
+      </w:r>
       <w:r>
         <w:rPr>
           <w:lang w:val="es_ES" w:bidi="es_ES"/>
@@ -5366,18 +4028,12 @@
         </w:rPr>
         <w:t>Saúl resultó herido en una batalla contra los filisteos y posteriormente se suicidó con su espada. Su muerte fue consecuencia del juicio de Dios. Aunque David había pasado mucho tiempo huyendo de Saúl, honró al primer rey y a su hijo Jonatán con un discurso sincero (</w:t>
       </w:r>
-      <w:hyperlink r:id="rId183">
-        <w:r>
-          <w:rPr>
-            <w:lang w:val="es_ES" w:bidi="es_ES"/>
-          </w:rPr>
-          <w:rPr>
-            <w:color w:val="0000EE"/>
-            <w:u w:val="single"/>
-          </w:rPr>
-          <w:t>2 Samuel 1:17–27</w:t>
-        </w:r>
-      </w:hyperlink>
+      <w:r>
+        <w:rPr>
+          <w:lang w:val="es_ES" w:bidi="es_ES"/>
+        </w:rPr>
+        <w:t>2 Samuel 1:17–27</w:t>
+      </w:r>
       <w:r>
         <w:rPr>
           <w:lang w:val="es_ES" w:bidi="es_ES"/>
@@ -5407,72 +4063,48 @@
           <w:lang w:val="es_ES" w:bidi="es_ES"/>
         </w:rPr>
       </w:r>
-      <w:hyperlink r:id="rId184">
-        <w:r>
-          <w:rPr>
-            <w:lang w:val="es_ES" w:bidi="es_ES"/>
-          </w:rPr>
-          <w:rPr>
-            <w:color w:val="0000EE"/>
-            <w:u w:val="single"/>
-          </w:rPr>
-          <w:t>1 Samuel 9:1–11:15,</w:t>
-        </w:r>
-      </w:hyperlink>
-      <w:r>
-        <w:rPr>
-          <w:lang w:val="es_ES" w:bidi="es_ES"/>
-        </w:rPr>
-        <w:t xml:space="preserve"> </w:t>
-      </w:r>
-      <w:hyperlink r:id="rId185">
-        <w:r>
-          <w:rPr>
-            <w:lang w:val="es_ES" w:bidi="es_ES"/>
-          </w:rPr>
-          <w:rPr>
-            <w:color w:val="0000EE"/>
-            <w:u w:val="single"/>
-          </w:rPr>
-          <w:t>13:1–31:13,</w:t>
-        </w:r>
-      </w:hyperlink>
-      <w:r>
-        <w:rPr>
-          <w:lang w:val="es_ES" w:bidi="es_ES"/>
-        </w:rPr>
-        <w:t xml:space="preserve"> </w:t>
-      </w:r>
-      <w:hyperlink r:id="rId186">
-        <w:r>
-          <w:rPr>
-            <w:lang w:val="es_ES" w:bidi="es_ES"/>
-          </w:rPr>
-          <w:rPr>
-            <w:color w:val="0000EE"/>
-            <w:u w:val="single"/>
-          </w:rPr>
-          <w:t>2 Samuel 1:1–27,</w:t>
-        </w:r>
-      </w:hyperlink>
-      <w:r>
-        <w:rPr>
-          <w:lang w:val="es_ES" w:bidi="es_ES"/>
-        </w:rPr>
-        <w:t xml:space="preserve"> </w:t>
-      </w:r>
-      <w:hyperlink r:id="rId187">
-        <w:r>
-          <w:rPr>
-            <w:lang w:val="es_ES" w:bidi="es_ES"/>
-          </w:rPr>
-          <w:rPr>
-            <w:color w:val="0000EE"/>
-            <w:u w:val="single"/>
-          </w:rPr>
-          <w:t>1 Crónicas 9:35–10:14</w:t>
-        </w:r>
-      </w:hyperlink>
+      <w:r>
+        <w:rPr>
+          <w:lang w:val="es_ES" w:bidi="es_ES"/>
+        </w:rPr>
+        <w:t>1 Samuel 9:1–11:15,</w:t>
+      </w:r>
+      <w:r>
+        <w:rPr>
+          <w:lang w:val="es_ES" w:bidi="es_ES"/>
+        </w:rPr>
+        <w:t xml:space="preserve"> </w:t>
+      </w:r>
+      <w:r>
+        <w:rPr>
+          <w:lang w:val="es_ES" w:bidi="es_ES"/>
+        </w:rPr>
+        <w:t>13:1–31:13,</w:t>
+      </w:r>
+      <w:r>
+        <w:rPr>
+          <w:lang w:val="es_ES" w:bidi="es_ES"/>
+        </w:rPr>
+        <w:t xml:space="preserve"> </w:t>
+      </w:r>
+      <w:r>
+        <w:rPr>
+          <w:lang w:val="es_ES" w:bidi="es_ES"/>
+        </w:rPr>
+        <w:t>2 Samuel 1:1–27,</w:t>
+      </w:r>
+      <w:r>
+        <w:rPr>
+          <w:lang w:val="es_ES" w:bidi="es_ES"/>
+        </w:rPr>
+        <w:t xml:space="preserve"> </w:t>
+      </w:r>
+      <w:r>
+        <w:rPr>
+          <w:lang w:val="es_ES" w:bidi="es_ES"/>
+        </w:rPr>
+        <w:t>1 Crónicas 9:35–10:14</w:t>
+      </w:r>
       <w:r>
         <w:rPr>
           <w:lang w:val="es_ES" w:bidi="es_ES"/>
@@ -5521,18 +4153,12 @@
         </w:rPr>
         <w:t>Simón Pedro fue el líder principal entre los doce seguidores más cercanos de Jesús (llamados apóstoles). Después de la muerte de Jesús, se convirtió en la figura principal para hablar oficialmente en nombre de los primeros cristianos en Jerusalén. Fue el apóstol principalmente responsable de compartir las buenas nuevas sobre Jesús con los judíos (</w:t>
       </w:r>
-      <w:hyperlink r:id="rId188">
-        <w:r>
-          <w:rPr>
-            <w:lang w:val="es_ES" w:bidi="es_ES"/>
-          </w:rPr>
-          <w:rPr>
-            <w:color w:val="0000EE"/>
-            <w:u w:val="single"/>
-          </w:rPr>
-          <w:t>Gálatas 2:7–8</w:t>
-        </w:r>
-      </w:hyperlink>
+      <w:r>
+        <w:rPr>
+          <w:lang w:val="es_ES" w:bidi="es_ES"/>
+        </w:rPr>
+        <w:t>Gálatas 2:7–8</w:t>
+      </w:r>
       <w:r>
         <w:rPr>
           <w:lang w:val="es_ES" w:bidi="es_ES"/>
@@ -5592,36 +4218,24 @@
         </w:rPr>
         <w:t xml:space="preserve"> (en español “Pedro”; ver </w:t>
       </w:r>
-      <w:hyperlink r:id="rId189">
-        <w:r>
-          <w:rPr>
-            <w:lang w:val="es_ES" w:bidi="es_ES"/>
-          </w:rPr>
-          <w:rPr>
-            <w:color w:val="0000EE"/>
-            <w:u w:val="single"/>
-          </w:rPr>
-          <w:t>Mateo 16:17–18,</w:t>
-        </w:r>
-      </w:hyperlink>
-      <w:r>
-        <w:rPr>
-          <w:lang w:val="es_ES" w:bidi="es_ES"/>
-        </w:rPr>
-        <w:t xml:space="preserve"> </w:t>
-      </w:r>
-      <w:hyperlink r:id="rId190">
-        <w:r>
-          <w:rPr>
-            <w:lang w:val="es_ES" w:bidi="es_ES"/>
-          </w:rPr>
-          <w:rPr>
-            <w:color w:val="0000EE"/>
-            <w:u w:val="single"/>
-          </w:rPr>
-          <w:t>Juan 1:42</w:t>
-        </w:r>
-      </w:hyperlink>
+      <w:r>
+        <w:rPr>
+          <w:lang w:val="es_ES" w:bidi="es_ES"/>
+        </w:rPr>
+        <w:t>Mateo 16:17–18,</w:t>
+      </w:r>
+      <w:r>
+        <w:rPr>
+          <w:lang w:val="es_ES" w:bidi="es_ES"/>
+        </w:rPr>
+        <w:t xml:space="preserve"> </w:t>
+      </w:r>
+      <w:r>
+        <w:rPr>
+          <w:lang w:val="es_ES" w:bidi="es_ES"/>
+        </w:rPr>
+        <w:t>Juan 1:42</w:t>
+      </w:r>
       <w:r>
         <w:rPr>
           <w:lang w:val="es_ES" w:bidi="es_ES"/>
@@ -5642,90 +4256,60 @@
         </w:rPr>
         <w:t>Betsaida era la ciudad natal de Pedro (</w:t>
       </w:r>
-      <w:hyperlink r:id="rId191">
-        <w:r>
-          <w:rPr>
-            <w:lang w:val="es_ES" w:bidi="es_ES"/>
-          </w:rPr>
-          <w:rPr>
-            <w:color w:val="0000EE"/>
-            <w:u w:val="single"/>
-          </w:rPr>
-          <w:t>Juan 1:44</w:t>
-        </w:r>
-      </w:hyperlink>
+      <w:r>
+        <w:rPr>
+          <w:lang w:val="es_ES" w:bidi="es_ES"/>
+        </w:rPr>
+        <w:t>Juan 1:44</w:t>
+      </w:r>
       <w:r>
         <w:rPr>
           <w:lang w:val="es_ES" w:bidi="es_ES"/>
         </w:rPr>
         <w:t>). Más tarde, Pedro se mudó a Capernaum. Estaba casado (</w:t>
       </w:r>
-      <w:hyperlink r:id="rId192">
-        <w:r>
-          <w:rPr>
-            <w:lang w:val="es_ES" w:bidi="es_ES"/>
-          </w:rPr>
-          <w:rPr>
-            <w:color w:val="0000EE"/>
-            <w:u w:val="single"/>
-          </w:rPr>
-          <w:t>1 Corintios 9:5</w:t>
-        </w:r>
-      </w:hyperlink>
+      <w:r>
+        <w:rPr>
+          <w:lang w:val="es_ES" w:bidi="es_ES"/>
+        </w:rPr>
+        <w:t>1 Corintios 9:5</w:t>
+      </w:r>
       <w:r>
         <w:rPr>
           <w:lang w:val="es_ES" w:bidi="es_ES"/>
         </w:rPr>
         <w:t>). Cuando Jesús visitó la casa de Pedro, sanó a su suegra (</w:t>
       </w:r>
-      <w:hyperlink r:id="rId193">
-        <w:r>
-          <w:rPr>
-            <w:lang w:val="es_ES" w:bidi="es_ES"/>
-          </w:rPr>
-          <w:rPr>
-            <w:color w:val="0000EE"/>
-            <w:u w:val="single"/>
-          </w:rPr>
-          <w:t>Mateo 8:14–15,</w:t>
-        </w:r>
-      </w:hyperlink>
-      <w:r>
-        <w:rPr>
-          <w:lang w:val="es_ES" w:bidi="es_ES"/>
-        </w:rPr>
-        <w:t xml:space="preserve"> </w:t>
-      </w:r>
-      <w:hyperlink r:id="rId194">
-        <w:r>
-          <w:rPr>
-            <w:lang w:val="es_ES" w:bidi="es_ES"/>
-          </w:rPr>
-          <w:rPr>
-            <w:color w:val="0000EE"/>
-            <w:u w:val="single"/>
-          </w:rPr>
-          <w:t>Marcos 1:29–31,</w:t>
-        </w:r>
-      </w:hyperlink>
-      <w:r>
-        <w:rPr>
-          <w:lang w:val="es_ES" w:bidi="es_ES"/>
-        </w:rPr>
-        <w:t xml:space="preserve"> </w:t>
-      </w:r>
-      <w:hyperlink r:id="rId195">
-        <w:r>
-          <w:rPr>
-            <w:lang w:val="es_ES" w:bidi="es_ES"/>
-          </w:rPr>
-          <w:rPr>
-            <w:color w:val="0000EE"/>
-            <w:u w:val="single"/>
-          </w:rPr>
-          <w:t>Lucas 4:38–39</w:t>
-        </w:r>
-      </w:hyperlink>
+      <w:r>
+        <w:rPr>
+          <w:lang w:val="es_ES" w:bidi="es_ES"/>
+        </w:rPr>
+        <w:t>Mateo 8:14–15,</w:t>
+      </w:r>
+      <w:r>
+        <w:rPr>
+          <w:lang w:val="es_ES" w:bidi="es_ES"/>
+        </w:rPr>
+        <w:t xml:space="preserve"> </w:t>
+      </w:r>
+      <w:r>
+        <w:rPr>
+          <w:lang w:val="es_ES" w:bidi="es_ES"/>
+        </w:rPr>
+        <w:t>Marcos 1:29–31,</w:t>
+      </w:r>
+      <w:r>
+        <w:rPr>
+          <w:lang w:val="es_ES" w:bidi="es_ES"/>
+        </w:rPr>
+        <w:t xml:space="preserve"> </w:t>
+      </w:r>
+      <w:r>
+        <w:rPr>
+          <w:lang w:val="es_ES" w:bidi="es_ES"/>
+        </w:rPr>
+        <w:t>Lucas 4:38–39</w:t>
+      </w:r>
       <w:r>
         <w:rPr>
           <w:lang w:val="es_ES" w:bidi="es_ES"/>
@@ -5746,90 +4330,60 @@
         </w:rPr>
         <w:t>Pedro y su hermano Andrés eran pescadores. Jesús los llamó para ser de sus primeros discípulos, junto con sus compañeros de pesca, Jacobo y Juan (</w:t>
       </w:r>
-      <w:hyperlink r:id="rId196">
-        <w:r>
-          <w:rPr>
-            <w:lang w:val="es_ES" w:bidi="es_ES"/>
-          </w:rPr>
-          <w:rPr>
-            <w:color w:val="0000EE"/>
-            <w:u w:val="single"/>
-          </w:rPr>
-          <w:t>Mateo 4:18–22,</w:t>
-        </w:r>
-      </w:hyperlink>
-      <w:r>
-        <w:rPr>
-          <w:lang w:val="es_ES" w:bidi="es_ES"/>
-        </w:rPr>
-        <w:t xml:space="preserve"> </w:t>
-      </w:r>
-      <w:hyperlink r:id="rId197">
-        <w:r>
-          <w:rPr>
-            <w:lang w:val="es_ES" w:bidi="es_ES"/>
-          </w:rPr>
-          <w:rPr>
-            <w:color w:val="0000EE"/>
-            <w:u w:val="single"/>
-          </w:rPr>
-          <w:t>Marcos 1:16–20</w:t>
-        </w:r>
-      </w:hyperlink>
+      <w:r>
+        <w:rPr>
+          <w:lang w:val="es_ES" w:bidi="es_ES"/>
+        </w:rPr>
+        <w:t>Mateo 4:18–22,</w:t>
+      </w:r>
+      <w:r>
+        <w:rPr>
+          <w:lang w:val="es_ES" w:bidi="es_ES"/>
+        </w:rPr>
+        <w:t xml:space="preserve"> </w:t>
+      </w:r>
+      <w:r>
+        <w:rPr>
+          <w:lang w:val="es_ES" w:bidi="es_ES"/>
+        </w:rPr>
+        <w:t>Marcos 1:16–20</w:t>
+      </w:r>
       <w:r>
         <w:rPr>
           <w:lang w:val="es_ES" w:bidi="es_ES"/>
         </w:rPr>
         <w:t xml:space="preserve">; ver también </w:t>
       </w:r>
-      <w:hyperlink r:id="rId198">
-        <w:r>
-          <w:rPr>
-            <w:lang w:val="es_ES" w:bidi="es_ES"/>
-          </w:rPr>
-          <w:rPr>
-            <w:color w:val="0000EE"/>
-            <w:u w:val="single"/>
-          </w:rPr>
-          <w:t>Lucas 5:1–11,</w:t>
-        </w:r>
-      </w:hyperlink>
-      <w:r>
-        <w:rPr>
-          <w:lang w:val="es_ES" w:bidi="es_ES"/>
-        </w:rPr>
-        <w:t xml:space="preserve"> </w:t>
-      </w:r>
-      <w:hyperlink r:id="rId199">
-        <w:r>
-          <w:rPr>
-            <w:lang w:val="es_ES" w:bidi="es_ES"/>
-          </w:rPr>
-          <w:rPr>
-            <w:color w:val="0000EE"/>
-            <w:u w:val="single"/>
-          </w:rPr>
-          <w:t>Juan 1:35–51</w:t>
-        </w:r>
-      </w:hyperlink>
+      <w:r>
+        <w:rPr>
+          <w:lang w:val="es_ES" w:bidi="es_ES"/>
+        </w:rPr>
+        <w:t>Lucas 5:1–11,</w:t>
+      </w:r>
+      <w:r>
+        <w:rPr>
+          <w:lang w:val="es_ES" w:bidi="es_ES"/>
+        </w:rPr>
+        <w:t xml:space="preserve"> </w:t>
+      </w:r>
+      <w:r>
+        <w:rPr>
+          <w:lang w:val="es_ES" w:bidi="es_ES"/>
+        </w:rPr>
+        <w:t>Juan 1:35–51</w:t>
+      </w:r>
       <w:r>
         <w:rPr>
           <w:lang w:val="es_ES" w:bidi="es_ES"/>
         </w:rPr>
         <w:t>). Eran hombres trabajadores comunes con poca educación formal (</w:t>
       </w:r>
-      <w:hyperlink r:id="rId200">
-        <w:r>
-          <w:rPr>
-            <w:lang w:val="es_ES" w:bidi="es_ES"/>
-          </w:rPr>
-          <w:rPr>
-            <w:color w:val="0000EE"/>
-            <w:u w:val="single"/>
-          </w:rPr>
-          <w:t>Hechos 4:13</w:t>
-        </w:r>
-      </w:hyperlink>
+      <w:r>
+        <w:rPr>
+          <w:lang w:val="es_ES" w:bidi="es_ES"/>
+        </w:rPr>
+        <w:t>Hechos 4:13</w:t>
+      </w:r>
       <w:r>
         <w:rPr>
           <w:lang w:val="es_ES" w:bidi="es_ES"/>
@@ -5850,72 +4404,48 @@
         </w:rPr>
         <w:t>El nombre de Pedro aparece primero en cada lista de los doce apóstoles (</w:t>
       </w:r>
-      <w:hyperlink r:id="rId201">
-        <w:r>
-          <w:rPr>
-            <w:lang w:val="es_ES" w:bidi="es_ES"/>
-          </w:rPr>
-          <w:rPr>
-            <w:color w:val="0000EE"/>
-            <w:u w:val="single"/>
-          </w:rPr>
-          <w:t>Mateo 10:2,</w:t>
-        </w:r>
-      </w:hyperlink>
-      <w:r>
-        <w:rPr>
-          <w:lang w:val="es_ES" w:bidi="es_ES"/>
-        </w:rPr>
-        <w:t xml:space="preserve"> </w:t>
-      </w:r>
-      <w:hyperlink r:id="rId202">
-        <w:r>
-          <w:rPr>
-            <w:lang w:val="es_ES" w:bidi="es_ES"/>
-          </w:rPr>
-          <w:rPr>
-            <w:color w:val="0000EE"/>
-            <w:u w:val="single"/>
-          </w:rPr>
-          <w:t>Marcos 3:16,</w:t>
-        </w:r>
-      </w:hyperlink>
-      <w:r>
-        <w:rPr>
-          <w:lang w:val="es_ES" w:bidi="es_ES"/>
-        </w:rPr>
-        <w:t xml:space="preserve"> </w:t>
-      </w:r>
-      <w:hyperlink r:id="rId203">
-        <w:r>
-          <w:rPr>
-            <w:lang w:val="es_ES" w:bidi="es_ES"/>
-          </w:rPr>
-          <w:rPr>
-            <w:color w:val="0000EE"/>
-            <w:u w:val="single"/>
-          </w:rPr>
-          <w:t>Lucas 6:14,</w:t>
-        </w:r>
-      </w:hyperlink>
-      <w:r>
-        <w:rPr>
-          <w:lang w:val="es_ES" w:bidi="es_ES"/>
-        </w:rPr>
-        <w:t xml:space="preserve"> </w:t>
-      </w:r>
-      <w:hyperlink r:id="rId204">
-        <w:r>
-          <w:rPr>
-            <w:lang w:val="es_ES" w:bidi="es_ES"/>
-          </w:rPr>
-          <w:rPr>
-            <w:color w:val="0000EE"/>
-            <w:u w:val="single"/>
-          </w:rPr>
-          <w:t>Hechos 1:13</w:t>
-        </w:r>
-      </w:hyperlink>
+      <w:r>
+        <w:rPr>
+          <w:lang w:val="es_ES" w:bidi="es_ES"/>
+        </w:rPr>
+        <w:t>Mateo 10:2,</w:t>
+      </w:r>
+      <w:r>
+        <w:rPr>
+          <w:lang w:val="es_ES" w:bidi="es_ES"/>
+        </w:rPr>
+        <w:t xml:space="preserve"> </w:t>
+      </w:r>
+      <w:r>
+        <w:rPr>
+          <w:lang w:val="es_ES" w:bidi="es_ES"/>
+        </w:rPr>
+        <w:t>Marcos 3:16,</w:t>
+      </w:r>
+      <w:r>
+        <w:rPr>
+          <w:lang w:val="es_ES" w:bidi="es_ES"/>
+        </w:rPr>
+        <w:t xml:space="preserve"> </w:t>
+      </w:r>
+      <w:r>
+        <w:rPr>
+          <w:lang w:val="es_ES" w:bidi="es_ES"/>
+        </w:rPr>
+        <w:t>Lucas 6:14,</w:t>
+      </w:r>
+      <w:r>
+        <w:rPr>
+          <w:lang w:val="es_ES" w:bidi="es_ES"/>
+        </w:rPr>
+        <w:t xml:space="preserve"> </w:t>
+      </w:r>
+      <w:r>
+        <w:rPr>
+          <w:lang w:val="es_ES" w:bidi="es_ES"/>
+        </w:rPr>
+        <w:t>Hechos 1:13</w:t>
+      </w:r>
       <w:r>
         <w:rPr>
           <w:lang w:val="es_ES" w:bidi="es_ES"/>
@@ -5940,36 +4470,24 @@
         </w:rPr>
         <w:t>la curación de la hija de Jairo (</w:t>
       </w:r>
-      <w:hyperlink r:id="rId205">
-        <w:r>
-          <w:rPr>
-            <w:lang w:val="es_ES" w:bidi="es_ES"/>
-          </w:rPr>
-          <w:rPr>
-            <w:color w:val="0000EE"/>
-            <w:u w:val="single"/>
-          </w:rPr>
-          <w:t>Marcos 5:37,</w:t>
-        </w:r>
-      </w:hyperlink>
-      <w:r>
-        <w:rPr>
-          <w:lang w:val="es_ES" w:bidi="es_ES"/>
-        </w:rPr>
-        <w:t xml:space="preserve"> </w:t>
-      </w:r>
-      <w:hyperlink r:id="rId206">
-        <w:r>
-          <w:rPr>
-            <w:lang w:val="es_ES" w:bidi="es_ES"/>
-          </w:rPr>
-          <w:rPr>
-            <w:color w:val="0000EE"/>
-            <w:u w:val="single"/>
-          </w:rPr>
-          <w:t>Lucas 8:51</w:t>
-        </w:r>
-      </w:hyperlink>
+      <w:r>
+        <w:rPr>
+          <w:lang w:val="es_ES" w:bidi="es_ES"/>
+        </w:rPr>
+        <w:t>Marcos 5:37,</w:t>
+      </w:r>
+      <w:r>
+        <w:rPr>
+          <w:lang w:val="es_ES" w:bidi="es_ES"/>
+        </w:rPr>
+        <w:t xml:space="preserve"> </w:t>
+      </w:r>
+      <w:r>
+        <w:rPr>
+          <w:lang w:val="es_ES" w:bidi="es_ES"/>
+        </w:rPr>
+        <w:t>Lucas 8:51</w:t>
+      </w:r>
       <w:r>
         <w:rPr>
           <w:lang w:val="es_ES" w:bidi="es_ES"/>
@@ -5994,54 +4512,36 @@
         </w:rPr>
         <w:t>la transfiguración de Jesús, cuando su apariencia se transformó (</w:t>
       </w:r>
-      <w:hyperlink r:id="rId207">
-        <w:r>
-          <w:rPr>
-            <w:lang w:val="es_ES" w:bidi="es_ES"/>
-          </w:rPr>
-          <w:rPr>
-            <w:color w:val="0000EE"/>
-            <w:u w:val="single"/>
-          </w:rPr>
-          <w:t>Mateo 17:1–2,</w:t>
-        </w:r>
-      </w:hyperlink>
-      <w:r>
-        <w:rPr>
-          <w:lang w:val="es_ES" w:bidi="es_ES"/>
-        </w:rPr>
-        <w:t xml:space="preserve"> </w:t>
-      </w:r>
-      <w:hyperlink r:id="rId208">
-        <w:r>
-          <w:rPr>
-            <w:lang w:val="es_ES" w:bidi="es_ES"/>
-          </w:rPr>
-          <w:rPr>
-            <w:color w:val="0000EE"/>
-            <w:u w:val="single"/>
-          </w:rPr>
-          <w:t>Marcos 9:2,</w:t>
-        </w:r>
-      </w:hyperlink>
-      <w:r>
-        <w:rPr>
-          <w:lang w:val="es_ES" w:bidi="es_ES"/>
-        </w:rPr>
-        <w:t xml:space="preserve"> </w:t>
-      </w:r>
-      <w:hyperlink r:id="rId209">
-        <w:r>
-          <w:rPr>
-            <w:lang w:val="es_ES" w:bidi="es_ES"/>
-          </w:rPr>
-          <w:rPr>
-            <w:color w:val="0000EE"/>
-            <w:u w:val="single"/>
-          </w:rPr>
-          <w:t>Lucas 9:28–29</w:t>
-        </w:r>
-      </w:hyperlink>
+      <w:r>
+        <w:rPr>
+          <w:lang w:val="es_ES" w:bidi="es_ES"/>
+        </w:rPr>
+        <w:t>Mateo 17:1–2,</w:t>
+      </w:r>
+      <w:r>
+        <w:rPr>
+          <w:lang w:val="es_ES" w:bidi="es_ES"/>
+        </w:rPr>
+        <w:t xml:space="preserve"> </w:t>
+      </w:r>
+      <w:r>
+        <w:rPr>
+          <w:lang w:val="es_ES" w:bidi="es_ES"/>
+        </w:rPr>
+        <w:t>Marcos 9:2,</w:t>
+      </w:r>
+      <w:r>
+        <w:rPr>
+          <w:lang w:val="es_ES" w:bidi="es_ES"/>
+        </w:rPr>
+        <w:t xml:space="preserve"> </w:t>
+      </w:r>
+      <w:r>
+        <w:rPr>
+          <w:lang w:val="es_ES" w:bidi="es_ES"/>
+        </w:rPr>
+        <w:t>Lucas 9:28–29</w:t>
+      </w:r>
       <w:r>
         <w:rPr>
           <w:lang w:val="es_ES" w:bidi="es_ES"/>
@@ -6066,36 +4566,24 @@
         </w:rPr>
         <w:t>la oración de Jesús en el Jardín de Getsemaní (</w:t>
       </w:r>
-      <w:hyperlink r:id="rId210">
-        <w:r>
-          <w:rPr>
-            <w:lang w:val="es_ES" w:bidi="es_ES"/>
-          </w:rPr>
-          <w:rPr>
-            <w:color w:val="0000EE"/>
-            <w:u w:val="single"/>
-          </w:rPr>
-          <w:t>Mateo 26:37,</w:t>
-        </w:r>
-      </w:hyperlink>
-      <w:r>
-        <w:rPr>
-          <w:lang w:val="es_ES" w:bidi="es_ES"/>
-        </w:rPr>
-        <w:t xml:space="preserve"> </w:t>
-      </w:r>
-      <w:hyperlink r:id="rId211">
-        <w:r>
-          <w:rPr>
-            <w:lang w:val="es_ES" w:bidi="es_ES"/>
-          </w:rPr>
-          <w:rPr>
-            <w:color w:val="0000EE"/>
-            <w:u w:val="single"/>
-          </w:rPr>
-          <w:t>Marcos 14:33</w:t>
-        </w:r>
-      </w:hyperlink>
+      <w:r>
+        <w:rPr>
+          <w:lang w:val="es_ES" w:bidi="es_ES"/>
+        </w:rPr>
+        <w:t>Mateo 26:37,</w:t>
+      </w:r>
+      <w:r>
+        <w:rPr>
+          <w:lang w:val="es_ES" w:bidi="es_ES"/>
+        </w:rPr>
+        <w:t xml:space="preserve"> </w:t>
+      </w:r>
+      <w:r>
+        <w:rPr>
+          <w:lang w:val="es_ES" w:bidi="es_ES"/>
+        </w:rPr>
+        <w:t>Marcos 14:33</w:t>
+      </w:r>
       <w:r>
         <w:rPr>
           <w:lang w:val="es_ES" w:bidi="es_ES"/>
@@ -6116,216 +4604,144 @@
         </w:rPr>
         <w:t>Pedro era audaz e impulsivo (</w:t>
       </w:r>
-      <w:hyperlink r:id="rId212">
-        <w:r>
-          <w:rPr>
-            <w:lang w:val="es_ES" w:bidi="es_ES"/>
-          </w:rPr>
-          <w:rPr>
-            <w:color w:val="0000EE"/>
-            <w:u w:val="single"/>
-          </w:rPr>
-          <w:t>Mateo 26:33,</w:t>
-        </w:r>
-      </w:hyperlink>
-      <w:r>
-        <w:rPr>
-          <w:lang w:val="es_ES" w:bidi="es_ES"/>
-        </w:rPr>
-        <w:t xml:space="preserve"> </w:t>
-      </w:r>
-      <w:hyperlink r:id="rId213">
-        <w:r>
-          <w:rPr>
-            <w:lang w:val="es_ES" w:bidi="es_ES"/>
-          </w:rPr>
-          <w:rPr>
-            <w:color w:val="0000EE"/>
-            <w:u w:val="single"/>
-          </w:rPr>
-          <w:t>Marcos 14:29,</w:t>
-        </w:r>
-      </w:hyperlink>
-      <w:r>
-        <w:rPr>
-          <w:lang w:val="es_ES" w:bidi="es_ES"/>
-        </w:rPr>
-        <w:t xml:space="preserve"> </w:t>
-      </w:r>
-      <w:hyperlink r:id="rId214">
-        <w:r>
-          <w:rPr>
-            <w:lang w:val="es_ES" w:bidi="es_ES"/>
-          </w:rPr>
-          <w:rPr>
-            <w:color w:val="0000EE"/>
-            <w:u w:val="single"/>
-          </w:rPr>
-          <w:t>Lucas 5:8,</w:t>
-        </w:r>
-      </w:hyperlink>
-      <w:r>
-        <w:rPr>
-          <w:lang w:val="es_ES" w:bidi="es_ES"/>
-        </w:rPr>
-        <w:t xml:space="preserve"> </w:t>
-      </w:r>
-      <w:hyperlink r:id="rId215">
-        <w:r>
-          <w:rPr>
-            <w:lang w:val="es_ES" w:bidi="es_ES"/>
-          </w:rPr>
-          <w:rPr>
-            <w:color w:val="0000EE"/>
-            <w:u w:val="single"/>
-          </w:rPr>
-          <w:t>22:33,</w:t>
-        </w:r>
-      </w:hyperlink>
-      <w:r>
-        <w:rPr>
-          <w:lang w:val="es_ES" w:bidi="es_ES"/>
-        </w:rPr>
-        <w:t xml:space="preserve"> </w:t>
-      </w:r>
-      <w:hyperlink r:id="rId216">
-        <w:r>
-          <w:rPr>
-            <w:lang w:val="es_ES" w:bidi="es_ES"/>
-          </w:rPr>
-          <w:rPr>
-            <w:color w:val="0000EE"/>
-            <w:u w:val="single"/>
-          </w:rPr>
-          <w:t>Juan 13:36–37,</w:t>
-        </w:r>
-      </w:hyperlink>
-      <w:r>
-        <w:rPr>
-          <w:lang w:val="es_ES" w:bidi="es_ES"/>
-        </w:rPr>
-        <w:t xml:space="preserve"> </w:t>
-      </w:r>
-      <w:hyperlink r:id="rId217">
-        <w:r>
-          <w:rPr>
-            <w:lang w:val="es_ES" w:bidi="es_ES"/>
-          </w:rPr>
-          <w:rPr>
-            <w:color w:val="0000EE"/>
-            <w:u w:val="single"/>
-          </w:rPr>
-          <w:t>21:7</w:t>
-        </w:r>
-      </w:hyperlink>
+      <w:r>
+        <w:rPr>
+          <w:lang w:val="es_ES" w:bidi="es_ES"/>
+        </w:rPr>
+        <w:t>Mateo 26:33,</w:t>
+      </w:r>
+      <w:r>
+        <w:rPr>
+          <w:lang w:val="es_ES" w:bidi="es_ES"/>
+        </w:rPr>
+        <w:t xml:space="preserve"> </w:t>
+      </w:r>
+      <w:r>
+        <w:rPr>
+          <w:lang w:val="es_ES" w:bidi="es_ES"/>
+        </w:rPr>
+        <w:t>Marcos 14:29,</w:t>
+      </w:r>
+      <w:r>
+        <w:rPr>
+          <w:lang w:val="es_ES" w:bidi="es_ES"/>
+        </w:rPr>
+        <w:t xml:space="preserve"> </w:t>
+      </w:r>
+      <w:r>
+        <w:rPr>
+          <w:lang w:val="es_ES" w:bidi="es_ES"/>
+        </w:rPr>
+        <w:t>Lucas 5:8,</w:t>
+      </w:r>
+      <w:r>
+        <w:rPr>
+          <w:lang w:val="es_ES" w:bidi="es_ES"/>
+        </w:rPr>
+        <w:t xml:space="preserve"> </w:t>
+      </w:r>
+      <w:r>
+        <w:rPr>
+          <w:lang w:val="es_ES" w:bidi="es_ES"/>
+        </w:rPr>
+        <w:t>22:33,</w:t>
+      </w:r>
+      <w:r>
+        <w:rPr>
+          <w:lang w:val="es_ES" w:bidi="es_ES"/>
+        </w:rPr>
+        <w:t xml:space="preserve"> </w:t>
+      </w:r>
+      <w:r>
+        <w:rPr>
+          <w:lang w:val="es_ES" w:bidi="es_ES"/>
+        </w:rPr>
+        <w:t>Juan 13:36–37,</w:t>
+      </w:r>
+      <w:r>
+        <w:rPr>
+          <w:lang w:val="es_ES" w:bidi="es_ES"/>
+        </w:rPr>
+        <w:t xml:space="preserve"> </w:t>
+      </w:r>
+      <w:r>
+        <w:rPr>
+          <w:lang w:val="es_ES" w:bidi="es_ES"/>
+        </w:rPr>
+        <w:t>21:7</w:t>
+      </w:r>
       <w:r>
         <w:rPr>
           <w:lang w:val="es_ES" w:bidi="es_ES"/>
         </w:rPr>
         <w:t xml:space="preserve">). Fue el primer discípulo en declarar su creencia en Jesús como el líder elegido por Dios, el Mesías (o "Cristo", </w:t>
       </w:r>
-      <w:hyperlink r:id="rId218">
-        <w:r>
-          <w:rPr>
-            <w:lang w:val="es_ES" w:bidi="es_ES"/>
-          </w:rPr>
-          <w:rPr>
-            <w:color w:val="0000EE"/>
-            <w:u w:val="single"/>
-          </w:rPr>
-          <w:t>Mateo 16:15–16,</w:t>
-        </w:r>
-      </w:hyperlink>
-      <w:r>
-        <w:rPr>
-          <w:lang w:val="es_ES" w:bidi="es_ES"/>
-        </w:rPr>
-        <w:t xml:space="preserve"> </w:t>
-      </w:r>
-      <w:hyperlink r:id="rId219">
-        <w:r>
-          <w:rPr>
-            <w:lang w:val="es_ES" w:bidi="es_ES"/>
-          </w:rPr>
-          <w:rPr>
-            <w:color w:val="0000EE"/>
-            <w:u w:val="single"/>
-          </w:rPr>
-          <w:t>Marcos 8:29,</w:t>
-        </w:r>
-      </w:hyperlink>
-      <w:r>
-        <w:rPr>
-          <w:lang w:val="es_ES" w:bidi="es_ES"/>
-        </w:rPr>
-        <w:t xml:space="preserve"> </w:t>
-      </w:r>
-      <w:hyperlink r:id="rId220">
-        <w:r>
-          <w:rPr>
-            <w:lang w:val="es_ES" w:bidi="es_ES"/>
-          </w:rPr>
-          <w:rPr>
-            <w:color w:val="0000EE"/>
-            <w:u w:val="single"/>
-          </w:rPr>
-          <w:t>Lucas 9:20</w:t>
-        </w:r>
-      </w:hyperlink>
+      <w:r>
+        <w:rPr>
+          <w:lang w:val="es_ES" w:bidi="es_ES"/>
+        </w:rPr>
+        <w:t>Mateo 16:15–16,</w:t>
+      </w:r>
+      <w:r>
+        <w:rPr>
+          <w:lang w:val="es_ES" w:bidi="es_ES"/>
+        </w:rPr>
+        <w:t xml:space="preserve"> </w:t>
+      </w:r>
+      <w:r>
+        <w:rPr>
+          <w:lang w:val="es_ES" w:bidi="es_ES"/>
+        </w:rPr>
+        <w:t>Marcos 8:29,</w:t>
+      </w:r>
+      <w:r>
+        <w:rPr>
+          <w:lang w:val="es_ES" w:bidi="es_ES"/>
+        </w:rPr>
+        <w:t xml:space="preserve"> </w:t>
+      </w:r>
+      <w:r>
+        <w:rPr>
+          <w:lang w:val="es_ES" w:bidi="es_ES"/>
+        </w:rPr>
+        <w:t>Lucas 9:20</w:t>
+      </w:r>
       <w:r>
         <w:rPr>
           <w:lang w:val="es_ES" w:bidi="es_ES"/>
         </w:rPr>
         <w:t>). Cuando Jesús habló sobre su próxima muerte, Pedro le dijo que estaba equivocado, ya que esto no coincidía con su idea del Mesías. Jesús corrigió a Pedro con firmeza por esto (</w:t>
       </w:r>
-      <w:hyperlink r:id="rId221">
-        <w:r>
-          <w:rPr>
-            <w:lang w:val="es_ES" w:bidi="es_ES"/>
-          </w:rPr>
-          <w:rPr>
-            <w:color w:val="0000EE"/>
-            <w:u w:val="single"/>
-          </w:rPr>
-          <w:t>Mateo 16:21–23,</w:t>
-        </w:r>
-      </w:hyperlink>
-      <w:r>
-        <w:rPr>
-          <w:lang w:val="es_ES" w:bidi="es_ES"/>
-        </w:rPr>
-        <w:t xml:space="preserve"> </w:t>
-      </w:r>
-      <w:hyperlink r:id="rId222">
-        <w:r>
-          <w:rPr>
-            <w:lang w:val="es_ES" w:bidi="es_ES"/>
-          </w:rPr>
-          <w:rPr>
-            <w:color w:val="0000EE"/>
-            <w:u w:val="single"/>
-          </w:rPr>
-          <w:t>Marcos 8:31–33</w:t>
-        </w:r>
-      </w:hyperlink>
+      <w:r>
+        <w:rPr>
+          <w:lang w:val="es_ES" w:bidi="es_ES"/>
+        </w:rPr>
+        <w:t>Mateo 16:21–23,</w:t>
+      </w:r>
+      <w:r>
+        <w:rPr>
+          <w:lang w:val="es_ES" w:bidi="es_ES"/>
+        </w:rPr>
+        <w:t xml:space="preserve"> </w:t>
+      </w:r>
+      <w:r>
+        <w:rPr>
+          <w:lang w:val="es_ES" w:bidi="es_ES"/>
+        </w:rPr>
+        <w:t>Marcos 8:31–33</w:t>
+      </w:r>
       <w:r>
         <w:rPr>
           <w:lang w:val="es_ES" w:bidi="es_ES"/>
         </w:rPr>
         <w:t>). Sin embargo, Jesús afirmó que Pedro sería una figura clave para ayudar a establecer la iglesia (</w:t>
       </w:r>
-      <w:hyperlink r:id="rId223">
-        <w:r>
-          <w:rPr>
-            <w:lang w:val="es_ES" w:bidi="es_ES"/>
-          </w:rPr>
-          <w:rPr>
-            <w:color w:val="0000EE"/>
-            <w:u w:val="single"/>
-          </w:rPr>
-          <w:t>Mateo 16:18–19</w:t>
-        </w:r>
-      </w:hyperlink>
+      <w:r>
+        <w:rPr>
+          <w:lang w:val="es_ES" w:bidi="es_ES"/>
+        </w:rPr>
+        <w:t>Mateo 16:18–19</w:t>
+      </w:r>
       <w:r>
         <w:rPr>
           <w:lang w:val="es_ES" w:bidi="es_ES"/>
@@ -6346,108 +4762,72 @@
         </w:rPr>
         <w:t>Pedro entró en secreto en el patio del sumo sacerdote cuando llevaron a Jesús allí para ser interrogado. La gente reconoció a Pedro, en parte por su acento galileo, y lo confrontaron. Él negó rotundamente conocer a Jesús, tal como Jesús había predicho, a pesar de que Pedro había afirmado antes que nunca lo haría (</w:t>
       </w:r>
-      <w:hyperlink r:id="rId224">
-        <w:r>
-          <w:rPr>
-            <w:lang w:val="es_ES" w:bidi="es_ES"/>
-          </w:rPr>
-          <w:rPr>
-            <w:color w:val="0000EE"/>
-            <w:u w:val="single"/>
-          </w:rPr>
-          <w:t>Mateo 26:69–75,</w:t>
-        </w:r>
-      </w:hyperlink>
-      <w:r>
-        <w:rPr>
-          <w:lang w:val="es_ES" w:bidi="es_ES"/>
-        </w:rPr>
-        <w:t xml:space="preserve"> </w:t>
-      </w:r>
-      <w:hyperlink r:id="rId225">
-        <w:r>
-          <w:rPr>
-            <w:lang w:val="es_ES" w:bidi="es_ES"/>
-          </w:rPr>
-          <w:rPr>
-            <w:color w:val="0000EE"/>
-            <w:u w:val="single"/>
-          </w:rPr>
-          <w:t>Marcos 14:66–72,</w:t>
-        </w:r>
-      </w:hyperlink>
-      <w:r>
-        <w:rPr>
-          <w:lang w:val="es_ES" w:bidi="es_ES"/>
-        </w:rPr>
-        <w:t xml:space="preserve"> </w:t>
-      </w:r>
-      <w:hyperlink r:id="rId226">
-        <w:r>
-          <w:rPr>
-            <w:lang w:val="es_ES" w:bidi="es_ES"/>
-          </w:rPr>
-          <w:rPr>
-            <w:color w:val="0000EE"/>
-            <w:u w:val="single"/>
-          </w:rPr>
-          <w:t>Lucas 22:54–62</w:t>
-        </w:r>
-      </w:hyperlink>
+      <w:r>
+        <w:rPr>
+          <w:lang w:val="es_ES" w:bidi="es_ES"/>
+        </w:rPr>
+        <w:t>Mateo 26:69–75,</w:t>
+      </w:r>
+      <w:r>
+        <w:rPr>
+          <w:lang w:val="es_ES" w:bidi="es_ES"/>
+        </w:rPr>
+        <w:t xml:space="preserve"> </w:t>
+      </w:r>
+      <w:r>
+        <w:rPr>
+          <w:lang w:val="es_ES" w:bidi="es_ES"/>
+        </w:rPr>
+        <w:t>Marcos 14:66–72,</w:t>
+      </w:r>
+      <w:r>
+        <w:rPr>
+          <w:lang w:val="es_ES" w:bidi="es_ES"/>
+        </w:rPr>
+        <w:t xml:space="preserve"> </w:t>
+      </w:r>
+      <w:r>
+        <w:rPr>
+          <w:lang w:val="es_ES" w:bidi="es_ES"/>
+        </w:rPr>
+        <w:t>Lucas 22:54–62</w:t>
+      </w:r>
       <w:r>
         <w:rPr>
           <w:lang w:val="es_ES" w:bidi="es_ES"/>
         </w:rPr>
         <w:t>). Pedro sintió inmediatamente un profundo remordimiento (</w:t>
       </w:r>
-      <w:hyperlink r:id="rId227">
-        <w:r>
-          <w:rPr>
-            <w:lang w:val="es_ES" w:bidi="es_ES"/>
-          </w:rPr>
-          <w:rPr>
-            <w:color w:val="0000EE"/>
-            <w:u w:val="single"/>
-          </w:rPr>
-          <w:t>Mateo 26:33–35,</w:t>
-        </w:r>
-      </w:hyperlink>
-      <w:r>
-        <w:rPr>
-          <w:lang w:val="es_ES" w:bidi="es_ES"/>
-        </w:rPr>
-        <w:t xml:space="preserve"> </w:t>
-      </w:r>
-      <w:hyperlink r:id="rId228">
-        <w:r>
-          <w:rPr>
-            <w:lang w:val="es_ES" w:bidi="es_ES"/>
-          </w:rPr>
-          <w:rPr>
-            <w:color w:val="0000EE"/>
-            <w:u w:val="single"/>
-          </w:rPr>
-          <w:t>Marcos 14:29–31,</w:t>
-        </w:r>
-      </w:hyperlink>
-      <w:r>
-        <w:rPr>
-          <w:lang w:val="es_ES" w:bidi="es_ES"/>
-        </w:rPr>
-        <w:t xml:space="preserve"> </w:t>
-      </w:r>
-      <w:hyperlink r:id="rId229">
-        <w:r>
-          <w:rPr>
-            <w:lang w:val="es_ES" w:bidi="es_ES"/>
-          </w:rPr>
-          <w:rPr>
-            <w:color w:val="0000EE"/>
-            <w:u w:val="single"/>
-          </w:rPr>
-          <w:t>Lucas 22:31–34</w:t>
-        </w:r>
-      </w:hyperlink>
+      <w:r>
+        <w:rPr>
+          <w:lang w:val="es_ES" w:bidi="es_ES"/>
+        </w:rPr>
+        <w:t>Mateo 26:33–35,</w:t>
+      </w:r>
+      <w:r>
+        <w:rPr>
+          <w:lang w:val="es_ES" w:bidi="es_ES"/>
+        </w:rPr>
+        <w:t xml:space="preserve"> </w:t>
+      </w:r>
+      <w:r>
+        <w:rPr>
+          <w:lang w:val="es_ES" w:bidi="es_ES"/>
+        </w:rPr>
+        <w:t>Marcos 14:29–31,</w:t>
+      </w:r>
+      <w:r>
+        <w:rPr>
+          <w:lang w:val="es_ES" w:bidi="es_ES"/>
+        </w:rPr>
+        <w:t xml:space="preserve"> </w:t>
+      </w:r>
+      <w:r>
+        <w:rPr>
+          <w:lang w:val="es_ES" w:bidi="es_ES"/>
+        </w:rPr>
+        <w:t>Lucas 22:31–34</w:t>
+      </w:r>
       <w:r>
         <w:rPr>
           <w:lang w:val="es_ES" w:bidi="es_ES"/>
@@ -6468,90 +4848,60 @@
         </w:rPr>
         <w:t>Después de escuchar sobre la resurrección de Jesús, Pedro fue uno de los primeros en correr al sepulcro para verificar si era cierto (</w:t>
       </w:r>
-      <w:hyperlink r:id="rId230">
-        <w:r>
-          <w:rPr>
-            <w:lang w:val="es_ES" w:bidi="es_ES"/>
-          </w:rPr>
-          <w:rPr>
-            <w:color w:val="0000EE"/>
-            <w:u w:val="single"/>
-          </w:rPr>
-          <w:t>Juan 20:3–7</w:t>
-        </w:r>
-      </w:hyperlink>
+      <w:r>
+        <w:rPr>
+          <w:lang w:val="es_ES" w:bidi="es_ES"/>
+        </w:rPr>
+        <w:t>Juan 20:3–7</w:t>
+      </w:r>
       <w:r>
         <w:rPr>
           <w:lang w:val="es_ES" w:bidi="es_ES"/>
         </w:rPr>
         <w:t>). Parece haber sido el primero de los doce apóstoles a quien el Jesús resucitado se apareció (</w:t>
       </w:r>
-      <w:hyperlink r:id="rId231">
-        <w:r>
-          <w:rPr>
-            <w:lang w:val="es_ES" w:bidi="es_ES"/>
-          </w:rPr>
-          <w:rPr>
-            <w:color w:val="0000EE"/>
-            <w:u w:val="single"/>
-          </w:rPr>
-          <w:t>Lucas 24:33–34,</w:t>
-        </w:r>
-      </w:hyperlink>
-      <w:r>
-        <w:rPr>
-          <w:lang w:val="es_ES" w:bidi="es_ES"/>
-        </w:rPr>
-        <w:t xml:space="preserve"> </w:t>
-      </w:r>
-      <w:hyperlink r:id="rId232">
-        <w:r>
-          <w:rPr>
-            <w:lang w:val="es_ES" w:bidi="es_ES"/>
-          </w:rPr>
-          <w:rPr>
-            <w:color w:val="0000EE"/>
-            <w:u w:val="single"/>
-          </w:rPr>
-          <w:t>1 Corintios 15:5</w:t>
-        </w:r>
-      </w:hyperlink>
+      <w:r>
+        <w:rPr>
+          <w:lang w:val="es_ES" w:bidi="es_ES"/>
+        </w:rPr>
+        <w:t>Lucas 24:33–34,</w:t>
+      </w:r>
+      <w:r>
+        <w:rPr>
+          <w:lang w:val="es_ES" w:bidi="es_ES"/>
+        </w:rPr>
+        <w:t xml:space="preserve"> </w:t>
+      </w:r>
+      <w:r>
+        <w:rPr>
+          <w:lang w:val="es_ES" w:bidi="es_ES"/>
+        </w:rPr>
+        <w:t>1 Corintios 15:5</w:t>
+      </w:r>
       <w:r>
         <w:rPr>
           <w:lang w:val="es_ES" w:bidi="es_ES"/>
         </w:rPr>
         <w:t xml:space="preserve">). Gran parte de la conversación de Jesús en </w:t>
       </w:r>
-      <w:hyperlink r:id="rId233">
-        <w:r>
-          <w:rPr>
-            <w:lang w:val="es_ES" w:bidi="es_ES"/>
-          </w:rPr>
-          <w:rPr>
-            <w:color w:val="0000EE"/>
-            <w:u w:val="single"/>
-          </w:rPr>
-          <w:t>Juan 21</w:t>
-        </w:r>
-      </w:hyperlink>
+      <w:r>
+        <w:rPr>
+          <w:lang w:val="es_ES" w:bidi="es_ES"/>
+        </w:rPr>
+        <w:t>Juan 21</w:t>
+      </w:r>
       <w:r>
         <w:rPr>
           <w:lang w:val="es_ES" w:bidi="es_ES"/>
         </w:rPr>
         <w:t xml:space="preserve"> fue con Pedro. Jesús lo animó diciéndole "apacienta mis corderos" (</w:t>
       </w:r>
-      <w:hyperlink r:id="rId234">
-        <w:r>
-          <w:rPr>
-            <w:lang w:val="es_ES" w:bidi="es_ES"/>
-          </w:rPr>
-          <w:rPr>
-            <w:color w:val="0000EE"/>
-            <w:u w:val="single"/>
-          </w:rPr>
-          <w:t>Juan 21:15–17</w:t>
-        </w:r>
-      </w:hyperlink>
+      <w:r>
+        <w:rPr>
+          <w:lang w:val="es_ES" w:bidi="es_ES"/>
+        </w:rPr>
+        <w:t>Juan 21:15–17</w:t>
+      </w:r>
       <w:r>
         <w:rPr>
           <w:lang w:val="es_ES" w:bidi="es_ES"/>
@@ -6572,36 +4922,24 @@
         </w:rPr>
         <w:t>Después de que el Espíritu llegó en el Día de Pentecostés (</w:t>
       </w:r>
-      <w:hyperlink r:id="rId235">
-        <w:r>
-          <w:rPr>
-            <w:lang w:val="es_ES" w:bidi="es_ES"/>
-          </w:rPr>
-          <w:rPr>
-            <w:color w:val="0000EE"/>
-            <w:u w:val="single"/>
-          </w:rPr>
-          <w:t>Hechos 2:1–13</w:t>
-        </w:r>
-      </w:hyperlink>
+      <w:r>
+        <w:rPr>
+          <w:lang w:val="es_ES" w:bidi="es_ES"/>
+        </w:rPr>
+        <w:t>Hechos 2:1–13</w:t>
+      </w:r>
       <w:r>
         <w:rPr>
           <w:lang w:val="es_ES" w:bidi="es_ES"/>
         </w:rPr>
         <w:t xml:space="preserve">), Pedro se convirtió en el apóstol principal encargado de hablar oficialmente en nombre de los primeros cristianos. Desde entonces, como se indica en </w:t>
       </w:r>
-      <w:hyperlink r:id="rId236">
-        <w:r>
-          <w:rPr>
-            <w:lang w:val="es_ES" w:bidi="es_ES"/>
-          </w:rPr>
-          <w:rPr>
-            <w:color w:val="0000EE"/>
-            <w:u w:val="single"/>
-          </w:rPr>
-          <w:t>Hechos 2:14–12:25</w:t>
-        </w:r>
-      </w:hyperlink>
+      <w:r>
+        <w:rPr>
+          <w:lang w:val="es_ES" w:bidi="es_ES"/>
+        </w:rPr>
+        <w:t>Hechos 2:14–12:25</w:t>
+      </w:r>
       <w:r>
         <w:rPr>
           <w:lang w:val="es_ES" w:bidi="es_ES"/>
@@ -6626,36 +4964,24 @@
         </w:rPr>
         <w:t>Él predicó con valentía a las multitudes (</w:t>
       </w:r>
-      <w:hyperlink r:id="rId237">
-        <w:r>
-          <w:rPr>
-            <w:lang w:val="es_ES" w:bidi="es_ES"/>
-          </w:rPr>
-          <w:rPr>
-            <w:color w:val="0000EE"/>
-            <w:u w:val="single"/>
-          </w:rPr>
-          <w:t>Hechos 2:14–41,</w:t>
-        </w:r>
-      </w:hyperlink>
-      <w:r>
-        <w:rPr>
-          <w:lang w:val="es_ES" w:bidi="es_ES"/>
-        </w:rPr>
-        <w:t xml:space="preserve"> </w:t>
-      </w:r>
-      <w:hyperlink r:id="rId238">
-        <w:r>
-          <w:rPr>
-            <w:lang w:val="es_ES" w:bidi="es_ES"/>
-          </w:rPr>
-          <w:rPr>
-            <w:color w:val="0000EE"/>
-            <w:u w:val="single"/>
-          </w:rPr>
-          <w:t>3:12–26</w:t>
-        </w:r>
-      </w:hyperlink>
+      <w:r>
+        <w:rPr>
+          <w:lang w:val="es_ES" w:bidi="es_ES"/>
+        </w:rPr>
+        <w:t>Hechos 2:14–41,</w:t>
+      </w:r>
+      <w:r>
+        <w:rPr>
+          <w:lang w:val="es_ES" w:bidi="es_ES"/>
+        </w:rPr>
+        <w:t xml:space="preserve"> </w:t>
+      </w:r>
+      <w:r>
+        <w:rPr>
+          <w:lang w:val="es_ES" w:bidi="es_ES"/>
+        </w:rPr>
+        <w:t>3:12–26</w:t>
+      </w:r>
       <w:r>
         <w:rPr>
           <w:lang w:val="es_ES" w:bidi="es_ES"/>
@@ -6680,48 +5006,30 @@
         </w:rPr>
         <w:t>Sanó a personas (</w:t>
       </w:r>
-      <w:hyperlink r:id="rId239">
-        <w:r>
-          <w:rPr>
-            <w:lang w:val="es_ES" w:bidi="es_ES"/>
-          </w:rPr>
-          <w:rPr>
-            <w:color w:val="0000EE"/>
-            <w:u w:val="single"/>
-          </w:rPr>
-          <w:t>Hechos 3:1–11,</w:t>
-        </w:r>
-      </w:hyperlink>
-      <w:r>
-        <w:rPr>
-          <w:lang w:val="es_ES" w:bidi="es_ES"/>
-        </w:rPr>
-        <w:t xml:space="preserve"> </w:t>
-      </w:r>
-      <w:hyperlink r:id="rId240">
-        <w:r>
-          <w:rPr>
-            <w:lang w:val="es_ES" w:bidi="es_ES"/>
-          </w:rPr>
-          <w:rPr>
-            <w:color w:val="0000EE"/>
-            <w:u w:val="single"/>
-          </w:rPr>
-          <w:t xml:space="preserve">5:12–16, </w:t>
-        </w:r>
-      </w:hyperlink>
-      <w:hyperlink r:id="rId241">
-        <w:r>
-          <w:rPr>
-            <w:lang w:val="es_ES" w:bidi="es_ES"/>
-          </w:rPr>
-          <w:rPr>
-            <w:color w:val="0000EE"/>
-            <w:u w:val="single"/>
-          </w:rPr>
-          <w:t>9:32–43</w:t>
-        </w:r>
-      </w:hyperlink>
+      <w:r>
+        <w:rPr>
+          <w:lang w:val="es_ES" w:bidi="es_ES"/>
+        </w:rPr>
+        <w:t>Hechos 3:1–11,</w:t>
+      </w:r>
+      <w:r>
+        <w:rPr>
+          <w:lang w:val="es_ES" w:bidi="es_ES"/>
+        </w:rPr>
+        <w:t xml:space="preserve"> </w:t>
+      </w:r>
+      <w:r>
+        <w:rPr>
+          <w:lang w:val="es_ES" w:bidi="es_ES"/>
+        </w:rPr>
+        <w:t xml:space="preserve">5:12–16, </w:t>
+      </w:r>
+      <w:r>
+        <w:rPr>
+          <w:lang w:val="es_ES" w:bidi="es_ES"/>
+        </w:rPr>
+        <w:t>9:32–43</w:t>
+      </w:r>
       <w:r>
         <w:rPr>
           <w:lang w:val="es_ES" w:bidi="es_ES"/>
@@ -6746,36 +5054,24 @@
         </w:rPr>
         <w:t>Habló sin temor a las autoridades, incluso cuando fue arrestado (</w:t>
       </w:r>
-      <w:hyperlink r:id="rId242">
-        <w:r>
-          <w:rPr>
-            <w:lang w:val="es_ES" w:bidi="es_ES"/>
-          </w:rPr>
-          <w:rPr>
-            <w:color w:val="0000EE"/>
-            <w:u w:val="single"/>
-          </w:rPr>
-          <w:t>Hechos 4:1–20,</w:t>
-        </w:r>
-      </w:hyperlink>
-      <w:r>
-        <w:rPr>
-          <w:lang w:val="es_ES" w:bidi="es_ES"/>
-        </w:rPr>
-        <w:t xml:space="preserve"> </w:t>
-      </w:r>
-      <w:hyperlink r:id="rId243">
-        <w:r>
-          <w:rPr>
-            <w:lang w:val="es_ES" w:bidi="es_ES"/>
-          </w:rPr>
-          <w:rPr>
-            <w:color w:val="0000EE"/>
-            <w:u w:val="single"/>
-          </w:rPr>
-          <w:t>5:26–32</w:t>
-        </w:r>
-      </w:hyperlink>
+      <w:r>
+        <w:rPr>
+          <w:lang w:val="es_ES" w:bidi="es_ES"/>
+        </w:rPr>
+        <w:t>Hechos 4:1–20,</w:t>
+      </w:r>
+      <w:r>
+        <w:rPr>
+          <w:lang w:val="es_ES" w:bidi="es_ES"/>
+        </w:rPr>
+        <w:t xml:space="preserve"> </w:t>
+      </w:r>
+      <w:r>
+        <w:rPr>
+          <w:lang w:val="es_ES" w:bidi="es_ES"/>
+        </w:rPr>
+        <w:t>5:26–32</w:t>
+      </w:r>
       <w:r>
         <w:rPr>
           <w:lang w:val="es_ES" w:bidi="es_ES"/>
@@ -6800,36 +5096,24 @@
         </w:rPr>
         <w:t>Milagrosamente, escapó de la prisión en dos ocasiones (</w:t>
       </w:r>
-      <w:hyperlink r:id="rId244">
-        <w:r>
-          <w:rPr>
-            <w:lang w:val="es_ES" w:bidi="es_ES"/>
-          </w:rPr>
-          <w:rPr>
-            <w:color w:val="0000EE"/>
-            <w:u w:val="single"/>
-          </w:rPr>
-          <w:t>Hechos 5:18–25,</w:t>
-        </w:r>
-      </w:hyperlink>
-      <w:r>
-        <w:rPr>
-          <w:lang w:val="es_ES" w:bidi="es_ES"/>
-        </w:rPr>
-        <w:t xml:space="preserve"> </w:t>
-      </w:r>
-      <w:hyperlink r:id="rId245">
-        <w:r>
-          <w:rPr>
-            <w:lang w:val="es_ES" w:bidi="es_ES"/>
-          </w:rPr>
-          <w:rPr>
-            <w:color w:val="0000EE"/>
-            <w:u w:val="single"/>
-          </w:rPr>
-          <w:t>12:6–11</w:t>
-        </w:r>
-      </w:hyperlink>
+      <w:r>
+        <w:rPr>
+          <w:lang w:val="es_ES" w:bidi="es_ES"/>
+        </w:rPr>
+        <w:t>Hechos 5:18–25,</w:t>
+      </w:r>
+      <w:r>
+        <w:rPr>
+          <w:lang w:val="es_ES" w:bidi="es_ES"/>
+        </w:rPr>
+        <w:t xml:space="preserve"> </w:t>
+      </w:r>
+      <w:r>
+        <w:rPr>
+          <w:lang w:val="es_ES" w:bidi="es_ES"/>
+        </w:rPr>
+        <w:t>12:6–11</w:t>
+      </w:r>
       <w:r>
         <w:rPr>
           <w:lang w:val="es_ES" w:bidi="es_ES"/>
@@ -6854,18 +5138,12 @@
         </w:rPr>
         <w:t>También supervisó la gestión de la comunidad de discípulos en rápido crecimiento (</w:t>
       </w:r>
-      <w:hyperlink r:id="rId246">
-        <w:r>
-          <w:rPr>
-            <w:lang w:val="es_ES" w:bidi="es_ES"/>
-          </w:rPr>
-          <w:rPr>
-            <w:color w:val="0000EE"/>
-            <w:u w:val="single"/>
-          </w:rPr>
-          <w:t>Hechos 5:3–11</w:t>
-        </w:r>
-      </w:hyperlink>
+      <w:r>
+        <w:rPr>
+          <w:lang w:val="es_ES" w:bidi="es_ES"/>
+        </w:rPr>
+        <w:t>Hechos 5:3–11</w:t>
+      </w:r>
       <w:r>
         <w:rPr>
           <w:lang w:val="es_ES" w:bidi="es_ES"/>
@@ -6886,72 +5164,48 @@
         </w:rPr>
         <w:t>Pedro fue el primero en compartir las buenas nuevas sobre Jesús con los gentiles (</w:t>
       </w:r>
-      <w:hyperlink r:id="rId247">
-        <w:r>
-          <w:rPr>
-            <w:lang w:val="es_ES" w:bidi="es_ES"/>
-          </w:rPr>
-          <w:rPr>
-            <w:color w:val="0000EE"/>
-            <w:u w:val="single"/>
-          </w:rPr>
-          <w:t>Hechos 10:1–48,</w:t>
-        </w:r>
-      </w:hyperlink>
+      <w:r>
+        <w:rPr>
+          <w:lang w:val="es_ES" w:bidi="es_ES"/>
+        </w:rPr>
+        <w:t>Hechos 10:1–48,</w:t>
+      </w:r>
       <w:r>
         <w:rPr>
           <w:lang w:val="es_ES" w:bidi="es_ES"/>
         </w:rPr>
         <w:t xml:space="preserve"> ver </w:t>
       </w:r>
-      <w:hyperlink r:id="rId248">
-        <w:r>
-          <w:rPr>
-            <w:lang w:val="es_ES" w:bidi="es_ES"/>
-          </w:rPr>
-          <w:rPr>
-            <w:color w:val="0000EE"/>
-            <w:u w:val="single"/>
-          </w:rPr>
-          <w:t>Mateo 16:18</w:t>
-        </w:r>
-      </w:hyperlink>
+      <w:r>
+        <w:rPr>
+          <w:lang w:val="es_ES" w:bidi="es_ES"/>
+        </w:rPr>
+        <w:t>Mateo 16:18</w:t>
+      </w:r>
       <w:r>
         <w:rPr>
           <w:lang w:val="es_ES" w:bidi="es_ES"/>
         </w:rPr>
         <w:t>). Desempeñó un papel clave en el concilio de Jerusalén respecto a los conversos gentiles. Argumentó que los gentiles no deberían estar obligados a seguir la ley de Moisés. En su lugar, deberían ser aceptados únicamente por su fe en Jesús (</w:t>
       </w:r>
-      <w:hyperlink r:id="rId249">
-        <w:r>
-          <w:rPr>
-            <w:lang w:val="es_ES" w:bidi="es_ES"/>
-          </w:rPr>
-          <w:rPr>
-            <w:color w:val="0000EE"/>
-            <w:u w:val="single"/>
-          </w:rPr>
-          <w:t>Hechos 15:7–11</w:t>
-        </w:r>
-      </w:hyperlink>
+      <w:r>
+        <w:rPr>
+          <w:lang w:val="es_ES" w:bidi="es_ES"/>
+        </w:rPr>
+        <w:t>Hechos 15:7–11</w:t>
+      </w:r>
       <w:r>
         <w:rPr>
           <w:lang w:val="es_ES" w:bidi="es_ES"/>
         </w:rPr>
         <w:t>). Más tarde, cuando visitó Antioquía, fue inconsistente en este asunto. Pablo lo criticó severamente por ello (</w:t>
       </w:r>
-      <w:hyperlink r:id="rId250">
-        <w:r>
-          <w:rPr>
-            <w:lang w:val="es_ES" w:bidi="es_ES"/>
-          </w:rPr>
-          <w:rPr>
-            <w:color w:val="0000EE"/>
-            <w:u w:val="single"/>
-          </w:rPr>
-          <w:t>Gálatas 2:11–16</w:t>
-        </w:r>
-      </w:hyperlink>
+      <w:r>
+        <w:rPr>
+          <w:lang w:val="es_ES" w:bidi="es_ES"/>
+        </w:rPr>
+        <w:t>Gálatas 2:11–16</w:t>
+      </w:r>
       <w:r>
         <w:rPr>
           <w:lang w:val="es_ES" w:bidi="es_ES"/>
@@ -6972,72 +5226,48 @@
         </w:rPr>
         <w:t>Pedro llevó a su esposa en algunos viajes misioneros (</w:t>
       </w:r>
-      <w:hyperlink r:id="rId192">
-        <w:r>
-          <w:rPr>
-            <w:lang w:val="es_ES" w:bidi="es_ES"/>
-          </w:rPr>
-          <w:rPr>
-            <w:color w:val="0000EE"/>
-            <w:u w:val="single"/>
-          </w:rPr>
-          <w:t>1 Corintios 9:5</w:t>
-        </w:r>
-      </w:hyperlink>
+      <w:r>
+        <w:rPr>
+          <w:lang w:val="es_ES" w:bidi="es_ES"/>
+        </w:rPr>
+        <w:t>1 Corintios 9:5</w:t>
+      </w:r>
       <w:r>
         <w:rPr>
           <w:lang w:val="es_ES" w:bidi="es_ES"/>
         </w:rPr>
         <w:t>). No conocemos muchos otros detalles sobre la vida posterior y el trabajo misionero de Pedro. Es posible que haya pasado tiempo en Corinto (</w:t>
       </w:r>
-      <w:hyperlink r:id="rId251">
-        <w:r>
-          <w:rPr>
-            <w:lang w:val="es_ES" w:bidi="es_ES"/>
-          </w:rPr>
-          <w:rPr>
-            <w:color w:val="0000EE"/>
-            <w:u w:val="single"/>
-          </w:rPr>
-          <w:t>1 Corintios 1:12,</w:t>
-        </w:r>
-      </w:hyperlink>
-      <w:r>
-        <w:rPr>
-          <w:lang w:val="es_ES" w:bidi="es_ES"/>
-        </w:rPr>
-        <w:t xml:space="preserve"> </w:t>
-      </w:r>
-      <w:hyperlink r:id="rId252">
-        <w:r>
-          <w:rPr>
-            <w:lang w:val="es_ES" w:bidi="es_ES"/>
-          </w:rPr>
-          <w:rPr>
-            <w:color w:val="0000EE"/>
-            <w:u w:val="single"/>
-          </w:rPr>
-          <w:t>3:22</w:t>
-        </w:r>
-      </w:hyperlink>
+      <w:r>
+        <w:rPr>
+          <w:lang w:val="es_ES" w:bidi="es_ES"/>
+        </w:rPr>
+        <w:t>1 Corintios 1:12,</w:t>
+      </w:r>
+      <w:r>
+        <w:rPr>
+          <w:lang w:val="es_ES" w:bidi="es_ES"/>
+        </w:rPr>
+        <w:t xml:space="preserve"> </w:t>
+      </w:r>
+      <w:r>
+        <w:rPr>
+          <w:lang w:val="es_ES" w:bidi="es_ES"/>
+        </w:rPr>
+        <w:t>3:22</w:t>
+      </w:r>
       <w:r>
         <w:rPr>
           <w:lang w:val="es_ES" w:bidi="es_ES"/>
         </w:rPr>
         <w:t>). La tradición temprana sostiene que Pedro fue crucificado en Roma durante la persecución de los cristianos por parte de Nerón en el año 64–65 d.C. Jesús había dicho que esto sucedería (</w:t>
       </w:r>
-      <w:hyperlink r:id="rId253">
-        <w:r>
-          <w:rPr>
-            <w:lang w:val="es_ES" w:bidi="es_ES"/>
-          </w:rPr>
-          <w:rPr>
-            <w:color w:val="0000EE"/>
-            <w:u w:val="single"/>
-          </w:rPr>
-          <w:t>Juan 21:18–19</w:t>
-        </w:r>
-      </w:hyperlink>
+      <w:r>
+        <w:rPr>
+          <w:lang w:val="es_ES" w:bidi="es_ES"/>
+        </w:rPr>
+        <w:t>Juan 21:18–19</w:t>
+      </w:r>
       <w:r>
         <w:rPr>
           <w:lang w:val="es_ES" w:bidi="es_ES"/>
@@ -7058,18 +5288,12 @@
         </w:rPr>
         <w:t xml:space="preserve">Es probable que Pedro haya proporcionado la información que Marcos registró en su Evangelio. Marcos probablemente aprendió esto mientras ayudaba a Pedro con su labor evangelística en Italia, cerca del final de la vida de Pedro. La tradición también sostiene que Pedro escribió 1 Pedro (desde Roma, referida como "Babilonia", </w:t>
       </w:r>
-      <w:hyperlink r:id="rId254">
-        <w:r>
-          <w:rPr>
-            <w:lang w:val="es_ES" w:bidi="es_ES"/>
-          </w:rPr>
-          <w:rPr>
-            <w:color w:val="0000EE"/>
-            <w:u w:val="single"/>
-          </w:rPr>
-          <w:t>1 Pedro 5:13</w:t>
-        </w:r>
-      </w:hyperlink>
+      <w:r>
+        <w:rPr>
+          <w:lang w:val="es_ES" w:bidi="es_ES"/>
+        </w:rPr>
+        <w:t>1 Pedro 5:13</w:t>
+      </w:r>
       <w:r>
         <w:rPr>
           <w:lang w:val="es_ES" w:bidi="es_ES"/>
@@ -7113,1062 +5337,708 @@
           <w:lang w:val="es_ES" w:bidi="es_ES"/>
         </w:rPr>
       </w:r>
-      <w:hyperlink r:id="rId255">
-        <w:r>
-          <w:rPr>
-            <w:lang w:val="es_ES" w:bidi="es_ES"/>
-          </w:rPr>
-          <w:rPr>
-            <w:color w:val="0000EE"/>
-            <w:u w:val="single"/>
-          </w:rPr>
-          <w:t>Mateo 4:18–20,</w:t>
-        </w:r>
-      </w:hyperlink>
-      <w:r>
-        <w:rPr>
-          <w:lang w:val="es_ES" w:bidi="es_ES"/>
-        </w:rPr>
-        <w:t xml:space="preserve"> </w:t>
-      </w:r>
-      <w:hyperlink r:id="rId256">
-        <w:r>
-          <w:rPr>
-            <w:lang w:val="es_ES" w:bidi="es_ES"/>
-          </w:rPr>
-          <w:rPr>
-            <w:color w:val="0000EE"/>
-            <w:u w:val="single"/>
-          </w:rPr>
-          <w:t>8:14,</w:t>
-        </w:r>
-      </w:hyperlink>
-      <w:r>
-        <w:rPr>
-          <w:lang w:val="es_ES" w:bidi="es_ES"/>
-        </w:rPr>
-        <w:t xml:space="preserve"> </w:t>
-      </w:r>
-      <w:hyperlink r:id="rId201">
-        <w:r>
-          <w:rPr>
-            <w:lang w:val="es_ES" w:bidi="es_ES"/>
-          </w:rPr>
-          <w:rPr>
-            <w:color w:val="0000EE"/>
-            <w:u w:val="single"/>
-          </w:rPr>
-          <w:t>10:2,</w:t>
-        </w:r>
-      </w:hyperlink>
-      <w:r>
-        <w:rPr>
-          <w:lang w:val="es_ES" w:bidi="es_ES"/>
-        </w:rPr>
-        <w:t xml:space="preserve"> </w:t>
-      </w:r>
-      <w:hyperlink r:id="rId257">
-        <w:r>
-          <w:rPr>
-            <w:lang w:val="es_ES" w:bidi="es_ES"/>
-          </w:rPr>
-          <w:rPr>
-            <w:color w:val="0000EE"/>
-            <w:u w:val="single"/>
-          </w:rPr>
-          <w:t>14:28–31</w:t>
-        </w:r>
-      </w:hyperlink>
-      <w:r>
-        <w:rPr>
-          <w:lang w:val="es_ES" w:bidi="es_ES"/>
-        </w:rPr>
-        <w:t xml:space="preserve"> </w:t>
-      </w:r>
-      <w:hyperlink r:id="rId258">
-        <w:r>
-          <w:rPr>
-            <w:lang w:val="es_ES" w:bidi="es_ES"/>
-          </w:rPr>
-          <w:rPr>
-            <w:color w:val="0000EE"/>
-            <w:u w:val="single"/>
-          </w:rPr>
-          <w:t>15:15,</w:t>
-        </w:r>
-      </w:hyperlink>
-      <w:r>
-        <w:rPr>
-          <w:lang w:val="es_ES" w:bidi="es_ES"/>
-        </w:rPr>
-        <w:t xml:space="preserve"> </w:t>
-      </w:r>
-      <w:hyperlink r:id="rId259">
-        <w:r>
-          <w:rPr>
-            <w:lang w:val="es_ES" w:bidi="es_ES"/>
-          </w:rPr>
-          <w:rPr>
-            <w:color w:val="0000EE"/>
-            <w:u w:val="single"/>
-          </w:rPr>
-          <w:t>16:16–19</w:t>
-        </w:r>
-      </w:hyperlink>
+      <w:r>
+        <w:rPr>
+          <w:lang w:val="es_ES" w:bidi="es_ES"/>
+        </w:rPr>
+        <w:t>Mateo 4:18–20,</w:t>
+      </w:r>
+      <w:r>
+        <w:rPr>
+          <w:lang w:val="es_ES" w:bidi="es_ES"/>
+        </w:rPr>
+        <w:t xml:space="preserve"> </w:t>
+      </w:r>
+      <w:r>
+        <w:rPr>
+          <w:lang w:val="es_ES" w:bidi="es_ES"/>
+        </w:rPr>
+        <w:t>8:14,</w:t>
+      </w:r>
+      <w:r>
+        <w:rPr>
+          <w:lang w:val="es_ES" w:bidi="es_ES"/>
+        </w:rPr>
+        <w:t xml:space="preserve"> </w:t>
+      </w:r>
+      <w:r>
+        <w:rPr>
+          <w:lang w:val="es_ES" w:bidi="es_ES"/>
+        </w:rPr>
+        <w:t>10:2,</w:t>
+      </w:r>
+      <w:r>
+        <w:rPr>
+          <w:lang w:val="es_ES" w:bidi="es_ES"/>
+        </w:rPr>
+        <w:t xml:space="preserve"> </w:t>
+      </w:r>
+      <w:r>
+        <w:rPr>
+          <w:lang w:val="es_ES" w:bidi="es_ES"/>
+        </w:rPr>
+        <w:t>14:28–31</w:t>
+      </w:r>
+      <w:r>
+        <w:rPr>
+          <w:lang w:val="es_ES" w:bidi="es_ES"/>
+        </w:rPr>
+        <w:t xml:space="preserve"> </w:t>
+      </w:r>
+      <w:r>
+        <w:rPr>
+          <w:lang w:val="es_ES" w:bidi="es_ES"/>
+        </w:rPr>
+        <w:t>15:15,</w:t>
+      </w:r>
+      <w:r>
+        <w:rPr>
+          <w:lang w:val="es_ES" w:bidi="es_ES"/>
+        </w:rPr>
+        <w:t xml:space="preserve"> </w:t>
+      </w:r>
+      <w:r>
+        <w:rPr>
+          <w:lang w:val="es_ES" w:bidi="es_ES"/>
+        </w:rPr>
+        <w:t>16:16–19</w:t>
+      </w:r>
       <w:r>
         <w:rPr>
           <w:lang w:val="es_ES" w:bidi="es_ES"/>
         </w:rPr>
         <w:t xml:space="preserve">, </w:t>
       </w:r>
-      <w:hyperlink r:id="rId260">
-        <w:r>
-          <w:rPr>
-            <w:lang w:val="es_ES" w:bidi="es_ES"/>
-          </w:rPr>
-          <w:rPr>
-            <w:color w:val="0000EE"/>
-            <w:u w:val="single"/>
-          </w:rPr>
-          <w:t>22–23</w:t>
-        </w:r>
-      </w:hyperlink>
+      <w:r>
+        <w:rPr>
+          <w:lang w:val="es_ES" w:bidi="es_ES"/>
+        </w:rPr>
+        <w:t>22–23</w:t>
+      </w:r>
       <w:r>
         <w:rPr>
           <w:lang w:val="es_ES" w:bidi="es_ES"/>
         </w:rPr>
         <w:t xml:space="preserve">; </w:t>
       </w:r>
-      <w:hyperlink r:id="rId261">
-        <w:r>
-          <w:rPr>
-            <w:lang w:val="es_ES" w:bidi="es_ES"/>
-          </w:rPr>
-          <w:rPr>
-            <w:color w:val="0000EE"/>
-            <w:u w:val="single"/>
-          </w:rPr>
-          <w:t>17:1–4</w:t>
-        </w:r>
-      </w:hyperlink>
+      <w:r>
+        <w:rPr>
+          <w:lang w:val="es_ES" w:bidi="es_ES"/>
+        </w:rPr>
+        <w:t>17:1–4</w:t>
+      </w:r>
       <w:r>
         <w:rPr>
           <w:lang w:val="es_ES" w:bidi="es_ES"/>
         </w:rPr>
         <w:t xml:space="preserve">, </w:t>
       </w:r>
-      <w:hyperlink r:id="rId262">
-        <w:r>
-          <w:rPr>
-            <w:lang w:val="es_ES" w:bidi="es_ES"/>
-          </w:rPr>
-          <w:rPr>
-            <w:color w:val="0000EE"/>
-            <w:u w:val="single"/>
-          </w:rPr>
-          <w:t>24–27;</w:t>
-        </w:r>
-      </w:hyperlink>
-      <w:r>
-        <w:rPr>
-          <w:lang w:val="es_ES" w:bidi="es_ES"/>
-        </w:rPr>
-        <w:t xml:space="preserve"> </w:t>
-      </w:r>
-      <w:hyperlink r:id="rId263">
-        <w:r>
-          <w:rPr>
-            <w:lang w:val="es_ES" w:bidi="es_ES"/>
-          </w:rPr>
-          <w:rPr>
-            <w:color w:val="0000EE"/>
-            <w:u w:val="single"/>
-          </w:rPr>
-          <w:t>18:21,</w:t>
-        </w:r>
-      </w:hyperlink>
-      <w:r>
-        <w:rPr>
-          <w:lang w:val="es_ES" w:bidi="es_ES"/>
-        </w:rPr>
-        <w:t xml:space="preserve"> </w:t>
-      </w:r>
-      <w:hyperlink r:id="rId264">
-        <w:r>
-          <w:rPr>
-            <w:lang w:val="es_ES" w:bidi="es_ES"/>
-          </w:rPr>
-          <w:rPr>
-            <w:color w:val="0000EE"/>
-            <w:u w:val="single"/>
-          </w:rPr>
-          <w:t>19:27,</w:t>
-        </w:r>
-      </w:hyperlink>
-      <w:r>
-        <w:rPr>
-          <w:lang w:val="es_ES" w:bidi="es_ES"/>
-        </w:rPr>
-        <w:t xml:space="preserve"> </w:t>
-      </w:r>
-      <w:hyperlink r:id="rId265">
-        <w:r>
-          <w:rPr>
-            <w:lang w:val="es_ES" w:bidi="es_ES"/>
-          </w:rPr>
-          <w:rPr>
-            <w:color w:val="0000EE"/>
-            <w:u w:val="single"/>
-          </w:rPr>
-          <w:t>26:33–45</w:t>
-        </w:r>
-      </w:hyperlink>
+      <w:r>
+        <w:rPr>
+          <w:lang w:val="es_ES" w:bidi="es_ES"/>
+        </w:rPr>
+        <w:t>24–27;</w:t>
+      </w:r>
+      <w:r>
+        <w:rPr>
+          <w:lang w:val="es_ES" w:bidi="es_ES"/>
+        </w:rPr>
+        <w:t xml:space="preserve"> </w:t>
+      </w:r>
+      <w:r>
+        <w:rPr>
+          <w:lang w:val="es_ES" w:bidi="es_ES"/>
+        </w:rPr>
+        <w:t>18:21,</w:t>
+      </w:r>
+      <w:r>
+        <w:rPr>
+          <w:lang w:val="es_ES" w:bidi="es_ES"/>
+        </w:rPr>
+        <w:t xml:space="preserve"> </w:t>
+      </w:r>
+      <w:r>
+        <w:rPr>
+          <w:lang w:val="es_ES" w:bidi="es_ES"/>
+        </w:rPr>
+        <w:t>19:27,</w:t>
+      </w:r>
+      <w:r>
+        <w:rPr>
+          <w:lang w:val="es_ES" w:bidi="es_ES"/>
+        </w:rPr>
+        <w:t xml:space="preserve"> </w:t>
+      </w:r>
+      <w:r>
+        <w:rPr>
+          <w:lang w:val="es_ES" w:bidi="es_ES"/>
+        </w:rPr>
+        <w:t>26:33–45</w:t>
+      </w:r>
       <w:r>
         <w:rPr>
           <w:lang w:val="es_ES" w:bidi="es_ES"/>
         </w:rPr>
         <w:t xml:space="preserve">, </w:t>
       </w:r>
-      <w:hyperlink r:id="rId266">
-        <w:r>
-          <w:rPr>
-            <w:lang w:val="es_ES" w:bidi="es_ES"/>
-          </w:rPr>
-          <w:rPr>
-            <w:color w:val="0000EE"/>
-            <w:u w:val="single"/>
-          </w:rPr>
-          <w:t>58</w:t>
-        </w:r>
-      </w:hyperlink>
+      <w:r>
+        <w:rPr>
+          <w:lang w:val="es_ES" w:bidi="es_ES"/>
+        </w:rPr>
+        <w:t>58</w:t>
+      </w:r>
       <w:r>
         <w:rPr>
           <w:lang w:val="es_ES" w:bidi="es_ES"/>
         </w:rPr>
         <w:t xml:space="preserve">, </w:t>
       </w:r>
-      <w:hyperlink r:id="rId224">
-        <w:r>
-          <w:rPr>
-            <w:lang w:val="es_ES" w:bidi="es_ES"/>
-          </w:rPr>
-          <w:rPr>
-            <w:color w:val="0000EE"/>
-            <w:u w:val="single"/>
-          </w:rPr>
-          <w:t>69–75</w:t>
-        </w:r>
-      </w:hyperlink>
+      <w:r>
+        <w:rPr>
+          <w:lang w:val="es_ES" w:bidi="es_ES"/>
+        </w:rPr>
+        <w:t>69–75</w:t>
+      </w:r>
       <w:r>
         <w:rPr>
           <w:lang w:val="es_ES" w:bidi="es_ES"/>
         </w:rPr>
         <w:t xml:space="preserve">; </w:t>
       </w:r>
-      <w:hyperlink r:id="rId267">
-        <w:r>
-          <w:rPr>
-            <w:lang w:val="es_ES" w:bidi="es_ES"/>
-          </w:rPr>
-          <w:rPr>
-            <w:color w:val="0000EE"/>
-            <w:u w:val="single"/>
-          </w:rPr>
-          <w:t>Marcos 1:16–18</w:t>
-        </w:r>
-      </w:hyperlink>
+      <w:r>
+        <w:rPr>
+          <w:lang w:val="es_ES" w:bidi="es_ES"/>
+        </w:rPr>
+        <w:t>Marcos 1:16–18</w:t>
+      </w:r>
       <w:r>
         <w:rPr>
           <w:lang w:val="es_ES" w:bidi="es_ES"/>
         </w:rPr>
         <w:t xml:space="preserve">, </w:t>
       </w:r>
-      <w:hyperlink r:id="rId268">
-        <w:r>
-          <w:rPr>
-            <w:lang w:val="es_ES" w:bidi="es_ES"/>
-          </w:rPr>
-          <w:rPr>
-            <w:color w:val="0000EE"/>
-            <w:u w:val="single"/>
-          </w:rPr>
-          <w:t>29–30</w:t>
-        </w:r>
-      </w:hyperlink>
+      <w:r>
+        <w:rPr>
+          <w:lang w:val="es_ES" w:bidi="es_ES"/>
+        </w:rPr>
+        <w:t>29–30</w:t>
+      </w:r>
       <w:r>
         <w:rPr>
           <w:lang w:val="es_ES" w:bidi="es_ES"/>
         </w:rPr>
         <w:t xml:space="preserve">, </w:t>
       </w:r>
-      <w:hyperlink r:id="rId269">
-        <w:r>
-          <w:rPr>
-            <w:lang w:val="es_ES" w:bidi="es_ES"/>
-          </w:rPr>
-          <w:rPr>
-            <w:color w:val="0000EE"/>
-            <w:u w:val="single"/>
-          </w:rPr>
-          <w:t>36–37</w:t>
-        </w:r>
-      </w:hyperlink>
+      <w:r>
+        <w:rPr>
+          <w:lang w:val="es_ES" w:bidi="es_ES"/>
+        </w:rPr>
+        <w:t>36–37</w:t>
+      </w:r>
       <w:r>
         <w:rPr>
           <w:lang w:val="es_ES" w:bidi="es_ES"/>
         </w:rPr>
         <w:t xml:space="preserve">; </w:t>
       </w:r>
-      <w:hyperlink r:id="rId202">
-        <w:r>
-          <w:rPr>
-            <w:lang w:val="es_ES" w:bidi="es_ES"/>
-          </w:rPr>
-          <w:rPr>
-            <w:color w:val="0000EE"/>
-            <w:u w:val="single"/>
-          </w:rPr>
-          <w:t>3:16,</w:t>
-        </w:r>
-      </w:hyperlink>
-      <w:r>
-        <w:rPr>
-          <w:lang w:val="es_ES" w:bidi="es_ES"/>
-        </w:rPr>
-        <w:t xml:space="preserve"> </w:t>
-      </w:r>
-      <w:hyperlink r:id="rId205">
-        <w:r>
-          <w:rPr>
-            <w:lang w:val="es_ES" w:bidi="es_ES"/>
-          </w:rPr>
-          <w:rPr>
-            <w:color w:val="0000EE"/>
-            <w:u w:val="single"/>
-          </w:rPr>
-          <w:t>5:37,</w:t>
-        </w:r>
-      </w:hyperlink>
-      <w:r>
-        <w:rPr>
-          <w:lang w:val="es_ES" w:bidi="es_ES"/>
-        </w:rPr>
-        <w:t xml:space="preserve"> </w:t>
-      </w:r>
-      <w:hyperlink r:id="rId270">
-        <w:r>
-          <w:rPr>
-            <w:lang w:val="es_ES" w:bidi="es_ES"/>
-          </w:rPr>
-          <w:rPr>
-            <w:color w:val="0000EE"/>
-            <w:u w:val="single"/>
-          </w:rPr>
-          <w:t>8:29–33,</w:t>
-        </w:r>
-      </w:hyperlink>
-      <w:r>
-        <w:rPr>
-          <w:lang w:val="es_ES" w:bidi="es_ES"/>
-        </w:rPr>
-        <w:t xml:space="preserve"> </w:t>
-      </w:r>
-      <w:hyperlink r:id="rId271">
-        <w:r>
-          <w:rPr>
-            <w:lang w:val="es_ES" w:bidi="es_ES"/>
-          </w:rPr>
-          <w:rPr>
-            <w:color w:val="0000EE"/>
-            <w:u w:val="single"/>
-          </w:rPr>
-          <w:t>9:2–6,</w:t>
-        </w:r>
-      </w:hyperlink>
-      <w:r>
-        <w:rPr>
-          <w:lang w:val="es_ES" w:bidi="es_ES"/>
-        </w:rPr>
-        <w:t xml:space="preserve"> </w:t>
-      </w:r>
-      <w:hyperlink r:id="rId272">
-        <w:r>
-          <w:rPr>
-            <w:lang w:val="es_ES" w:bidi="es_ES"/>
-          </w:rPr>
-          <w:rPr>
-            <w:color w:val="0000EE"/>
-            <w:u w:val="single"/>
-          </w:rPr>
-          <w:t>10:28,</w:t>
-        </w:r>
-      </w:hyperlink>
-      <w:r>
-        <w:rPr>
-          <w:lang w:val="es_ES" w:bidi="es_ES"/>
-        </w:rPr>
-        <w:t xml:space="preserve"> </w:t>
-      </w:r>
-      <w:hyperlink r:id="rId273">
-        <w:r>
-          <w:rPr>
-            <w:lang w:val="es_ES" w:bidi="es_ES"/>
-          </w:rPr>
-          <w:rPr>
-            <w:color w:val="0000EE"/>
-            <w:u w:val="single"/>
-          </w:rPr>
-          <w:t>11:21,</w:t>
-        </w:r>
-      </w:hyperlink>
-      <w:r>
-        <w:rPr>
-          <w:lang w:val="es_ES" w:bidi="es_ES"/>
-        </w:rPr>
-        <w:t xml:space="preserve"> </w:t>
-      </w:r>
-      <w:hyperlink r:id="rId274">
-        <w:r>
-          <w:rPr>
-            <w:lang w:val="es_ES" w:bidi="es_ES"/>
-          </w:rPr>
-          <w:rPr>
-            <w:color w:val="0000EE"/>
-            <w:u w:val="single"/>
-          </w:rPr>
-          <w:t>13:3–4,</w:t>
-        </w:r>
-      </w:hyperlink>
-      <w:r>
-        <w:rPr>
-          <w:lang w:val="es_ES" w:bidi="es_ES"/>
-        </w:rPr>
-        <w:t xml:space="preserve"> </w:t>
-      </w:r>
-      <w:hyperlink r:id="rId275">
-        <w:r>
-          <w:rPr>
-            <w:lang w:val="es_ES" w:bidi="es_ES"/>
-          </w:rPr>
-          <w:rPr>
-            <w:color w:val="0000EE"/>
-            <w:u w:val="single"/>
-          </w:rPr>
-          <w:t>14:29–42</w:t>
-        </w:r>
-      </w:hyperlink>
+      <w:r>
+        <w:rPr>
+          <w:lang w:val="es_ES" w:bidi="es_ES"/>
+        </w:rPr>
+        <w:t>3:16,</w:t>
+      </w:r>
+      <w:r>
+        <w:rPr>
+          <w:lang w:val="es_ES" w:bidi="es_ES"/>
+        </w:rPr>
+        <w:t xml:space="preserve"> </w:t>
+      </w:r>
+      <w:r>
+        <w:rPr>
+          <w:lang w:val="es_ES" w:bidi="es_ES"/>
+        </w:rPr>
+        <w:t>5:37,</w:t>
+      </w:r>
+      <w:r>
+        <w:rPr>
+          <w:lang w:val="es_ES" w:bidi="es_ES"/>
+        </w:rPr>
+        <w:t xml:space="preserve"> </w:t>
+      </w:r>
+      <w:r>
+        <w:rPr>
+          <w:lang w:val="es_ES" w:bidi="es_ES"/>
+        </w:rPr>
+        <w:t>8:29–33,</w:t>
+      </w:r>
+      <w:r>
+        <w:rPr>
+          <w:lang w:val="es_ES" w:bidi="es_ES"/>
+        </w:rPr>
+        <w:t xml:space="preserve"> </w:t>
+      </w:r>
+      <w:r>
+        <w:rPr>
+          <w:lang w:val="es_ES" w:bidi="es_ES"/>
+        </w:rPr>
+        <w:t>9:2–6,</w:t>
+      </w:r>
+      <w:r>
+        <w:rPr>
+          <w:lang w:val="es_ES" w:bidi="es_ES"/>
+        </w:rPr>
+        <w:t xml:space="preserve"> </w:t>
+      </w:r>
+      <w:r>
+        <w:rPr>
+          <w:lang w:val="es_ES" w:bidi="es_ES"/>
+        </w:rPr>
+        <w:t>10:28,</w:t>
+      </w:r>
+      <w:r>
+        <w:rPr>
+          <w:lang w:val="es_ES" w:bidi="es_ES"/>
+        </w:rPr>
+        <w:t xml:space="preserve"> </w:t>
+      </w:r>
+      <w:r>
+        <w:rPr>
+          <w:lang w:val="es_ES" w:bidi="es_ES"/>
+        </w:rPr>
+        <w:t>11:21,</w:t>
+      </w:r>
+      <w:r>
+        <w:rPr>
+          <w:lang w:val="es_ES" w:bidi="es_ES"/>
+        </w:rPr>
+        <w:t xml:space="preserve"> </w:t>
+      </w:r>
+      <w:r>
+        <w:rPr>
+          <w:lang w:val="es_ES" w:bidi="es_ES"/>
+        </w:rPr>
+        <w:t>13:3–4,</w:t>
+      </w:r>
+      <w:r>
+        <w:rPr>
+          <w:lang w:val="es_ES" w:bidi="es_ES"/>
+        </w:rPr>
+        <w:t xml:space="preserve"> </w:t>
+      </w:r>
+      <w:r>
+        <w:rPr>
+          <w:lang w:val="es_ES" w:bidi="es_ES"/>
+        </w:rPr>
+        <w:t>14:29–42</w:t>
+      </w:r>
       <w:r>
         <w:rPr>
           <w:lang w:val="es_ES" w:bidi="es_ES"/>
         </w:rPr>
         <w:t xml:space="preserve">, </w:t>
       </w:r>
-      <w:hyperlink r:id="rId276">
-        <w:r>
-          <w:rPr>
-            <w:lang w:val="es_ES" w:bidi="es_ES"/>
-          </w:rPr>
-          <w:rPr>
-            <w:color w:val="0000EE"/>
-            <w:u w:val="single"/>
-          </w:rPr>
-          <w:t>54</w:t>
-        </w:r>
-      </w:hyperlink>
+      <w:r>
+        <w:rPr>
+          <w:lang w:val="es_ES" w:bidi="es_ES"/>
+        </w:rPr>
+        <w:t>54</w:t>
+      </w:r>
       <w:r>
         <w:rPr>
           <w:lang w:val="es_ES" w:bidi="es_ES"/>
         </w:rPr>
         <w:t xml:space="preserve">, </w:t>
       </w:r>
-      <w:hyperlink r:id="rId225">
-        <w:r>
-          <w:rPr>
-            <w:lang w:val="es_ES" w:bidi="es_ES"/>
-          </w:rPr>
-          <w:rPr>
-            <w:color w:val="0000EE"/>
-            <w:u w:val="single"/>
-          </w:rPr>
-          <w:t>66–72</w:t>
-        </w:r>
-      </w:hyperlink>
+      <w:r>
+        <w:rPr>
+          <w:lang w:val="es_ES" w:bidi="es_ES"/>
+        </w:rPr>
+        <w:t>66–72</w:t>
+      </w:r>
       <w:r>
         <w:rPr>
           <w:lang w:val="es_ES" w:bidi="es_ES"/>
         </w:rPr>
         <w:t xml:space="preserve">; </w:t>
       </w:r>
-      <w:hyperlink r:id="rId277">
-        <w:r>
-          <w:rPr>
-            <w:lang w:val="es_ES" w:bidi="es_ES"/>
-          </w:rPr>
-          <w:rPr>
-            <w:color w:val="0000EE"/>
-            <w:u w:val="single"/>
-          </w:rPr>
-          <w:t>16:7–8,</w:t>
-        </w:r>
-      </w:hyperlink>
-      <w:r>
-        <w:rPr>
-          <w:lang w:val="es_ES" w:bidi="es_ES"/>
-        </w:rPr>
-        <w:t xml:space="preserve"> </w:t>
-      </w:r>
-      <w:hyperlink r:id="rId278">
-        <w:r>
-          <w:rPr>
-            <w:lang w:val="es_ES" w:bidi="es_ES"/>
-          </w:rPr>
-          <w:rPr>
-            <w:color w:val="0000EE"/>
-            <w:u w:val="single"/>
-          </w:rPr>
-          <w:t>Lucas 4:38</w:t>
-        </w:r>
-      </w:hyperlink>
-      <w:r>
-        <w:rPr>
-          <w:lang w:val="es_ES" w:bidi="es_ES"/>
-        </w:rPr>
-        <w:t xml:space="preserve"> </w:t>
-      </w:r>
-      <w:hyperlink r:id="rId279">
-        <w:r>
-          <w:rPr>
-            <w:lang w:val="es_ES" w:bidi="es_ES"/>
-          </w:rPr>
-          <w:rPr>
-            <w:color w:val="0000EE"/>
-            <w:u w:val="single"/>
-          </w:rPr>
-          <w:t>5:3–10,</w:t>
-        </w:r>
-      </w:hyperlink>
-      <w:r>
-        <w:rPr>
-          <w:lang w:val="es_ES" w:bidi="es_ES"/>
-        </w:rPr>
-        <w:t xml:space="preserve"> </w:t>
-      </w:r>
-      <w:hyperlink r:id="rId203">
-        <w:r>
-          <w:rPr>
-            <w:lang w:val="es_ES" w:bidi="es_ES"/>
-          </w:rPr>
-          <w:rPr>
-            <w:color w:val="0000EE"/>
-            <w:u w:val="single"/>
-          </w:rPr>
-          <w:t>6:14,</w:t>
-        </w:r>
-      </w:hyperlink>
-      <w:r>
-        <w:rPr>
-          <w:lang w:val="es_ES" w:bidi="es_ES"/>
-        </w:rPr>
-        <w:t xml:space="preserve"> </w:t>
-      </w:r>
-      <w:hyperlink r:id="rId280">
-        <w:r>
-          <w:rPr>
-            <w:lang w:val="es_ES" w:bidi="es_ES"/>
-          </w:rPr>
-          <w:rPr>
-            <w:color w:val="0000EE"/>
-            <w:u w:val="single"/>
-          </w:rPr>
-          <w:t>8:45</w:t>
-        </w:r>
-      </w:hyperlink>
+      <w:r>
+        <w:rPr>
+          <w:lang w:val="es_ES" w:bidi="es_ES"/>
+        </w:rPr>
+        <w:t>16:7–8,</w:t>
+      </w:r>
+      <w:r>
+        <w:rPr>
+          <w:lang w:val="es_ES" w:bidi="es_ES"/>
+        </w:rPr>
+        <w:t xml:space="preserve"> </w:t>
+      </w:r>
+      <w:r>
+        <w:rPr>
+          <w:lang w:val="es_ES" w:bidi="es_ES"/>
+        </w:rPr>
+        <w:t>Lucas 4:38</w:t>
+      </w:r>
+      <w:r>
+        <w:rPr>
+          <w:lang w:val="es_ES" w:bidi="es_ES"/>
+        </w:rPr>
+        <w:t xml:space="preserve"> </w:t>
+      </w:r>
+      <w:r>
+        <w:rPr>
+          <w:lang w:val="es_ES" w:bidi="es_ES"/>
+        </w:rPr>
+        <w:t>5:3–10,</w:t>
+      </w:r>
+      <w:r>
+        <w:rPr>
+          <w:lang w:val="es_ES" w:bidi="es_ES"/>
+        </w:rPr>
+        <w:t xml:space="preserve"> </w:t>
+      </w:r>
+      <w:r>
+        <w:rPr>
+          <w:lang w:val="es_ES" w:bidi="es_ES"/>
+        </w:rPr>
+        <w:t>6:14,</w:t>
+      </w:r>
+      <w:r>
+        <w:rPr>
+          <w:lang w:val="es_ES" w:bidi="es_ES"/>
+        </w:rPr>
+        <w:t xml:space="preserve"> </w:t>
+      </w:r>
+      <w:r>
+        <w:rPr>
+          <w:lang w:val="es_ES" w:bidi="es_ES"/>
+        </w:rPr>
+        <w:t>8:45</w:t>
+      </w:r>
       <w:r>
         <w:rPr>
           <w:lang w:val="es_ES" w:bidi="es_ES"/>
         </w:rPr>
         <w:t xml:space="preserve">, </w:t>
       </w:r>
-      <w:hyperlink r:id="rId206">
-        <w:r>
-          <w:rPr>
-            <w:lang w:val="es_ES" w:bidi="es_ES"/>
-          </w:rPr>
-          <w:rPr>
-            <w:color w:val="0000EE"/>
-            <w:u w:val="single"/>
-          </w:rPr>
-          <w:t>51</w:t>
-        </w:r>
-      </w:hyperlink>
+      <w:r>
+        <w:rPr>
+          <w:lang w:val="es_ES" w:bidi="es_ES"/>
+        </w:rPr>
+        <w:t>51</w:t>
+      </w:r>
       <w:r>
         <w:rPr>
           <w:lang w:val="es_ES" w:bidi="es_ES"/>
         </w:rPr>
         <w:t xml:space="preserve">; </w:t>
       </w:r>
-      <w:hyperlink r:id="rId220">
-        <w:r>
-          <w:rPr>
-            <w:lang w:val="es_ES" w:bidi="es_ES"/>
-          </w:rPr>
-          <w:rPr>
-            <w:color w:val="0000EE"/>
-            <w:u w:val="single"/>
-          </w:rPr>
-          <w:t>9:20</w:t>
-        </w:r>
-      </w:hyperlink>
+      <w:r>
+        <w:rPr>
+          <w:lang w:val="es_ES" w:bidi="es_ES"/>
+        </w:rPr>
+        <w:t>9:20</w:t>
+      </w:r>
       <w:r>
         <w:rPr>
           <w:lang w:val="es_ES" w:bidi="es_ES"/>
         </w:rPr>
         <w:t xml:space="preserve">, </w:t>
       </w:r>
-      <w:hyperlink r:id="rId281">
-        <w:r>
-          <w:rPr>
-            <w:lang w:val="es_ES" w:bidi="es_ES"/>
-          </w:rPr>
-          <w:rPr>
-            <w:color w:val="0000EE"/>
-            <w:u w:val="single"/>
-          </w:rPr>
-          <w:t>28–33,</w:t>
-        </w:r>
-      </w:hyperlink>
-      <w:r>
-        <w:rPr>
-          <w:lang w:val="es_ES" w:bidi="es_ES"/>
-        </w:rPr>
-        <w:t xml:space="preserve"> </w:t>
-      </w:r>
-      <w:hyperlink r:id="rId282">
-        <w:r>
-          <w:rPr>
-            <w:lang w:val="es_ES" w:bidi="es_ES"/>
-          </w:rPr>
-          <w:rPr>
-            <w:color w:val="0000EE"/>
-            <w:u w:val="single"/>
-          </w:rPr>
-          <w:t>12:41,</w:t>
-        </w:r>
-      </w:hyperlink>
-      <w:r>
-        <w:rPr>
-          <w:lang w:val="es_ES" w:bidi="es_ES"/>
-        </w:rPr>
-        <w:t xml:space="preserve"> </w:t>
-      </w:r>
-      <w:hyperlink r:id="rId283">
-        <w:r>
-          <w:rPr>
-            <w:lang w:val="es_ES" w:bidi="es_ES"/>
-          </w:rPr>
-          <w:rPr>
-            <w:color w:val="0000EE"/>
-            <w:u w:val="single"/>
-          </w:rPr>
-          <w:t>18:28,</w:t>
-        </w:r>
-      </w:hyperlink>
-      <w:r>
-        <w:rPr>
-          <w:lang w:val="es_ES" w:bidi="es_ES"/>
-        </w:rPr>
-        <w:t xml:space="preserve"> </w:t>
-      </w:r>
-      <w:hyperlink r:id="rId284">
-        <w:r>
-          <w:rPr>
-            <w:lang w:val="es_ES" w:bidi="es_ES"/>
-          </w:rPr>
-          <w:rPr>
-            <w:color w:val="0000EE"/>
-            <w:u w:val="single"/>
-          </w:rPr>
-          <w:t>22:8,</w:t>
-        </w:r>
-      </w:hyperlink>
-      <w:r>
-        <w:rPr>
-          <w:lang w:val="es_ES" w:bidi="es_ES"/>
-        </w:rPr>
-        <w:t xml:space="preserve"> </w:t>
-      </w:r>
-      <w:hyperlink r:id="rId229">
-        <w:r>
-          <w:rPr>
-            <w:lang w:val="es_ES" w:bidi="es_ES"/>
-          </w:rPr>
-          <w:rPr>
-            <w:color w:val="0000EE"/>
-            <w:u w:val="single"/>
-          </w:rPr>
-          <w:t>31–34,</w:t>
-        </w:r>
-      </w:hyperlink>
-      <w:r>
-        <w:rPr>
-          <w:lang w:val="es_ES" w:bidi="es_ES"/>
-        </w:rPr>
-        <w:t xml:space="preserve"> </w:t>
-      </w:r>
-      <w:hyperlink r:id="rId285">
-        <w:r>
-          <w:rPr>
-            <w:lang w:val="es_ES" w:bidi="es_ES"/>
-          </w:rPr>
-          <w:rPr>
-            <w:color w:val="0000EE"/>
-            <w:u w:val="single"/>
-          </w:rPr>
-          <w:t>55–62</w:t>
-        </w:r>
-      </w:hyperlink>
+      <w:r>
+        <w:rPr>
+          <w:lang w:val="es_ES" w:bidi="es_ES"/>
+        </w:rPr>
+        <w:t>28–33,</w:t>
+      </w:r>
+      <w:r>
+        <w:rPr>
+          <w:lang w:val="es_ES" w:bidi="es_ES"/>
+        </w:rPr>
+        <w:t xml:space="preserve"> </w:t>
+      </w:r>
+      <w:r>
+        <w:rPr>
+          <w:lang w:val="es_ES" w:bidi="es_ES"/>
+        </w:rPr>
+        <w:t>12:41,</w:t>
+      </w:r>
+      <w:r>
+        <w:rPr>
+          <w:lang w:val="es_ES" w:bidi="es_ES"/>
+        </w:rPr>
+        <w:t xml:space="preserve"> </w:t>
+      </w:r>
+      <w:r>
+        <w:rPr>
+          <w:lang w:val="es_ES" w:bidi="es_ES"/>
+        </w:rPr>
+        <w:t>18:28,</w:t>
+      </w:r>
+      <w:r>
+        <w:rPr>
+          <w:lang w:val="es_ES" w:bidi="es_ES"/>
+        </w:rPr>
+        <w:t xml:space="preserve"> </w:t>
+      </w:r>
+      <w:r>
+        <w:rPr>
+          <w:lang w:val="es_ES" w:bidi="es_ES"/>
+        </w:rPr>
+        <w:t>22:8,</w:t>
+      </w:r>
+      <w:r>
+        <w:rPr>
+          <w:lang w:val="es_ES" w:bidi="es_ES"/>
+        </w:rPr>
+        <w:t xml:space="preserve"> </w:t>
+      </w:r>
+      <w:r>
+        <w:rPr>
+          <w:lang w:val="es_ES" w:bidi="es_ES"/>
+        </w:rPr>
+        <w:t>31–34,</w:t>
+      </w:r>
+      <w:r>
+        <w:rPr>
+          <w:lang w:val="es_ES" w:bidi="es_ES"/>
+        </w:rPr>
+        <w:t xml:space="preserve"> </w:t>
+      </w:r>
+      <w:r>
+        <w:rPr>
+          <w:lang w:val="es_ES" w:bidi="es_ES"/>
+        </w:rPr>
+        <w:t>55–62</w:t>
+      </w:r>
       <w:r>
         <w:rPr>
           <w:lang w:val="es_ES" w:bidi="es_ES"/>
         </w:rPr>
         <w:t xml:space="preserve">; </w:t>
       </w:r>
-      <w:hyperlink r:id="rId286">
-        <w:r>
-          <w:rPr>
-            <w:lang w:val="es_ES" w:bidi="es_ES"/>
-          </w:rPr>
-          <w:rPr>
-            <w:color w:val="0000EE"/>
-            <w:u w:val="single"/>
-          </w:rPr>
-          <w:t>24:12</w:t>
-        </w:r>
-      </w:hyperlink>
+      <w:r>
+        <w:rPr>
+          <w:lang w:val="es_ES" w:bidi="es_ES"/>
+        </w:rPr>
+        <w:t>24:12</w:t>
+      </w:r>
       <w:r>
         <w:rPr>
           <w:lang w:val="es_ES" w:bidi="es_ES"/>
         </w:rPr>
         <w:t xml:space="preserve">, </w:t>
       </w:r>
-      <w:hyperlink r:id="rId287">
-        <w:r>
-          <w:rPr>
-            <w:lang w:val="es_ES" w:bidi="es_ES"/>
-          </w:rPr>
-          <w:rPr>
-            <w:color w:val="0000EE"/>
-            <w:u w:val="single"/>
-          </w:rPr>
-          <w:t>34</w:t>
-        </w:r>
-      </w:hyperlink>
+      <w:r>
+        <w:rPr>
+          <w:lang w:val="es_ES" w:bidi="es_ES"/>
+        </w:rPr>
+        <w:t>34</w:t>
+      </w:r>
       <w:r>
         <w:rPr>
           <w:lang w:val="es_ES" w:bidi="es_ES"/>
         </w:rPr>
         <w:t xml:space="preserve">; </w:t>
       </w:r>
-      <w:hyperlink r:id="rId288">
-        <w:r>
-          <w:rPr>
-            <w:lang w:val="es_ES" w:bidi="es_ES"/>
-          </w:rPr>
-          <w:rPr>
-            <w:color w:val="0000EE"/>
-            <w:u w:val="single"/>
-          </w:rPr>
-          <w:t>Juan 1:40–42</w:t>
-        </w:r>
-      </w:hyperlink>
+      <w:r>
+        <w:rPr>
+          <w:lang w:val="es_ES" w:bidi="es_ES"/>
+        </w:rPr>
+        <w:t>Juan 1:40–42</w:t>
+      </w:r>
       <w:r>
         <w:rPr>
           <w:lang w:val="es_ES" w:bidi="es_ES"/>
         </w:rPr>
         <w:t xml:space="preserve">, </w:t>
       </w:r>
-      <w:hyperlink r:id="rId191">
-        <w:r>
-          <w:rPr>
-            <w:lang w:val="es_ES" w:bidi="es_ES"/>
-          </w:rPr>
-          <w:rPr>
-            <w:color w:val="0000EE"/>
-            <w:u w:val="single"/>
-          </w:rPr>
-          <w:t>44</w:t>
-        </w:r>
-      </w:hyperlink>
+      <w:r>
+        <w:rPr>
+          <w:lang w:val="es_ES" w:bidi="es_ES"/>
+        </w:rPr>
+        <w:t>44</w:t>
+      </w:r>
       <w:r>
         <w:rPr>
           <w:lang w:val="es_ES" w:bidi="es_ES"/>
         </w:rPr>
         <w:t xml:space="preserve">; </w:t>
       </w:r>
-      <w:hyperlink r:id="rId289">
-        <w:r>
-          <w:rPr>
-            <w:lang w:val="es_ES" w:bidi="es_ES"/>
-          </w:rPr>
-          <w:rPr>
-            <w:color w:val="0000EE"/>
-            <w:u w:val="single"/>
-          </w:rPr>
-          <w:t>6:8</w:t>
-        </w:r>
-      </w:hyperlink>
+      <w:r>
+        <w:rPr>
+          <w:lang w:val="es_ES" w:bidi="es_ES"/>
+        </w:rPr>
+        <w:t>6:8</w:t>
+      </w:r>
       <w:r>
         <w:rPr>
           <w:lang w:val="es_ES" w:bidi="es_ES"/>
         </w:rPr>
         <w:t xml:space="preserve">, </w:t>
       </w:r>
-      <w:hyperlink r:id="rId290">
-        <w:r>
-          <w:rPr>
-            <w:lang w:val="es_ES" w:bidi="es_ES"/>
-          </w:rPr>
-          <w:rPr>
-            <w:color w:val="0000EE"/>
-            <w:u w:val="single"/>
-          </w:rPr>
-          <w:t>68</w:t>
-        </w:r>
-      </w:hyperlink>
+      <w:r>
+        <w:rPr>
+          <w:lang w:val="es_ES" w:bidi="es_ES"/>
+        </w:rPr>
+        <w:t>68</w:t>
+      </w:r>
       <w:r>
         <w:rPr>
           <w:lang w:val="es_ES" w:bidi="es_ES"/>
         </w:rPr>
         <w:t xml:space="preserve">; </w:t>
       </w:r>
-      <w:hyperlink r:id="rId291">
-        <w:r>
-          <w:rPr>
-            <w:lang w:val="es_ES" w:bidi="es_ES"/>
-          </w:rPr>
-          <w:rPr>
-            <w:color w:val="0000EE"/>
-            <w:u w:val="single"/>
-          </w:rPr>
-          <w:t>13:6–10</w:t>
-        </w:r>
-      </w:hyperlink>
+      <w:r>
+        <w:rPr>
+          <w:lang w:val="es_ES" w:bidi="es_ES"/>
+        </w:rPr>
+        <w:t>13:6–10</w:t>
+      </w:r>
       <w:r>
         <w:rPr>
           <w:lang w:val="es_ES" w:bidi="es_ES"/>
         </w:rPr>
         <w:t xml:space="preserve">, </w:t>
       </w:r>
-      <w:hyperlink r:id="rId292">
-        <w:r>
-          <w:rPr>
-            <w:lang w:val="es_ES" w:bidi="es_ES"/>
-          </w:rPr>
-          <w:rPr>
-            <w:color w:val="0000EE"/>
-            <w:u w:val="single"/>
-          </w:rPr>
-          <w:t>24</w:t>
-        </w:r>
-      </w:hyperlink>
+      <w:r>
+        <w:rPr>
+          <w:lang w:val="es_ES" w:bidi="es_ES"/>
+        </w:rPr>
+        <w:t>24</w:t>
+      </w:r>
       <w:r>
         <w:rPr>
           <w:lang w:val="es_ES" w:bidi="es_ES"/>
         </w:rPr>
         <w:t xml:space="preserve">, </w:t>
       </w:r>
-      <w:hyperlink r:id="rId293">
-        <w:r>
-          <w:rPr>
-            <w:lang w:val="es_ES" w:bidi="es_ES"/>
-          </w:rPr>
-          <w:rPr>
-            <w:color w:val="0000EE"/>
-            <w:u w:val="single"/>
-          </w:rPr>
-          <w:t>36–38</w:t>
-        </w:r>
-      </w:hyperlink>
+      <w:r>
+        <w:rPr>
+          <w:lang w:val="es_ES" w:bidi="es_ES"/>
+        </w:rPr>
+        <w:t>36–38</w:t>
+      </w:r>
       <w:r>
         <w:rPr>
           <w:lang w:val="es_ES" w:bidi="es_ES"/>
         </w:rPr>
         <w:t xml:space="preserve">; </w:t>
       </w:r>
-      <w:hyperlink r:id="rId294">
-        <w:r>
-          <w:rPr>
-            <w:lang w:val="es_ES" w:bidi="es_ES"/>
-          </w:rPr>
-          <w:rPr>
-            <w:color w:val="0000EE"/>
-            <w:u w:val="single"/>
-          </w:rPr>
-          <w:t>18:10–11</w:t>
-        </w:r>
-      </w:hyperlink>
+      <w:r>
+        <w:rPr>
+          <w:lang w:val="es_ES" w:bidi="es_ES"/>
+        </w:rPr>
+        <w:t>18:10–11</w:t>
+      </w:r>
       <w:r>
         <w:rPr>
           <w:lang w:val="es_ES" w:bidi="es_ES"/>
         </w:rPr>
         <w:t xml:space="preserve">, </w:t>
       </w:r>
-      <w:hyperlink r:id="rId295">
-        <w:r>
-          <w:rPr>
-            <w:lang w:val="es_ES" w:bidi="es_ES"/>
-          </w:rPr>
-          <w:rPr>
-            <w:color w:val="0000EE"/>
-            <w:u w:val="single"/>
-          </w:rPr>
-          <w:t>15–18</w:t>
-        </w:r>
-      </w:hyperlink>
+      <w:r>
+        <w:rPr>
+          <w:lang w:val="es_ES" w:bidi="es_ES"/>
+        </w:rPr>
+        <w:t>15–18</w:t>
+      </w:r>
       <w:r>
         <w:rPr>
           <w:lang w:val="es_ES" w:bidi="es_ES"/>
         </w:rPr>
         <w:t xml:space="preserve">, </w:t>
       </w:r>
-      <w:hyperlink r:id="rId296">
-        <w:r>
-          <w:rPr>
-            <w:lang w:val="es_ES" w:bidi="es_ES"/>
-          </w:rPr>
-          <w:rPr>
-            <w:color w:val="0000EE"/>
-            <w:u w:val="single"/>
-          </w:rPr>
-          <w:t>25–27</w:t>
-        </w:r>
-      </w:hyperlink>
+      <w:r>
+        <w:rPr>
+          <w:lang w:val="es_ES" w:bidi="es_ES"/>
+        </w:rPr>
+        <w:t>25–27</w:t>
+      </w:r>
       <w:r>
         <w:rPr>
           <w:lang w:val="es_ES" w:bidi="es_ES"/>
         </w:rPr>
         <w:t xml:space="preserve">; </w:t>
       </w:r>
-      <w:hyperlink r:id="rId297">
-        <w:r>
-          <w:rPr>
-            <w:lang w:val="es_ES" w:bidi="es_ES"/>
-          </w:rPr>
-          <w:rPr>
-            <w:color w:val="0000EE"/>
-            <w:u w:val="single"/>
-          </w:rPr>
-          <w:t>20:2–6,</w:t>
-        </w:r>
-      </w:hyperlink>
-      <w:r>
-        <w:rPr>
-          <w:lang w:val="es_ES" w:bidi="es_ES"/>
-        </w:rPr>
-        <w:t xml:space="preserve"> </w:t>
-      </w:r>
-      <w:hyperlink r:id="rId298">
-        <w:r>
-          <w:rPr>
-            <w:lang w:val="es_ES" w:bidi="es_ES"/>
-          </w:rPr>
-          <w:rPr>
-            <w:color w:val="0000EE"/>
-            <w:u w:val="single"/>
-          </w:rPr>
-          <w:t>21:2–21,</w:t>
-        </w:r>
-      </w:hyperlink>
-      <w:r>
-        <w:rPr>
-          <w:lang w:val="es_ES" w:bidi="es_ES"/>
-        </w:rPr>
-        <w:t xml:space="preserve"> </w:t>
-      </w:r>
-      <w:hyperlink r:id="rId299">
-        <w:r>
-          <w:rPr>
-            <w:lang w:val="es_ES" w:bidi="es_ES"/>
-          </w:rPr>
-          <w:rPr>
-            <w:color w:val="0000EE"/>
-            <w:u w:val="single"/>
-          </w:rPr>
-          <w:t>Hechos 1:1–12:25,</w:t>
-        </w:r>
-      </w:hyperlink>
-      <w:r>
-        <w:rPr>
-          <w:lang w:val="es_ES" w:bidi="es_ES"/>
-        </w:rPr>
-        <w:t xml:space="preserve"> </w:t>
-      </w:r>
-      <w:hyperlink r:id="rId249">
-        <w:r>
-          <w:rPr>
-            <w:lang w:val="es_ES" w:bidi="es_ES"/>
-          </w:rPr>
-          <w:rPr>
-            <w:color w:val="0000EE"/>
-            <w:u w:val="single"/>
-          </w:rPr>
-          <w:t>15:7–11,</w:t>
-        </w:r>
-      </w:hyperlink>
-      <w:r>
-        <w:rPr>
-          <w:lang w:val="es_ES" w:bidi="es_ES"/>
-        </w:rPr>
-        <w:t xml:space="preserve"> </w:t>
-      </w:r>
-      <w:hyperlink r:id="rId300">
-        <w:r>
-          <w:rPr>
-            <w:lang w:val="es_ES" w:bidi="es_ES"/>
-          </w:rPr>
-          <w:rPr>
-            <w:color w:val="0000EE"/>
-            <w:u w:val="single"/>
-          </w:rPr>
-          <w:t>Gálatas 2:7–16,</w:t>
-        </w:r>
-      </w:hyperlink>
-      <w:r>
-        <w:rPr>
-          <w:lang w:val="es_ES" w:bidi="es_ES"/>
-        </w:rPr>
-        <w:t xml:space="preserve"> </w:t>
-      </w:r>
-      <w:hyperlink r:id="rId301">
-        <w:r>
-          <w:rPr>
-            <w:lang w:val="es_ES" w:bidi="es_ES"/>
-          </w:rPr>
-          <w:rPr>
-            <w:color w:val="0000EE"/>
-            <w:u w:val="single"/>
-          </w:rPr>
-          <w:t>1 Pedro 1:1–5:14,</w:t>
-        </w:r>
-      </w:hyperlink>
-      <w:r>
-        <w:rPr>
-          <w:lang w:val="es_ES" w:bidi="es_ES"/>
-        </w:rPr>
-        <w:t xml:space="preserve"> </w:t>
-      </w:r>
-      <w:hyperlink r:id="rId302">
-        <w:r>
-          <w:rPr>
-            <w:lang w:val="es_ES" w:bidi="es_ES"/>
-          </w:rPr>
-          <w:rPr>
-            <w:color w:val="0000EE"/>
-            <w:u w:val="single"/>
-          </w:rPr>
-          <w:t>2 Pedro 1:1–3:18</w:t>
-        </w:r>
-      </w:hyperlink>
+      <w:r>
+        <w:rPr>
+          <w:lang w:val="es_ES" w:bidi="es_ES"/>
+        </w:rPr>
+        <w:t>20:2–6,</w:t>
+      </w:r>
+      <w:r>
+        <w:rPr>
+          <w:lang w:val="es_ES" w:bidi="es_ES"/>
+        </w:rPr>
+        <w:t xml:space="preserve"> </w:t>
+      </w:r>
+      <w:r>
+        <w:rPr>
+          <w:lang w:val="es_ES" w:bidi="es_ES"/>
+        </w:rPr>
+        <w:t>21:2–21,</w:t>
+      </w:r>
+      <w:r>
+        <w:rPr>
+          <w:lang w:val="es_ES" w:bidi="es_ES"/>
+        </w:rPr>
+        <w:t xml:space="preserve"> </w:t>
+      </w:r>
+      <w:r>
+        <w:rPr>
+          <w:lang w:val="es_ES" w:bidi="es_ES"/>
+        </w:rPr>
+        <w:t>Hechos 1:1–12:25,</w:t>
+      </w:r>
+      <w:r>
+        <w:rPr>
+          <w:lang w:val="es_ES" w:bidi="es_ES"/>
+        </w:rPr>
+        <w:t xml:space="preserve"> </w:t>
+      </w:r>
+      <w:r>
+        <w:rPr>
+          <w:lang w:val="es_ES" w:bidi="es_ES"/>
+        </w:rPr>
+        <w:t>15:7–11,</w:t>
+      </w:r>
+      <w:r>
+        <w:rPr>
+          <w:lang w:val="es_ES" w:bidi="es_ES"/>
+        </w:rPr>
+        <w:t xml:space="preserve"> </w:t>
+      </w:r>
+      <w:r>
+        <w:rPr>
+          <w:lang w:val="es_ES" w:bidi="es_ES"/>
+        </w:rPr>
+        <w:t>Gálatas 2:7–16,</w:t>
+      </w:r>
+      <w:r>
+        <w:rPr>
+          <w:lang w:val="es_ES" w:bidi="es_ES"/>
+        </w:rPr>
+        <w:t xml:space="preserve"> </w:t>
+      </w:r>
+      <w:r>
+        <w:rPr>
+          <w:lang w:val="es_ES" w:bidi="es_ES"/>
+        </w:rPr>
+        <w:t>1 Pedro 1:1–5:14,</w:t>
+      </w:r>
+      <w:r>
+        <w:rPr>
+          <w:lang w:val="es_ES" w:bidi="es_ES"/>
+        </w:rPr>
+        <w:t xml:space="preserve"> </w:t>
+      </w:r>
+      <w:r>
+        <w:rPr>
+          <w:lang w:val="es_ES" w:bidi="es_ES"/>
+        </w:rPr>
+        <w:t>2 Pedro 1:1–3:18</w:t>
+      </w:r>
       <w:r>
         <w:rPr>
           <w:lang w:val="es_ES" w:bidi="es_ES"/>
